--- a/docs/전달용/KABOAT2026_보고서_양식_SSF.docx
+++ b/docs/전달용/KABOAT2026_보고서_양식_SSF.docx
@@ -221,7 +221,7 @@
           <w:sz w:val="20"/>
           <w:szCs w:val="20"/>
         </w:rPr>
-        <w:t xml:space="preserve">   6) 제작 과정</w:t>
+        <w:t xml:space="preserve">   6) 제작 과정   6.1) 몰드 제작   6.2) FRP 적층   6.3) 퍼티·수밀   6.4) 부착물·브래킷   6.5) 2026 변경점</w:t>
       </w:r>
     </w:p>
     <w:p>
@@ -403,7 +403,7 @@
           <w:sz w:val="20"/>
           <w:szCs w:val="20"/>
         </w:rPr>
-        <w:t xml:space="preserve">   4) 탑재 장비 배치도</w:t>
+        <w:t xml:space="preserve">   4) 회로·장비 조립 과정   4.1) 퓨즈홀더·분기   4.2) 허브 계통   4.3) 카메라 계통   4.4) 박스 수납·케이블 출구   4.5) 마스트·센서 장착</w:t>
       </w:r>
     </w:p>
     <w:p>
@@ -416,7 +416,7 @@
           <w:sz w:val="20"/>
           <w:szCs w:val="20"/>
         </w:rPr>
-        <w:t xml:space="preserve">   5) 친환경 시스템 및 에너지 효율</w:t>
+        <w:t xml:space="preserve">   5) 탑재 장비 배치도</w:t>
       </w:r>
     </w:p>
     <w:p>
@@ -429,7 +429,20 @@
           <w:sz w:val="20"/>
           <w:szCs w:val="20"/>
         </w:rPr>
-        <w:t xml:space="preserve">   6) 회로 장비 및 구성</w:t>
+        <w:t xml:space="preserve">   6) 친환경 시스템 및 에너지 효율</w:t>
+      </w:r>
+    </w:p>
+    <w:p>
+      <w:pPr>
+        <w:spacing w:after="100" w:line="300"/>
+      </w:pPr>
+      <w:r>
+        <w:rPr>
+          <w:rFonts w:ascii="Malgun Gothic" w:cs="Malgun Gothic" w:eastAsia="Malgun Gothic" w:hAnsi="Malgun Gothic"/>
+          <w:sz w:val="20"/>
+          <w:szCs w:val="20"/>
+        </w:rPr>
+        <w:t xml:space="preserve">   7) 회로 장비 및 구성</w:t>
       </w:r>
     </w:p>
     <w:p>
@@ -497,7 +510,7 @@
           <w:sz w:val="18"/>
           <w:szCs w:val="18"/>
         </w:rPr>
-        <w:t xml:space="preserve">▶ 뼈대 = 2025 S.S.F 보고서(Ⅰ~Ⅶ). 굵게 보강한 절: Ⅱ-1·4·5, Ⅲ-2~6, Ⅳ-3·4·5, Ⅵ, 부록. 근거 = 경기규정 3.1(2)(침몰방지 필수), 설계심사표 12항목, 2025 설계심사 상위 보고서(SeaNU·ECOCEAN·i-Tricat 251/252). 작년 SSF 는 자율운항시스템·알고리듬·자료작성 항목에서 상위와 1점 이상 벌어졌고 선체 항목은 동급이었다.</w:t>
+        <w:t xml:space="preserve">▶ 뼈대 = 2025 S.S.F 보고서(Ⅰ~Ⅶ). 굵게 보강한 절: Ⅱ-1·4·5·6, Ⅲ-2~6, Ⅳ-3·4·5·6, Ⅵ, 부록. 근거 = 경기규정 3.1(2)(침몰방지 필수), 설계심사표 12항목, 2025 설계심사 상위 보고서(SeaNU·ECOCEAN·i-Tricat 251/252). 작년 SSF 는 자율운항시스템·알고리듬·자료작성 항목에서 상위와 1점 이상 벌어졌고 선체 항목은 동급이었다.</w:t>
       </w:r>
     </w:p>
     <w:p>
@@ -5386,11 +5399,243 @@
       <w:r>
         <w:rPr>
           <w:rFonts w:ascii="Malgun Gothic" w:cs="Malgun Gothic" w:eastAsia="Malgun Gothic" w:hAnsi="Malgun Gothic"/>
+          <w:i/>
+          <w:iCs/>
+          <w:color w:val="1F7A3A"/>
+          <w:sz w:val="18"/>
+          <w:szCs w:val="18"/>
+        </w:rPr>
+        <w:t xml:space="preserve">▶ 작년 4단계 구성 그대로(생산기술 항목 8.0~8.4 로 상위권). 단계마다 사진 1~2장 + 한 문단. 2026 에 새로 만든 1번배·2번배 공정을 적고, 작년과 달라진 점은 6.5 에 모은다.</w:t>
+      </w:r>
+    </w:p>
+    <w:p>
+      <w:pPr>
+        <w:pStyle w:val="Heading3"/>
+        <w:spacing w:after="80" w:before="160"/>
+      </w:pPr>
+      <w:r>
+        <w:rPr>
+          <w:rFonts w:ascii="Malgun Gothic" w:cs="Malgun Gothic" w:eastAsia="Malgun Gothic" w:hAnsi="Malgun Gothic"/>
+          <w:b/>
+          <w:bCs/>
+          <w:sz w:val="22"/>
+          <w:szCs w:val="22"/>
+        </w:rPr>
+        <w:t xml:space="preserve">6.1) 몰드 제작</w:t>
+      </w:r>
+    </w:p>
+    <w:p>
+      <w:pPr>
+        <w:spacing w:after="100" w:line="300"/>
+      </w:pPr>
+      <w:r>
+        <w:rPr>
+          <w:rFonts w:ascii="Malgun Gothic" w:cs="Malgun Gothic" w:eastAsia="Malgun Gothic" w:hAnsi="Malgun Gothic"/>
+          <w:sz w:val="20"/>
+          <w:szCs w:val="20"/>
+        </w:rPr>
+        <w:t xml:space="preserve">3D 모델링 데이터를 분할 출력(PLA+)하고 에폭시(Six10)로 접합하여 FRP 적층용 몰드를 만든다. 수작업 몰드보다 형상 정밀도와 치수 재현성이 높다. 1번배는 1000 mm 축소 모델을 ×1.66 스케일로 출력했다.</w:t>
+      </w:r>
+    </w:p>
+    <w:p>
+      <w:pPr>
+        <w:spacing w:after="100"/>
+      </w:pPr>
+      <w:r>
+        <w:rPr>
+          <w:rFonts w:ascii="Malgun Gothic" w:cs="Malgun Gothic" w:eastAsia="Malgun Gothic" w:hAnsi="Malgun Gothic"/>
           <w:color w:val="888888"/>
           <w:sz w:val="20"/>
           <w:szCs w:val="20"/>
         </w:rPr>
-        <w:t xml:space="preserve">(FRP 적층 → 퍼티 → 도장 → 갑판·해치 → 관통부 실란트 → 스러스터 브래킷 → 마스트 — 단계별 사진. 2번배 4기 브래킷과 선수 관통부 보강 포함)</w:t>
+        <w:t xml:space="preserve">(사진: 분할 출력물, 접합 완료 몰드. 출력 파라미터 — 레이어 ____ mm, 벽 ____ mm, 인필 ____ %)</w:t>
+      </w:r>
+    </w:p>
+    <w:p>
+      <w:pPr>
+        <w:pStyle w:val="Heading3"/>
+        <w:spacing w:after="80" w:before="160"/>
+      </w:pPr>
+      <w:r>
+        <w:rPr>
+          <w:rFonts w:ascii="Malgun Gothic" w:cs="Malgun Gothic" w:eastAsia="Malgun Gothic" w:hAnsi="Malgun Gothic"/>
+          <w:b/>
+          <w:bCs/>
+          <w:sz w:val="22"/>
+          <w:szCs w:val="22"/>
+        </w:rPr>
+        <w:t xml:space="preserve">6.2) FRP 적층</w:t>
+      </w:r>
+    </w:p>
+    <w:p>
+      <w:pPr>
+        <w:spacing w:after="100" w:line="300"/>
+      </w:pPr>
+      <w:r>
+        <w:rPr>
+          <w:rFonts w:ascii="Malgun Gothic" w:cs="Malgun Gothic" w:eastAsia="Malgun Gothic" w:hAnsi="Malgun Gothic"/>
+          <w:sz w:val="20"/>
+          <w:szCs w:val="20"/>
+        </w:rPr>
+        <w:t xml:space="preserve">선체는 춉 매트–얀 크로스–춉 매트–얀 크로스–춉 매트 5회, 갑판·킬은 4회 적층. 작업 온도·경화 시간 ____. 적층 후 내부 몰드 제거.</w:t>
+      </w:r>
+    </w:p>
+    <w:p>
+      <w:pPr>
+        <w:spacing w:after="100"/>
+      </w:pPr>
+      <w:r>
+        <w:rPr>
+          <w:rFonts w:ascii="Malgun Gothic" w:cs="Malgun Gothic" w:eastAsia="Malgun Gothic" w:hAnsi="Malgun Gothic"/>
+          <w:color w:val="888888"/>
+          <w:sz w:val="20"/>
+          <w:szCs w:val="20"/>
+        </w:rPr>
+        <w:t xml:space="preserve">(사진: 적층 중, 탈형 후. 선체 1척 재료 소요 — 매트 ____ m², 수지 ____ kg)</w:t>
+      </w:r>
+    </w:p>
+    <w:p>
+      <w:pPr>
+        <w:pStyle w:val="Heading3"/>
+        <w:spacing w:after="80" w:before="160"/>
+      </w:pPr>
+      <w:r>
+        <w:rPr>
+          <w:rFonts w:ascii="Malgun Gothic" w:cs="Malgun Gothic" w:eastAsia="Malgun Gothic" w:hAnsi="Malgun Gothic"/>
+          <w:b/>
+          <w:bCs/>
+          <w:sz w:val="22"/>
+          <w:szCs w:val="22"/>
+        </w:rPr>
+        <w:t xml:space="preserve">6.3) 퍼티·수밀</w:t>
+      </w:r>
+    </w:p>
+    <w:p>
+      <w:pPr>
+        <w:spacing w:after="100" w:line="300"/>
+      </w:pPr>
+      <w:r>
+        <w:rPr>
+          <w:rFonts w:ascii="Malgun Gothic" w:cs="Malgun Gothic" w:eastAsia="Malgun Gothic" w:hAnsi="Malgun Gothic"/>
+          <w:sz w:val="20"/>
+          <w:szCs w:val="20"/>
+        </w:rPr>
+        <w:t xml:space="preserve">포리퍼티로 표면 보강 후 사포 마감, 킬 동일 공정. 외벽은 방수제(노루페인트) 도포. 퍼티는 표면 보정뿐 아니라 수밀성 강화 역할.</w:t>
+      </w:r>
+    </w:p>
+    <w:p>
+      <w:pPr>
+        <w:spacing w:after="100"/>
+      </w:pPr>
+      <w:r>
+        <w:rPr>
+          <w:rFonts w:ascii="Malgun Gothic" w:cs="Malgun Gothic" w:eastAsia="Malgun Gothic" w:hAnsi="Malgun Gothic"/>
+          <w:color w:val="888888"/>
+          <w:sz w:val="20"/>
+          <w:szCs w:val="20"/>
+        </w:rPr>
+        <w:t xml:space="preserve">(사진: 퍼티·사포 후, 도장 후. 수밀 시험 결과는 Ⅱ-4 와 연결)</w:t>
+      </w:r>
+    </w:p>
+    <w:p>
+      <w:pPr>
+        <w:pStyle w:val="Heading3"/>
+        <w:spacing w:after="80" w:before="160"/>
+      </w:pPr>
+      <w:r>
+        <w:rPr>
+          <w:rFonts w:ascii="Malgun Gothic" w:cs="Malgun Gothic" w:eastAsia="Malgun Gothic" w:hAnsi="Malgun Gothic"/>
+          <w:b/>
+          <w:bCs/>
+          <w:sz w:val="22"/>
+          <w:szCs w:val="22"/>
+        </w:rPr>
+        <w:t xml:space="preserve">6.4) 부착물·브래킷</w:t>
+      </w:r>
+    </w:p>
+    <w:p>
+      <w:pPr>
+        <w:spacing w:after="100" w:line="300"/>
+      </w:pPr>
+      <w:r>
+        <w:rPr>
+          <w:rFonts w:ascii="Malgun Gothic" w:cs="Malgun Gothic" w:eastAsia="Malgun Gothic" w:hAnsi="Malgun Gothic"/>
+          <w:sz w:val="20"/>
+          <w:szCs w:val="20"/>
+        </w:rPr>
+        <w:t xml:space="preserve">각 부품에 방수제 도포 후 나사 고정, 틈은 에폭시+실리콘 혼합 마감(경화 후 탄성 유지 → 진동·충격 응력 완화). 스러스터 브래킷은 프로펠러 축이 선저 아래 ≥50 mm 가 되도록 제작(Ⅱ-3.3). 2번배는 선수 2기용 관통부·브래킷 보강 추가.</w:t>
+      </w:r>
+    </w:p>
+    <w:p>
+      <w:pPr>
+        <w:spacing w:after="100"/>
+      </w:pPr>
+      <w:r>
+        <w:rPr>
+          <w:rFonts w:ascii="Malgun Gothic" w:cs="Malgun Gothic" w:eastAsia="Malgun Gothic" w:hAnsi="Malgun Gothic"/>
+          <w:color w:val="888888"/>
+          <w:sz w:val="20"/>
+          <w:szCs w:val="20"/>
+        </w:rPr>
+        <w:t xml:space="preserve">(사진: 스러스터 브래킷, 러더, 갑판 해치·개스킷, 마스트 베이스)</w:t>
+      </w:r>
+    </w:p>
+    <w:p>
+      <w:pPr>
+        <w:pStyle w:val="Heading3"/>
+        <w:spacing w:after="80" w:before="160"/>
+      </w:pPr>
+      <w:r>
+        <w:rPr>
+          <w:rFonts w:ascii="Malgun Gothic" w:cs="Malgun Gothic" w:eastAsia="Malgun Gothic" w:hAnsi="Malgun Gothic"/>
+          <w:b/>
+          <w:bCs/>
+          <w:sz w:val="22"/>
+          <w:szCs w:val="22"/>
+        </w:rPr>
+        <w:t xml:space="preserve">6.5) 2026 변경점</w:t>
+      </w:r>
+    </w:p>
+    <w:p>
+      <w:pPr>
+        <w:spacing w:after="60" w:line="290"/>
+        <w:ind w:left="360" w:hanging="240"/>
+      </w:pPr>
+      <w:r>
+        <w:rPr>
+          <w:rFonts w:ascii="Malgun Gothic" w:cs="Malgun Gothic" w:eastAsia="Malgun Gothic" w:hAnsi="Malgun Gothic"/>
+          <w:sz w:val="20"/>
+          <w:szCs w:val="20"/>
+        </w:rPr>
+        <w:t xml:space="preserve">•  2번배 신규 제작 1.77 × 0.535 × 0.14 — 선체 깊이가 작아 방수박스 뚜껑 15 mm 돌출, 선수 스러스터 2기 관통부.</w:t>
+      </w:r>
+    </w:p>
+    <w:p>
+      <w:pPr>
+        <w:spacing w:after="60" w:line="290"/>
+        <w:ind w:left="360" w:hanging="240"/>
+      </w:pPr>
+      <w:r>
+        <w:rPr>
+          <w:rFonts w:ascii="Malgun Gothic" w:cs="Malgun Gothic" w:eastAsia="Malgun Gothic" w:hAnsi="Malgun Gothic"/>
+          <w:sz w:val="20"/>
+          <w:szCs w:val="20"/>
+        </w:rPr>
+        <w:t xml:space="preserve">•  ⚠️ 작년 대비 선체 중량 변화 ____ kg → ____ kg (i-Tricat 식 정량 비교).</w:t>
+      </w:r>
+    </w:p>
+    <w:p>
+      <w:pPr>
+        <w:spacing w:after="60" w:line="290"/>
+        <w:ind w:left="360" w:hanging="240"/>
+      </w:pPr>
+      <w:r>
+        <w:rPr>
+          <w:rFonts w:ascii="Malgun Gothic" w:cs="Malgun Gothic" w:eastAsia="Malgun Gothic" w:hAnsi="Malgun Gothic"/>
+          <w:sz w:val="20"/>
+          <w:szCs w:val="20"/>
+        </w:rPr>
+        <w:t xml:space="preserve">•  ⚠️ 갑판 관통을 마스트 구멍으로 통합(케이블_출구_맵) — 관통부 수 ____ → ____.</w:t>
       </w:r>
     </w:p>
     <w:p>
@@ -13202,7 +13447,254 @@
           <w:sz w:val="26"/>
           <w:szCs w:val="26"/>
         </w:rPr>
-        <w:t xml:space="preserve">4) 탑재 장비 배치도</w:t>
+        <w:t xml:space="preserve">4) 회로·장비 조립 과정</w:t>
+      </w:r>
+    </w:p>
+    <w:p>
+      <w:pPr>
+        <w:spacing w:after="100"/>
+      </w:pPr>
+      <w:r>
+        <w:rPr>
+          <w:rFonts w:ascii="Malgun Gothic" w:cs="Malgun Gothic" w:eastAsia="Malgun Gothic" w:hAnsi="Malgun Gothic"/>
+          <w:i/>
+          <w:iCs/>
+          <w:color w:val="1F7A3A"/>
+          <w:sz w:val="18"/>
+          <w:szCs w:val="18"/>
+        </w:rPr>
+        <w:t xml:space="preserve">▶ docs/절차/OAK_허브_세팅_설명서.md·퓨즈_XL4015_세팅.md·케이블_출구_맵.md 순서. 세팅 당일 단계별 사진을 남겨 이 절을 채운다. 상위 보고서(i-Tricat 252 스러스터 고정부, SeaNU 컨트롤박스 배선)가 이 내용을 제작 절에 넣었다.</w:t>
+      </w:r>
+    </w:p>
+    <w:p>
+      <w:pPr>
+        <w:pStyle w:val="Heading3"/>
+        <w:spacing w:after="80" w:before="160"/>
+      </w:pPr>
+      <w:r>
+        <w:rPr>
+          <w:rFonts w:ascii="Malgun Gothic" w:cs="Malgun Gothic" w:eastAsia="Malgun Gothic" w:hAnsi="Malgun Gothic"/>
+          <w:b/>
+          <w:bCs/>
+          <w:sz w:val="22"/>
+          <w:szCs w:val="22"/>
+        </w:rPr>
+        <w:t xml:space="preserve">4.1) 퓨즈홀더·분기 피그테일</w:t>
+      </w:r>
+    </w:p>
+    <w:p>
+      <w:pPr>
+        <w:spacing w:after="100" w:line="300"/>
+      </w:pPr>
+      <w:r>
+        <w:rPr>
+          <w:rFonts w:ascii="Malgun Gothic" w:cs="Malgun Gothic" w:eastAsia="Malgun Gothic" w:hAnsi="Malgun Gothic"/>
+          <w:sz w:val="20"/>
+          <w:szCs w:val="20"/>
+        </w:rPr>
+        <w:t xml:space="preserve">BF303 홀더 2개(2 A 인젝터용 / 3 A 허브용)를 만들고, EC5 피그테일로 접촉기 앞 배터리 A ⊕/⊖ 에서 보조 분기를 뗀다. 극성은 테스터로 확인 후 수축튜브 마감.</w:t>
+      </w:r>
+    </w:p>
+    <w:p>
+      <w:pPr>
+        <w:spacing w:after="100"/>
+      </w:pPr>
+      <w:r>
+        <w:rPr>
+          <w:rFonts w:ascii="Malgun Gothic" w:cs="Malgun Gothic" w:eastAsia="Malgun Gothic" w:hAnsi="Malgun Gothic"/>
+          <w:color w:val="888888"/>
+          <w:sz w:val="20"/>
+          <w:szCs w:val="20"/>
+        </w:rPr>
+        <w:t xml:space="preserve">(사진: 홀더 2개, 피그테일 분기. 확인값: 분기 전압 ____ V)</w:t>
+      </w:r>
+    </w:p>
+    <w:p>
+      <w:pPr>
+        <w:pStyle w:val="Heading3"/>
+        <w:spacing w:after="80" w:before="160"/>
+      </w:pPr>
+      <w:r>
+        <w:rPr>
+          <w:rFonts w:ascii="Malgun Gothic" w:cs="Malgun Gothic" w:eastAsia="Malgun Gothic" w:hAnsi="Malgun Gothic"/>
+          <w:b/>
+          <w:bCs/>
+          <w:sz w:val="22"/>
+          <w:szCs w:val="22"/>
+        </w:rPr>
+        <w:t xml:space="preserve">4.2) 허브 계통</w:t>
+      </w:r>
+    </w:p>
+    <w:p>
+      <w:pPr>
+        <w:spacing w:after="100" w:line="300"/>
+      </w:pPr>
+      <w:r>
+        <w:rPr>
+          <w:rFonts w:ascii="Malgun Gothic" w:cs="Malgun Gothic" w:eastAsia="Malgun Gothic" w:hAnsi="Malgun Gothic"/>
+          <w:sz w:val="20"/>
+          <w:szCs w:val="20"/>
+        </w:rPr>
+        <w:t xml:space="preserve">분기 → 3 A 퓨즈 → SZWENGAO 5 V 5 A 모듈 → DC 5.5×2.1 플러그 → ipTIME UH308. 허브 연결 전 모듈 출력 5.0 V 확인(조정 불필요, 확인만). 허브에 LiDAR·IMU·GPS·D455 연결 후 노트북 USB-A ② 로.</w:t>
+      </w:r>
+    </w:p>
+    <w:p>
+      <w:pPr>
+        <w:spacing w:after="100"/>
+      </w:pPr>
+      <w:r>
+        <w:rPr>
+          <w:rFonts w:ascii="Malgun Gothic" w:cs="Malgun Gothic" w:eastAsia="Malgun Gothic" w:hAnsi="Malgun Gothic"/>
+          <w:color w:val="888888"/>
+          <w:sz w:val="20"/>
+          <w:szCs w:val="20"/>
+        </w:rPr>
+        <w:t xml:space="preserve">(사진: 모듈·플러그·허브. 확인값: 무부하 ____ V, 4개 연결 후 ____ V)</w:t>
+      </w:r>
+    </w:p>
+    <w:p>
+      <w:pPr>
+        <w:pStyle w:val="Heading3"/>
+        <w:spacing w:after="80" w:before="160"/>
+      </w:pPr>
+      <w:r>
+        <w:rPr>
+          <w:rFonts w:ascii="Malgun Gothic" w:cs="Malgun Gothic" w:eastAsia="Malgun Gothic" w:hAnsi="Malgun Gothic"/>
+          <w:b/>
+          <w:bCs/>
+          <w:sz w:val="22"/>
+          <w:szCs w:val="22"/>
+        </w:rPr>
+        <w:t xml:space="preserve">4.3) 카메라 계통</w:t>
+      </w:r>
+    </w:p>
+    <w:p>
+      <w:pPr>
+        <w:spacing w:after="100" w:line="300"/>
+      </w:pPr>
+      <w:r>
+        <w:rPr>
+          <w:rFonts w:ascii="Malgun Gothic" w:cs="Malgun Gothic" w:eastAsia="Malgun Gothic" w:hAnsi="Malgun Gothic"/>
+          <w:sz w:val="20"/>
+          <w:szCs w:val="20"/>
+        </w:rPr>
+        <w:t xml:space="preserve">분기 → 2 A 퓨즈 → PSE5502G 인젝터(DC IN 5.5×2.1) → Cat5e → OAK-1 PoE. 인젝터 DATA 포트 → NM-UCL02 어댑터 → 노트북 USB-C 직결. 노트북 169.254.1.10/16, 카메라 폴백 IP 169.254.1.222, 포트 11490/11491.</w:t>
+      </w:r>
+    </w:p>
+    <w:p>
+      <w:pPr>
+        <w:spacing w:after="100"/>
+      </w:pPr>
+      <w:r>
+        <w:rPr>
+          <w:rFonts w:ascii="Malgun Gothic" w:cs="Malgun Gothic" w:eastAsia="Malgun Gothic" w:hAnsi="Malgun Gothic"/>
+          <w:color w:val="888888"/>
+          <w:sz w:val="20"/>
+          <w:szCs w:val="20"/>
+        </w:rPr>
+        <w:t xml:space="preserve">(사진: 인젝터·어댑터·OAK. 확인: ping 응답, depthai 토픽 수신, hfov_deg 실측 ____°)</w:t>
+      </w:r>
+    </w:p>
+    <w:p>
+      <w:pPr>
+        <w:pStyle w:val="Heading3"/>
+        <w:spacing w:after="80" w:before="160"/>
+      </w:pPr>
+      <w:r>
+        <w:rPr>
+          <w:rFonts w:ascii="Malgun Gothic" w:cs="Malgun Gothic" w:eastAsia="Malgun Gothic" w:hAnsi="Malgun Gothic"/>
+          <w:b/>
+          <w:bCs/>
+          <w:sz w:val="22"/>
+          <w:szCs w:val="22"/>
+        </w:rPr>
+        <w:t xml:space="preserve">4.4) 박스 수납·케이블 출구</w:t>
+      </w:r>
+    </w:p>
+    <w:p>
+      <w:pPr>
+        <w:spacing w:after="100" w:line="300"/>
+      </w:pPr>
+      <w:r>
+        <w:rPr>
+          <w:rFonts w:ascii="Malgun Gothic" w:cs="Malgun Gothic" w:eastAsia="Malgun Gothic" w:hAnsi="Malgun Gothic"/>
+          <w:sz w:val="20"/>
+          <w:szCs w:val="20"/>
+        </w:rPr>
+        <w:t xml:space="preserve">방수박스(400×300×200)에 노트북·배터리 2·허브·IMU·Mega·승압 모듈·인젝터·퓨즈를 스탠드오프로 고정. 노트북–Mega USB 는 박스 안 짧은 케이블(갑판 관통 없음). 외부 케이블은 마스트 구멍 한 곳으로 모아 실란트 마감.</w:t>
+      </w:r>
+    </w:p>
+    <w:p>
+      <w:pPr>
+        <w:spacing w:after="100"/>
+      </w:pPr>
+      <w:r>
+        <w:rPr>
+          <w:rFonts w:ascii="Malgun Gothic" w:cs="Malgun Gothic" w:eastAsia="Malgun Gothic" w:hAnsi="Malgun Gothic"/>
+          <w:color w:val="888888"/>
+          <w:sz w:val="20"/>
+          <w:szCs w:val="20"/>
+        </w:rPr>
+        <w:t xml:space="preserve">(사진: 박스 내부 배치, 관통부 마감. 2번배는 300 을 좌우로)</w:t>
+      </w:r>
+    </w:p>
+    <w:p>
+      <w:pPr>
+        <w:pStyle w:val="Heading3"/>
+        <w:spacing w:after="80" w:before="160"/>
+      </w:pPr>
+      <w:r>
+        <w:rPr>
+          <w:rFonts w:ascii="Malgun Gothic" w:cs="Malgun Gothic" w:eastAsia="Malgun Gothic" w:hAnsi="Malgun Gothic"/>
+          <w:b/>
+          <w:bCs/>
+          <w:sz w:val="22"/>
+          <w:szCs w:val="22"/>
+        </w:rPr>
+        <w:t xml:space="preserve">4.5) 마스트·센서 장착</w:t>
+      </w:r>
+    </w:p>
+    <w:p>
+      <w:pPr>
+        <w:spacing w:after="100" w:line="300"/>
+      </w:pPr>
+      <w:r>
+        <w:rPr>
+          <w:rFonts w:ascii="Malgun Gothic" w:cs="Malgun Gothic" w:eastAsia="Malgun Gothic" w:hAnsi="Malgun Gothic"/>
+          <w:sz w:val="20"/>
+          <w:szCs w:val="20"/>
+        </w:rPr>
+        <w:t xml:space="preserve">마스트: D455 위 / OAK 아래, 회전면 수면 +13~17 cm. LiDAR 는 선수 38% 위치 갑판, GPS 안테나는 접지판 위 x=535. IMU 는 마스트 베이스 포켓, 장착 방향 기록(mount_offset_deg 실측 근거).</w:t>
+      </w:r>
+    </w:p>
+    <w:p>
+      <w:pPr>
+        <w:spacing w:after="100"/>
+      </w:pPr>
+      <w:r>
+        <w:rPr>
+          <w:rFonts w:ascii="Malgun Gothic" w:cs="Malgun Gothic" w:eastAsia="Malgun Gothic" w:hAnsi="Malgun Gothic"/>
+          <w:color w:val="888888"/>
+          <w:sz w:val="20"/>
+          <w:szCs w:val="20"/>
+        </w:rPr>
+        <w:t xml:space="preserve">(사진: 마스트 조립, LiDAR·GPS 안테나·IMU 장착. 확인: 조향 부호, 추력 방향, 표시등 3색, 비상정지 2경로)</w:t>
+      </w:r>
+    </w:p>
+    <w:p>
+      <w:pPr>
+        <w:pStyle w:val="Heading2"/>
+        <w:spacing w:after="120" w:before="240"/>
+      </w:pPr>
+      <w:r>
+        <w:rPr>
+          <w:rFonts w:ascii="Malgun Gothic" w:cs="Malgun Gothic" w:eastAsia="Malgun Gothic" w:hAnsi="Malgun Gothic"/>
+          <w:b/>
+          <w:bCs/>
+          <w:sz w:val="26"/>
+          <w:szCs w:val="26"/>
+        </w:rPr>
+        <w:t xml:space="preserve">5) 탑재 장비 배치도</w:t>
       </w:r>
     </w:p>
     <w:p>
@@ -13321,7 +13813,7 @@
           <w:sz w:val="26"/>
           <w:szCs w:val="26"/>
         </w:rPr>
-        <w:t xml:space="preserve">5) 친환경 시스템 및 에너지 효율</w:t>
+        <w:t xml:space="preserve">6) 친환경 시스템 및 에너지 효율</w:t>
       </w:r>
     </w:p>
     <w:p>
@@ -14161,7 +14653,7 @@
           <w:sz w:val="26"/>
           <w:szCs w:val="26"/>
         </w:rPr>
-        <w:t xml:space="preserve">6) 회로 장비 및 구성</w:t>
+        <w:t xml:space="preserve">7) 회로 장비 및 구성</w:t>
       </w:r>
     </w:p>
     <w:tbl>
@@ -18506,7 +18998,7 @@
                 <w:sz w:val="20"/>
                 <w:szCs w:val="20"/>
               </w:rPr>
-              <w:t xml:space="preserve">제작 과정 사진</w:t>
+              <w:t xml:space="preserve">제작·조립 과정 사진</w:t>
             </w:r>
           </w:p>
         </w:tc>
@@ -18536,7 +19028,7 @@
                 <w:sz w:val="20"/>
                 <w:szCs w:val="20"/>
               </w:rPr>
-              <w:t xml:space="preserve">Ⅱ-6</w:t>
+              <w:t xml:space="preserve">Ⅱ-6, Ⅳ-4</w:t>
             </w:r>
           </w:p>
         </w:tc>
@@ -19212,7 +19704,7 @@
           <w:sz w:val="18"/>
           <w:szCs w:val="18"/>
         </w:rPr>
-        <w:t xml:space="preserve">▶ 채우는 순서 — 세팅 당일: Ⅱ-7, Ⅲ-7, Ⅳ-1·4·6, Ⅴ. 수조 후: Ⅱ-2 질량·흘수, Ⅱ-5, Ⅲ-6.2, Ⅳ-3 PWM. 야외 후: Ⅲ-2.2 RTK 산포, Ⅲ-2.3 오탐 통계, Ⅵ, Ⅶ.</w:t>
+        <w:t xml:space="preserve">▶ 채우는 순서 — 세팅 당일: Ⅱ-6 사진, Ⅱ-7, Ⅲ-7, Ⅳ-1·4·5·7, Ⅴ. 수조 후: Ⅱ-2 질량·흘수, Ⅱ-5, Ⅲ-6.2, Ⅳ-3 PWM. 야외 후: Ⅲ-2.2 RTK 산포, Ⅲ-2.3 오탐 통계, Ⅵ, Ⅶ.</w:t>
       </w:r>
     </w:p>
     <w:sectPr>

--- a/docs/전달용/KABOAT2026_보고서_양식_SSF.docx
+++ b/docs/전달용/KABOAT2026_보고서_양식_SSF.docx
@@ -182,7 +182,7 @@
           <w:sz w:val="20"/>
           <w:szCs w:val="20"/>
         </w:rPr>
-        <w:t xml:space="preserve">   3) 선형 설계   3.1) 설계 도면   3.2) 배수용적·복원성·캐비테이션 평가   3.3) 추진기 배치 해석</w:t>
+        <w:t xml:space="preserve">   3) 선형 설계   3.1) 선종 선정 및 설계 도면   3.2) 배수용적·복원성·흘수선   3.3) 추진기 배치 해석</w:t>
       </w:r>
     </w:p>
     <w:p>
@@ -273,7 +273,7 @@
           <w:sz w:val="20"/>
           <w:szCs w:val="20"/>
         </w:rPr>
-        <w:t xml:space="preserve">   2) 센서 처리   2.1) 좌표계·헤딩   2.2) GPS RTK   2.3) LiDAR 처리</w:t>
+        <w:t xml:space="preserve">   2) 센서 처리   2.1) 좌표계·헤딩   2.2) GPS RTK   2.3) LiDAR 처리   2.4) 영상 처리 파이프라인</w:t>
       </w:r>
     </w:p>
     <w:p>
@@ -299,7 +299,7 @@
           <w:sz w:val="20"/>
           <w:szCs w:val="20"/>
         </w:rPr>
-        <w:t xml:space="preserve">   4) 임무별 알고리즘   4.1) 항로추종   4.2) 위치유지   4.3) 탐색   4.4) 장애물 회피   4.5) 도킹</w:t>
+        <w:t xml:space="preserve">   4) 임무별 알고리즘   4.1) 항로추종   4.2) 위치유지   4.3) 탐색   4.4) 장애물 회피   4.5) 도킹   4.6) 제어기</w:t>
       </w:r>
     </w:p>
     <w:p>
@@ -455,7 +455,7 @@
           <w:sz w:val="20"/>
           <w:szCs w:val="20"/>
         </w:rPr>
-        <w:t xml:space="preserve">Ⅴ. 최종 소모 금액</w:t>
+        <w:t xml:space="preserve">Ⅴ. 최종 소모 금액   1) 2026 신규 구매   2) 기보유 장비(2025 구매)</w:t>
       </w:r>
     </w:p>
     <w:p>
@@ -494,7 +494,7 @@
           <w:sz w:val="20"/>
           <w:szCs w:val="20"/>
         </w:rPr>
-        <w:t xml:space="preserve">부록. 발표자료(12장) 구성표</w:t>
+        <w:t xml:space="preserve">부록(내부용 — 제출본에서 삭제). 발표자료(12장) 구성표</w:t>
       </w:r>
     </w:p>
     <w:p>
@@ -3397,7 +3397,49 @@
           <w:sz w:val="22"/>
           <w:szCs w:val="22"/>
         </w:rPr>
-        <w:t xml:space="preserve">3.1) 설계 도면</w:t>
+        <w:t xml:space="preserve">3.1) 선종 선정 및 설계 도면</w:t>
+      </w:r>
+    </w:p>
+    <w:p>
+      <w:pPr>
+        <w:spacing w:after="100"/>
+      </w:pPr>
+      <w:r>
+        <w:rPr>
+          <w:rFonts w:ascii="Malgun Gothic" w:cs="Malgun Gothic" w:eastAsia="Malgun Gothic" w:hAnsi="Malgun Gothic"/>
+          <w:i/>
+          <w:iCs/>
+          <w:color w:val="1F7A3A"/>
+          <w:sz w:val="18"/>
+          <w:szCs w:val="18"/>
+        </w:rPr>
+        <w:t xml:space="preserve">▶ 상위 보고서 전원이 "왜 이 선종인가" 를 한 문단 쓴다(ECOCEAN 3선형 비교, 인하 삼동선·쌍동선 근거). 배를 이미 만들었어도 선택 논리는 적을 수 있다. 아래 빈칸을 선체 담당이 채운다.</w:t>
+      </w:r>
+    </w:p>
+    <w:p>
+      <w:pPr>
+        <w:spacing w:after="100" w:line="300"/>
+      </w:pPr>
+      <w:r>
+        <w:rPr>
+          <w:rFonts w:ascii="Malgun Gothic" w:cs="Malgun Gothic" w:eastAsia="Malgun Gothic" w:hAnsi="Malgun Gothic"/>
+          <w:sz w:val="20"/>
+          <w:szCs w:val="20"/>
+        </w:rPr>
+        <w:t xml:space="preserve">선종: FRP 단동선. 선정 이유 — ____ (예: 2025 실해역 전환 후 요구된 횡안정성 vs 단동선의 저항·제작 용이성 비교, 작년 몰드 재활용 가능성, 방수박스 400×300 수납 폭).</w:t>
+      </w:r>
+    </w:p>
+    <w:p>
+      <w:pPr>
+        <w:spacing w:after="100" w:line="300"/>
+      </w:pPr>
+      <w:r>
+        <w:rPr>
+          <w:rFonts w:ascii="Malgun Gothic" w:cs="Malgun Gothic" w:eastAsia="Malgun Gothic" w:hAnsi="Malgun Gothic"/>
+          <w:sz w:val="20"/>
+          <w:szCs w:val="20"/>
+        </w:rPr>
+        <w:t xml:space="preserve">실해역 대응: 흘수가 얕아(약 73 mm) 선저 직부착 프로펠러는 환기 위험 → 축을 선저 아래 50 mm 로 내림(Ⅱ-3.3). 2번배는 깊이 140 mm 로 건현이 작아 전비 질량 30 kg 이하를 목표로 함.</w:t>
       </w:r>
     </w:p>
     <w:p>
@@ -3411,7 +3453,7 @@
           <w:sz w:val="20"/>
           <w:szCs w:val="20"/>
         </w:rPr>
-        <w:t xml:space="preserve">(3D 모델링 측면도·정면도·평면도 — STL 보유자 삽입. 1번배는 1000mm 축소 모델 ×1.66 스케일)</w:t>
+        <w:t xml:space="preserve">(3D 모델링 측면도·정면도·평면도 — STL 보유자 삽입. 1번배는 1000 mm 축소 모델 ×1.66 스케일)</w:t>
       </w:r>
     </w:p>
     <w:p>
@@ -3488,7 +3530,7 @@
           <w:sz w:val="22"/>
           <w:szCs w:val="22"/>
         </w:rPr>
-        <w:t xml:space="preserve">3.2) 배수용적·복원성·캐비테이션 평가</w:t>
+        <w:t xml:space="preserve">3.2) 배수용적·복원성·흘수선</w:t>
       </w:r>
     </w:p>
     <w:p>
@@ -4020,7 +4062,7 @@
                 <w:sz w:val="20"/>
                 <w:szCs w:val="20"/>
               </w:rPr>
-              <w:t xml:space="preserve">캐비테이션 (σ, 프로펠러 주변 유속)</w:t>
+              <w:t xml:space="preserve">흘수선 표시 (규정 4.2: 100~110% 부력)</w:t>
             </w:r>
           </w:p>
         </w:tc>
@@ -4050,7 +4092,7 @@
                 <w:sz w:val="20"/>
                 <w:szCs w:val="20"/>
               </w:rPr>
-              <w:t xml:space="preserve">작년 σ = 0.918, 유속 ≈ 3.8 m/s — 재계산 ____</w:t>
+              <w:t xml:space="preserve">____ mm 에 표시, 사진</w:t>
             </w:r>
           </w:p>
         </w:tc>
@@ -4080,7 +4122,99 @@
                 <w:sz w:val="20"/>
                 <w:szCs w:val="20"/>
               </w:rPr>
-              <w:t xml:space="preserve">____</w:t>
+              <w:t xml:space="preserve">____ mm 에 표시, 사진</w:t>
+            </w:r>
+          </w:p>
+        </w:tc>
+      </w:tr>
+      <w:tr>
+        <w:tc>
+          <w:tcPr>
+            <w:tcW w:type="dxa" w:w="3360"/>
+            <w:tcBorders>
+              <w:top w:val="single" w:color="000000" w:sz="6"/>
+              <w:left w:val="single" w:color="000000" w:sz="6"/>
+              <w:bottom w:val="single" w:color="000000" w:sz="6"/>
+              <w:right w:val="single" w:color="000000" w:sz="6"/>
+            </w:tcBorders>
+            <w:tcMar>
+              <w:top w:type="dxa" w:w="60"/>
+              <w:left w:type="dxa" w:w="90"/>
+              <w:bottom w:type="dxa" w:w="60"/>
+              <w:right w:type="dxa" w:w="90"/>
+            </w:tcMar>
+          </w:tcPr>
+          <w:p>
+            <w:pPr>
+              <w:jc w:val="left"/>
+            </w:pPr>
+            <w:r>
+              <w:rPr>
+                <w:rFonts w:ascii="Malgun Gothic" w:cs="Malgun Gothic" w:eastAsia="Malgun Gothic" w:hAnsi="Malgun Gothic"/>
+                <w:sz w:val="20"/>
+                <w:szCs w:val="20"/>
+              </w:rPr>
+              <w:t xml:space="preserve">캐비테이션</w:t>
+            </w:r>
+          </w:p>
+        </w:tc>
+        <w:tc>
+          <w:tcPr>
+            <w:tcW w:type="dxa" w:w="3000"/>
+            <w:tcBorders>
+              <w:top w:val="single" w:color="000000" w:sz="6"/>
+              <w:left w:val="single" w:color="000000" w:sz="6"/>
+              <w:bottom w:val="single" w:color="000000" w:sz="6"/>
+              <w:right w:val="single" w:color="000000" w:sz="6"/>
+            </w:tcBorders>
+            <w:tcMar>
+              <w:top w:type="dxa" w:w="60"/>
+              <w:left w:type="dxa" w:w="90"/>
+              <w:bottom w:type="dxa" w:w="60"/>
+              <w:right w:type="dxa" w:w="90"/>
+            </w:tcMar>
+          </w:tcPr>
+          <w:p>
+            <w:pPr>
+              <w:jc w:val="left"/>
+            </w:pPr>
+            <w:r>
+              <w:rPr>
+                <w:rFonts w:ascii="Malgun Gothic" w:cs="Malgun Gothic" w:eastAsia="Malgun Gothic" w:hAnsi="Malgun Gothic"/>
+                <w:sz w:val="20"/>
+                <w:szCs w:val="20"/>
+              </w:rPr>
+              <w:t xml:space="preserve">T200 유속 ≈ 3.8 m/s 에서 σ ≈ 0.92 — 문제 없음(작년 계산 재인용, 한 줄)</w:t>
+            </w:r>
+          </w:p>
+        </w:tc>
+        <w:tc>
+          <w:tcPr>
+            <w:tcW w:type="dxa" w:w="3000"/>
+            <w:tcBorders>
+              <w:top w:val="single" w:color="000000" w:sz="6"/>
+              <w:left w:val="single" w:color="000000" w:sz="6"/>
+              <w:bottom w:val="single" w:color="000000" w:sz="6"/>
+              <w:right w:val="single" w:color="000000" w:sz="6"/>
+            </w:tcBorders>
+            <w:tcMar>
+              <w:top w:type="dxa" w:w="60"/>
+              <w:left w:type="dxa" w:w="90"/>
+              <w:bottom w:type="dxa" w:w="60"/>
+              <w:right w:type="dxa" w:w="90"/>
+            </w:tcMar>
+          </w:tcPr>
+          <w:p>
+            <w:pPr>
+              <w:jc w:val="left"/>
+            </w:pPr>
+            <w:r>
+              <w:rPr>
+                <w:rFonts w:ascii="Malgun Gothic" w:cs="Malgun Gothic" w:eastAsia="Malgun Gothic" w:hAnsi="Malgun Gothic"/>
+                <w:sz w:val="20"/>
+                <w:szCs w:val="20"/>
+              </w:rPr>
+              <w:t xml:space="preserve">동일</w:t>
             </w:r>
           </w:p>
         </w:tc>
@@ -7311,16 +7445,63 @@
     </w:tbl>
     <w:p>
       <w:pPr>
-        <w:spacing w:after="100"/>
+        <w:spacing w:after="60" w:before="120"/>
+        <w:jc w:val="center"/>
+      </w:pPr>
+      <w:r>
+        <w:drawing>
+          <wp:inline distT="0" distB="0" distL="0" distR="0">
+            <wp:extent cx="5334000" cy="3590925"/>
+            <wp:effectExtent t="0" r="0" b="0" l="0"/>
+            <wp:docPr id="3" name=""/>
+            <wp:cNvGraphicFramePr>
+              <a:graphicFrameLocks xmlns:a="http://schemas.openxmlformats.org/drawingml/2006/main" noChangeAspect="1"/>
+            </wp:cNvGraphicFramePr>
+            <a:graphic xmlns:a="http://schemas.openxmlformats.org/drawingml/2006/main">
+              <a:graphicData uri="http://schemas.openxmlformats.org/drawingml/2006/picture">
+                <pic:pic xmlns:pic="http://schemas.openxmlformats.org/drawingml/2006/picture">
+                  <pic:nvPicPr>
+                    <pic:cNvPr id="0" name="" descr=""/>
+                    <pic:cNvPicPr>
+                      <a:picLocks noChangeAspect="1" noChangeArrowheads="1"/>
+                    </pic:cNvPicPr>
+                  </pic:nvPicPr>
+                  <pic:blipFill>
+                    <a:blip r:embed="rId9" cstate="none"/>
+                    <a:srcRect/>
+                    <a:stretch>
+                      <a:fillRect/>
+                    </a:stretch>
+                  </pic:blipFill>
+                  <pic:spPr bwMode="auto">
+                    <a:xfrm>
+                      <a:off x="0" y="0"/>
+                      <a:ext cx="5334000" cy="3590925"/>
+                    </a:xfrm>
+                    <a:prstGeom prst="rect">
+                      <a:avLst/>
+                    </a:prstGeom>
+                  </pic:spPr>
+                </pic:pic>
+              </a:graphicData>
+            </a:graphic>
+          </wp:inline>
+        </w:drawing>
+      </w:r>
+    </w:p>
+    <w:p>
+      <w:pPr>
+        <w:spacing w:after="160"/>
+        <w:jc w:val="center"/>
       </w:pPr>
       <w:r>
         <w:rPr>
           <w:rFonts w:ascii="Malgun Gothic" w:cs="Malgun Gothic" w:eastAsia="Malgun Gothic" w:hAnsi="Malgun Gothic"/>
-          <w:color w:val="888888"/>
-          <w:sz w:val="20"/>
-          <w:szCs w:val="20"/>
+          <w:color w:val="555555"/>
+          <w:sz w:val="18"/>
+          <w:szCs w:val="18"/>
         </w:rPr>
-        <w:t xml:space="preserve">(노드 구성도 그림 — rqt_graph 캡처 또는 docs/기준/SSF_작년코드_실제_노드구성도.html 갱신본)</w:t>
+        <w:t xml:space="preserve">그림 Ⅲ-1 ROS2 노드·토픽 구조 (tools/mission_flowchart.py)</w:t>
       </w:r>
     </w:p>
     <w:p>
@@ -8123,6 +8304,829 @@
           <w:szCs w:val="20"/>
         </w:rPr>
         <w:t xml:space="preserve">•  ⚠️ 수면 반사·물보라 오탐 통계: 야외 rosbag 에서 median 기각 수(/obstacle_reject_count) ____ 회/분.</w:t>
+      </w:r>
+    </w:p>
+    <w:p>
+      <w:pPr>
+        <w:pStyle w:val="Heading3"/>
+        <w:spacing w:after="80" w:before="160"/>
+      </w:pPr>
+      <w:r>
+        <w:rPr>
+          <w:rFonts w:ascii="Malgun Gothic" w:cs="Malgun Gothic" w:eastAsia="Malgun Gothic" w:hAnsi="Malgun Gothic"/>
+          <w:b/>
+          <w:bCs/>
+          <w:sz w:val="22"/>
+          <w:szCs w:val="22"/>
+        </w:rPr>
+        <w:t xml:space="preserve">2.4) 영상 처리 파이프라인</w:t>
+      </w:r>
+    </w:p>
+    <w:p>
+      <w:pPr>
+        <w:spacing w:after="100" w:line="300"/>
+      </w:pPr>
+      <w:r>
+        <w:rPr>
+          <w:rFonts w:ascii="Malgun Gothic" w:cs="Malgun Gothic" w:eastAsia="Malgun Gothic" w:hAnsi="Malgun Gothic"/>
+          <w:sz w:val="20"/>
+          <w:szCs w:val="20"/>
+        </w:rPr>
+        <w:t xml:space="preserve">검출기 3종(gate·turn·dock)이 같은 파이프라인을 공유하고, 색 범위·최소 면적·확인 프레임은 vision.yaml 한 곳에서 읽는다(작년엔 같은 색이 파일 3곳에 다른 값으로 박혀 도킹만 부표를 못 본 이력).</w:t>
+      </w:r>
+    </w:p>
+    <w:tbl>
+      <w:tblPr>
+        <w:tblW w:type="dxa" w:w="9360"/>
+        <w:tblBorders>
+          <w:top w:val="single" w:color="auto" w:sz="4"/>
+          <w:left w:val="single" w:color="auto" w:sz="4"/>
+          <w:bottom w:val="single" w:color="auto" w:sz="4"/>
+          <w:right w:val="single" w:color="auto" w:sz="4"/>
+          <w:insideH w:val="single" w:color="auto" w:sz="4"/>
+          <w:insideV w:val="single" w:color="auto" w:sz="4"/>
+        </w:tblBorders>
+      </w:tblPr>
+      <w:tblGrid>
+        <w:gridCol w:w="1700"/>
+        <w:gridCol w:w="4300"/>
+        <w:gridCol w:w="3360"/>
+      </w:tblGrid>
+      <w:tr>
+        <w:trPr>
+          <w:tblHeader/>
+        </w:trPr>
+        <w:tc>
+          <w:tcPr>
+            <w:tcW w:type="dxa" w:w="1700"/>
+            <w:tcBorders>
+              <w:top w:val="single" w:color="000000" w:sz="6"/>
+              <w:left w:val="single" w:color="000000" w:sz="6"/>
+              <w:bottom w:val="single" w:color="000000" w:sz="6"/>
+              <w:right w:val="single" w:color="000000" w:sz="6"/>
+            </w:tcBorders>
+            <w:shd w:fill="E7E6E6" w:color="auto" w:val="clear"/>
+            <w:tcMar>
+              <w:top w:type="dxa" w:w="60"/>
+              <w:left w:type="dxa" w:w="90"/>
+              <w:bottom w:type="dxa" w:w="60"/>
+              <w:right w:type="dxa" w:w="90"/>
+            </w:tcMar>
+          </w:tcPr>
+          <w:p>
+            <w:pPr>
+              <w:jc w:val="center"/>
+            </w:pPr>
+            <w:r>
+              <w:rPr>
+                <w:rFonts w:ascii="Malgun Gothic" w:cs="Malgun Gothic" w:eastAsia="Malgun Gothic" w:hAnsi="Malgun Gothic"/>
+                <w:b/>
+                <w:bCs/>
+                <w:sz w:val="20"/>
+                <w:szCs w:val="20"/>
+              </w:rPr>
+              <w:t xml:space="preserve">단계</w:t>
+            </w:r>
+          </w:p>
+        </w:tc>
+        <w:tc>
+          <w:tcPr>
+            <w:tcW w:type="dxa" w:w="4300"/>
+            <w:tcBorders>
+              <w:top w:val="single" w:color="000000" w:sz="6"/>
+              <w:left w:val="single" w:color="000000" w:sz="6"/>
+              <w:bottom w:val="single" w:color="000000" w:sz="6"/>
+              <w:right w:val="single" w:color="000000" w:sz="6"/>
+            </w:tcBorders>
+            <w:shd w:fill="E7E6E6" w:color="auto" w:val="clear"/>
+            <w:tcMar>
+              <w:top w:type="dxa" w:w="60"/>
+              <w:left w:type="dxa" w:w="90"/>
+              <w:bottom w:type="dxa" w:w="60"/>
+              <w:right w:type="dxa" w:w="90"/>
+            </w:tcMar>
+          </w:tcPr>
+          <w:p>
+            <w:pPr>
+              <w:jc w:val="center"/>
+            </w:pPr>
+            <w:r>
+              <w:rPr>
+                <w:rFonts w:ascii="Malgun Gothic" w:cs="Malgun Gothic" w:eastAsia="Malgun Gothic" w:hAnsi="Malgun Gothic"/>
+                <w:b/>
+                <w:bCs/>
+                <w:sz w:val="20"/>
+                <w:szCs w:val="20"/>
+              </w:rPr>
+              <w:t xml:space="preserve">처리</w:t>
+            </w:r>
+          </w:p>
+        </w:tc>
+        <w:tc>
+          <w:tcPr>
+            <w:tcW w:type="dxa" w:w="3360"/>
+            <w:tcBorders>
+              <w:top w:val="single" w:color="000000" w:sz="6"/>
+              <w:left w:val="single" w:color="000000" w:sz="6"/>
+              <w:bottom w:val="single" w:color="000000" w:sz="6"/>
+              <w:right w:val="single" w:color="000000" w:sz="6"/>
+            </w:tcBorders>
+            <w:shd w:fill="E7E6E6" w:color="auto" w:val="clear"/>
+            <w:tcMar>
+              <w:top w:type="dxa" w:w="60"/>
+              <w:left w:type="dxa" w:w="90"/>
+              <w:bottom w:type="dxa" w:w="60"/>
+              <w:right w:type="dxa" w:w="90"/>
+            </w:tcMar>
+          </w:tcPr>
+          <w:p>
+            <w:pPr>
+              <w:jc w:val="center"/>
+            </w:pPr>
+            <w:r>
+              <w:rPr>
+                <w:rFonts w:ascii="Malgun Gothic" w:cs="Malgun Gothic" w:eastAsia="Malgun Gothic" w:hAnsi="Malgun Gothic"/>
+                <w:b/>
+                <w:bCs/>
+                <w:sz w:val="20"/>
+                <w:szCs w:val="20"/>
+              </w:rPr>
+              <w:t xml:space="preserve">파라미터 / 값</w:t>
+            </w:r>
+          </w:p>
+        </w:tc>
+      </w:tr>
+      <w:tr>
+        <w:tc>
+          <w:tcPr>
+            <w:tcW w:type="dxa" w:w="1700"/>
+            <w:tcBorders>
+              <w:top w:val="single" w:color="000000" w:sz="6"/>
+              <w:left w:val="single" w:color="000000" w:sz="6"/>
+              <w:bottom w:val="single" w:color="000000" w:sz="6"/>
+              <w:right w:val="single" w:color="000000" w:sz="6"/>
+            </w:tcBorders>
+            <w:tcMar>
+              <w:top w:type="dxa" w:w="60"/>
+              <w:left w:type="dxa" w:w="90"/>
+              <w:bottom w:type="dxa" w:w="60"/>
+              <w:right w:type="dxa" w:w="90"/>
+            </w:tcMar>
+          </w:tcPr>
+          <w:p>
+            <w:pPr>
+              <w:jc w:val="left"/>
+            </w:pPr>
+            <w:r>
+              <w:rPr>
+                <w:rFonts w:ascii="Malgun Gothic" w:cs="Malgun Gothic" w:eastAsia="Malgun Gothic" w:hAnsi="Malgun Gothic"/>
+                <w:sz w:val="20"/>
+                <w:szCs w:val="20"/>
+              </w:rPr>
+              <w:t xml:space="preserve">① 입력</w:t>
+            </w:r>
+          </w:p>
+        </w:tc>
+        <w:tc>
+          <w:tcPr>
+            <w:tcW w:type="dxa" w:w="4300"/>
+            <w:tcBorders>
+              <w:top w:val="single" w:color="000000" w:sz="6"/>
+              <w:left w:val="single" w:color="000000" w:sz="6"/>
+              <w:bottom w:val="single" w:color="000000" w:sz="6"/>
+              <w:right w:val="single" w:color="000000" w:sz="6"/>
+            </w:tcBorders>
+            <w:tcMar>
+              <w:top w:type="dxa" w:w="60"/>
+              <w:left w:type="dxa" w:w="90"/>
+              <w:bottom w:type="dxa" w:w="60"/>
+              <w:right w:type="dxa" w:w="90"/>
+            </w:tcMar>
+          </w:tcPr>
+          <w:p>
+            <w:pPr>
+              <w:jc w:val="left"/>
+            </w:pPr>
+            <w:r>
+              <w:rPr>
+                <w:rFonts w:ascii="Malgun Gothic" w:cs="Malgun Gothic" w:eastAsia="Malgun Gothic" w:hAnsi="Malgun Gothic"/>
+                <w:sz w:val="20"/>
+                <w:szCs w:val="20"/>
+              </w:rPr>
+              <w:t xml:space="preserve">image_topic 구독, BEST_EFFORT depth 1 (묵은 프레임으로 조향 금지)</w:t>
+            </w:r>
+          </w:p>
+        </w:tc>
+        <w:tc>
+          <w:tcPr>
+            <w:tcW w:type="dxa" w:w="3360"/>
+            <w:tcBorders>
+              <w:top w:val="single" w:color="000000" w:sz="6"/>
+              <w:left w:val="single" w:color="000000" w:sz="6"/>
+              <w:bottom w:val="single" w:color="000000" w:sz="6"/>
+              <w:right w:val="single" w:color="000000" w:sz="6"/>
+            </w:tcBorders>
+            <w:tcMar>
+              <w:top w:type="dxa" w:w="60"/>
+              <w:left w:type="dxa" w:w="90"/>
+              <w:bottom w:type="dxa" w:w="60"/>
+              <w:right w:type="dxa" w:w="90"/>
+            </w:tcMar>
+          </w:tcPr>
+          <w:p>
+            <w:pPr>
+              <w:jc w:val="left"/>
+            </w:pPr>
+            <w:r>
+              <w:rPr>
+                <w:rFonts w:ascii="Malgun Gothic" w:cs="Malgun Gothic" w:eastAsia="Malgun Gothic" w:hAnsi="Malgun Gothic"/>
+                <w:sz w:val="20"/>
+                <w:szCs w:val="20"/>
+              </w:rPr>
+              <w:t xml:space="preserve">해상도는 매 프레임 msg.width 로 읽음</w:t>
+            </w:r>
+          </w:p>
+        </w:tc>
+      </w:tr>
+      <w:tr>
+        <w:tc>
+          <w:tcPr>
+            <w:tcW w:type="dxa" w:w="1700"/>
+            <w:tcBorders>
+              <w:top w:val="single" w:color="000000" w:sz="6"/>
+              <w:left w:val="single" w:color="000000" w:sz="6"/>
+              <w:bottom w:val="single" w:color="000000" w:sz="6"/>
+              <w:right w:val="single" w:color="000000" w:sz="6"/>
+            </w:tcBorders>
+            <w:tcMar>
+              <w:top w:type="dxa" w:w="60"/>
+              <w:left w:type="dxa" w:w="90"/>
+              <w:bottom w:type="dxa" w:w="60"/>
+              <w:right w:type="dxa" w:w="90"/>
+            </w:tcMar>
+          </w:tcPr>
+          <w:p>
+            <w:pPr>
+              <w:jc w:val="left"/>
+            </w:pPr>
+            <w:r>
+              <w:rPr>
+                <w:rFonts w:ascii="Malgun Gothic" w:cs="Malgun Gothic" w:eastAsia="Malgun Gothic" w:hAnsi="Malgun Gothic"/>
+                <w:sz w:val="20"/>
+                <w:szCs w:val="20"/>
+              </w:rPr>
+              <w:t xml:space="preserve">② 색 분리</w:t>
+            </w:r>
+          </w:p>
+        </w:tc>
+        <w:tc>
+          <w:tcPr>
+            <w:tcW w:type="dxa" w:w="4300"/>
+            <w:tcBorders>
+              <w:top w:val="single" w:color="000000" w:sz="6"/>
+              <w:left w:val="single" w:color="000000" w:sz="6"/>
+              <w:bottom w:val="single" w:color="000000" w:sz="6"/>
+              <w:right w:val="single" w:color="000000" w:sz="6"/>
+            </w:tcBorders>
+            <w:tcMar>
+              <w:top w:type="dxa" w:w="60"/>
+              <w:left w:type="dxa" w:w="90"/>
+              <w:bottom w:type="dxa" w:w="60"/>
+              <w:right w:type="dxa" w:w="90"/>
+            </w:tcMar>
+          </w:tcPr>
+          <w:p>
+            <w:pPr>
+              <w:jc w:val="left"/>
+            </w:pPr>
+            <w:r>
+              <w:rPr>
+                <w:rFonts w:ascii="Malgun Gothic" w:cs="Malgun Gothic" w:eastAsia="Malgun Gothic" w:hAnsi="Malgun Gothic"/>
+                <w:sz w:val="20"/>
+                <w:szCs w:val="20"/>
+              </w:rPr>
+              <w:t xml:space="preserve">BGR → HSV, 색별 inRange. 빨강은 0° 를 넘어 범위 2개</w:t>
+            </w:r>
+          </w:p>
+        </w:tc>
+        <w:tc>
+          <w:tcPr>
+            <w:tcW w:type="dxa" w:w="3360"/>
+            <w:tcBorders>
+              <w:top w:val="single" w:color="000000" w:sz="6"/>
+              <w:left w:val="single" w:color="000000" w:sz="6"/>
+              <w:bottom w:val="single" w:color="000000" w:sz="6"/>
+              <w:right w:val="single" w:color="000000" w:sz="6"/>
+            </w:tcBorders>
+            <w:tcMar>
+              <w:top w:type="dxa" w:w="60"/>
+              <w:left w:type="dxa" w:w="90"/>
+              <w:bottom w:type="dxa" w:w="60"/>
+              <w:right w:type="dxa" w:w="90"/>
+            </w:tcMar>
+          </w:tcPr>
+          <w:p>
+            <w:pPr>
+              <w:jc w:val="left"/>
+            </w:pPr>
+            <w:r>
+              <w:rPr>
+                <w:rFonts w:ascii="Malgun Gothic" w:cs="Malgun Gothic" w:eastAsia="Malgun Gothic" w:hAnsi="Malgun Gothic"/>
+                <w:sz w:val="20"/>
+                <w:szCs w:val="20"/>
+              </w:rPr>
+              <w:t xml:space="preserve">red [0-5]+[165-180], green H 60-85, white V≥220·S≤40 (⚠️ 실외 재확정)</w:t>
+            </w:r>
+          </w:p>
+        </w:tc>
+      </w:tr>
+      <w:tr>
+        <w:tc>
+          <w:tcPr>
+            <w:tcW w:type="dxa" w:w="1700"/>
+            <w:tcBorders>
+              <w:top w:val="single" w:color="000000" w:sz="6"/>
+              <w:left w:val="single" w:color="000000" w:sz="6"/>
+              <w:bottom w:val="single" w:color="000000" w:sz="6"/>
+              <w:right w:val="single" w:color="000000" w:sz="6"/>
+            </w:tcBorders>
+            <w:tcMar>
+              <w:top w:type="dxa" w:w="60"/>
+              <w:left w:type="dxa" w:w="90"/>
+              <w:bottom w:type="dxa" w:w="60"/>
+              <w:right w:type="dxa" w:w="90"/>
+            </w:tcMar>
+          </w:tcPr>
+          <w:p>
+            <w:pPr>
+              <w:jc w:val="left"/>
+            </w:pPr>
+            <w:r>
+              <w:rPr>
+                <w:rFonts w:ascii="Malgun Gothic" w:cs="Malgun Gothic" w:eastAsia="Malgun Gothic" w:hAnsi="Malgun Gothic"/>
+                <w:sz w:val="20"/>
+                <w:szCs w:val="20"/>
+              </w:rPr>
+              <w:t xml:space="preserve">③ 후보 추출</w:t>
+            </w:r>
+          </w:p>
+        </w:tc>
+        <w:tc>
+          <w:tcPr>
+            <w:tcW w:type="dxa" w:w="4300"/>
+            <w:tcBorders>
+              <w:top w:val="single" w:color="000000" w:sz="6"/>
+              <w:left w:val="single" w:color="000000" w:sz="6"/>
+              <w:bottom w:val="single" w:color="000000" w:sz="6"/>
+              <w:right w:val="single" w:color="000000" w:sz="6"/>
+            </w:tcBorders>
+            <w:tcMar>
+              <w:top w:type="dxa" w:w="60"/>
+              <w:left w:type="dxa" w:w="90"/>
+              <w:bottom w:type="dxa" w:w="60"/>
+              <w:right w:type="dxa" w:w="90"/>
+            </w:tcMar>
+          </w:tcPr>
+          <w:p>
+            <w:pPr>
+              <w:jc w:val="left"/>
+            </w:pPr>
+            <w:r>
+              <w:rPr>
+                <w:rFonts w:ascii="Malgun Gothic" w:cs="Malgun Gothic" w:eastAsia="Malgun Gothic" w:hAnsi="Malgun Gothic"/>
+                <w:sz w:val="20"/>
+                <w:szCs w:val="20"/>
+              </w:rPr>
+              <w:t xml:space="preserve">컨투어 → 최소 면적 필터 → 가장 큰 것 1개</w:t>
+            </w:r>
+          </w:p>
+        </w:tc>
+        <w:tc>
+          <w:tcPr>
+            <w:tcW w:type="dxa" w:w="3360"/>
+            <w:tcBorders>
+              <w:top w:val="single" w:color="000000" w:sz="6"/>
+              <w:left w:val="single" w:color="000000" w:sz="6"/>
+              <w:bottom w:val="single" w:color="000000" w:sz="6"/>
+              <w:right w:val="single" w:color="000000" w:sz="6"/>
+            </w:tcBorders>
+            <w:tcMar>
+              <w:top w:type="dxa" w:w="60"/>
+              <w:left w:type="dxa" w:w="90"/>
+              <w:bottom w:type="dxa" w:w="60"/>
+              <w:right w:type="dxa" w:w="90"/>
+            </w:tcMar>
+          </w:tcPr>
+          <w:p>
+            <w:pPr>
+              <w:jc w:val="left"/>
+            </w:pPr>
+            <w:r>
+              <w:rPr>
+                <w:rFonts w:ascii="Malgun Gothic" w:cs="Malgun Gothic" w:eastAsia="Malgun Gothic" w:hAnsi="Malgun Gothic"/>
+                <w:sz w:val="20"/>
+                <w:szCs w:val="20"/>
+              </w:rPr>
+              <w:t xml:space="preserve">min_area_px 40 (gate·turn) / 80 (dock)</w:t>
+            </w:r>
+          </w:p>
+        </w:tc>
+      </w:tr>
+      <w:tr>
+        <w:tc>
+          <w:tcPr>
+            <w:tcW w:type="dxa" w:w="1700"/>
+            <w:tcBorders>
+              <w:top w:val="single" w:color="000000" w:sz="6"/>
+              <w:left w:val="single" w:color="000000" w:sz="6"/>
+              <w:bottom w:val="single" w:color="000000" w:sz="6"/>
+              <w:right w:val="single" w:color="000000" w:sz="6"/>
+            </w:tcBorders>
+            <w:tcMar>
+              <w:top w:type="dxa" w:w="60"/>
+              <w:left w:type="dxa" w:w="90"/>
+              <w:bottom w:type="dxa" w:w="60"/>
+              <w:right w:type="dxa" w:w="90"/>
+            </w:tcMar>
+          </w:tcPr>
+          <w:p>
+            <w:pPr>
+              <w:jc w:val="left"/>
+            </w:pPr>
+            <w:r>
+              <w:rPr>
+                <w:rFonts w:ascii="Malgun Gothic" w:cs="Malgun Gothic" w:eastAsia="Malgun Gothic" w:hAnsi="Malgun Gothic"/>
+                <w:sz w:val="20"/>
+                <w:szCs w:val="20"/>
+              </w:rPr>
+              <w:t xml:space="preserve">④ 형상 판정 (dock)</w:t>
+            </w:r>
+          </w:p>
+        </w:tc>
+        <w:tc>
+          <w:tcPr>
+            <w:tcW w:type="dxa" w:w="4300"/>
+            <w:tcBorders>
+              <w:top w:val="single" w:color="000000" w:sz="6"/>
+              <w:left w:val="single" w:color="000000" w:sz="6"/>
+              <w:bottom w:val="single" w:color="000000" w:sz="6"/>
+              <w:right w:val="single" w:color="000000" w:sz="6"/>
+            </w:tcBorders>
+            <w:tcMar>
+              <w:top w:type="dxa" w:w="60"/>
+              <w:left w:type="dxa" w:w="90"/>
+              <w:bottom w:type="dxa" w:w="60"/>
+              <w:right w:type="dxa" w:w="90"/>
+            </w:tcMar>
+          </w:tcPr>
+          <w:p>
+            <w:pPr>
+              <w:jc w:val="left"/>
+            </w:pPr>
+            <w:r>
+              <w:rPr>
+                <w:rFonts w:ascii="Malgun Gothic" w:cs="Malgun Gothic" w:eastAsia="Malgun Gothic" w:hAnsi="Malgun Gothic"/>
+                <w:sz w:val="20"/>
+                <w:szCs w:val="20"/>
+              </w:rPr>
+              <w:t xml:space="preserve">approxPolyDP 꼭짓점 수 + extent·aspect·circularity 로 삼각/사각/원/십자</w:t>
+            </w:r>
+          </w:p>
+        </w:tc>
+        <w:tc>
+          <w:tcPr>
+            <w:tcW w:type="dxa" w:w="3360"/>
+            <w:tcBorders>
+              <w:top w:val="single" w:color="000000" w:sz="6"/>
+              <w:left w:val="single" w:color="000000" w:sz="6"/>
+              <w:bottom w:val="single" w:color="000000" w:sz="6"/>
+              <w:right w:val="single" w:color="000000" w:sz="6"/>
+            </w:tcBorders>
+            <w:tcMar>
+              <w:top w:type="dxa" w:w="60"/>
+              <w:left w:type="dxa" w:w="90"/>
+              <w:bottom w:type="dxa" w:w="60"/>
+              <w:right w:type="dxa" w:w="90"/>
+            </w:tcMar>
+          </w:tcPr>
+          <w:p>
+            <w:pPr>
+              <w:jc w:val="left"/>
+            </w:pPr>
+            <w:r>
+              <w:rPr>
+                <w:rFonts w:ascii="Malgun Gothic" w:cs="Malgun Gothic" w:eastAsia="Malgun Gothic" w:hAnsi="Malgun Gothic"/>
+                <w:sz w:val="20"/>
+                <w:szCs w:val="20"/>
+              </w:rPr>
+              <w:t xml:space="preserve">epsilon 0.0315, square extent≥0.4 aspect 0.6~1.4, circle circ≥0.82</w:t>
+            </w:r>
+          </w:p>
+        </w:tc>
+      </w:tr>
+      <w:tr>
+        <w:tc>
+          <w:tcPr>
+            <w:tcW w:type="dxa" w:w="1700"/>
+            <w:tcBorders>
+              <w:top w:val="single" w:color="000000" w:sz="6"/>
+              <w:left w:val="single" w:color="000000" w:sz="6"/>
+              <w:bottom w:val="single" w:color="000000" w:sz="6"/>
+              <w:right w:val="single" w:color="000000" w:sz="6"/>
+            </w:tcBorders>
+            <w:tcMar>
+              <w:top w:type="dxa" w:w="60"/>
+              <w:left w:type="dxa" w:w="90"/>
+              <w:bottom w:type="dxa" w:w="60"/>
+              <w:right w:type="dxa" w:w="90"/>
+            </w:tcMar>
+          </w:tcPr>
+          <w:p>
+            <w:pPr>
+              <w:jc w:val="left"/>
+            </w:pPr>
+            <w:r>
+              <w:rPr>
+                <w:rFonts w:ascii="Malgun Gothic" w:cs="Malgun Gothic" w:eastAsia="Malgun Gothic" w:hAnsi="Malgun Gothic"/>
+                <w:sz w:val="20"/>
+                <w:szCs w:val="20"/>
+              </w:rPr>
+              <w:t xml:space="preserve">⑤ 확인</w:t>
+            </w:r>
+          </w:p>
+        </w:tc>
+        <w:tc>
+          <w:tcPr>
+            <w:tcW w:type="dxa" w:w="4300"/>
+            <w:tcBorders>
+              <w:top w:val="single" w:color="000000" w:sz="6"/>
+              <w:left w:val="single" w:color="000000" w:sz="6"/>
+              <w:bottom w:val="single" w:color="000000" w:sz="6"/>
+              <w:right w:val="single" w:color="000000" w:sz="6"/>
+            </w:tcBorders>
+            <w:tcMar>
+              <w:top w:type="dxa" w:w="60"/>
+              <w:left w:type="dxa" w:w="90"/>
+              <w:bottom w:type="dxa" w:w="60"/>
+              <w:right w:type="dxa" w:w="90"/>
+            </w:tcMar>
+          </w:tcPr>
+          <w:p>
+            <w:pPr>
+              <w:jc w:val="left"/>
+            </w:pPr>
+            <w:r>
+              <w:rPr>
+                <w:rFonts w:ascii="Malgun Gothic" w:cs="Malgun Gothic" w:eastAsia="Malgun Gothic" w:hAnsi="Malgun Gothic"/>
+                <w:sz w:val="20"/>
+                <w:szCs w:val="20"/>
+              </w:rPr>
+              <w:t xml:space="preserve">연속 N 프레임 일치해야 발행, 유예 시간 내 유실은 유지</w:t>
+            </w:r>
+          </w:p>
+        </w:tc>
+        <w:tc>
+          <w:tcPr>
+            <w:tcW w:type="dxa" w:w="3360"/>
+            <w:tcBorders>
+              <w:top w:val="single" w:color="000000" w:sz="6"/>
+              <w:left w:val="single" w:color="000000" w:sz="6"/>
+              <w:bottom w:val="single" w:color="000000" w:sz="6"/>
+              <w:right w:val="single" w:color="000000" w:sz="6"/>
+            </w:tcBorders>
+            <w:tcMar>
+              <w:top w:type="dxa" w:w="60"/>
+              <w:left w:type="dxa" w:w="90"/>
+              <w:bottom w:type="dxa" w:w="60"/>
+              <w:right w:type="dxa" w:w="90"/>
+            </w:tcMar>
+          </w:tcPr>
+          <w:p>
+            <w:pPr>
+              <w:jc w:val="left"/>
+            </w:pPr>
+            <w:r>
+              <w:rPr>
+                <w:rFonts w:ascii="Malgun Gothic" w:cs="Malgun Gothic" w:eastAsia="Malgun Gothic" w:hAnsi="Malgun Gothic"/>
+                <w:sz w:val="20"/>
+                <w:szCs w:val="20"/>
+              </w:rPr>
+              <w:t xml:space="preserve">confirm_frames 1 (gate·turn) / 3 (dock), grace 2.0 s</w:t>
+            </w:r>
+          </w:p>
+        </w:tc>
+      </w:tr>
+      <w:tr>
+        <w:tc>
+          <w:tcPr>
+            <w:tcW w:type="dxa" w:w="1700"/>
+            <w:tcBorders>
+              <w:top w:val="single" w:color="000000" w:sz="6"/>
+              <w:left w:val="single" w:color="000000" w:sz="6"/>
+              <w:bottom w:val="single" w:color="000000" w:sz="6"/>
+              <w:right w:val="single" w:color="000000" w:sz="6"/>
+            </w:tcBorders>
+            <w:tcMar>
+              <w:top w:type="dxa" w:w="60"/>
+              <w:left w:type="dxa" w:w="90"/>
+              <w:bottom w:type="dxa" w:w="60"/>
+              <w:right w:type="dxa" w:w="90"/>
+            </w:tcMar>
+          </w:tcPr>
+          <w:p>
+            <w:pPr>
+              <w:jc w:val="left"/>
+            </w:pPr>
+            <w:r>
+              <w:rPr>
+                <w:rFonts w:ascii="Malgun Gothic" w:cs="Malgun Gothic" w:eastAsia="Malgun Gothic" w:hAnsi="Malgun Gothic"/>
+                <w:sz w:val="20"/>
+                <w:szCs w:val="20"/>
+              </w:rPr>
+              <w:t xml:space="preserve">⑥ 방위각 변환</w:t>
+            </w:r>
+          </w:p>
+        </w:tc>
+        <w:tc>
+          <w:tcPr>
+            <w:tcW w:type="dxa" w:w="4300"/>
+            <w:tcBorders>
+              <w:top w:val="single" w:color="000000" w:sz="6"/>
+              <w:left w:val="single" w:color="000000" w:sz="6"/>
+              <w:bottom w:val="single" w:color="000000" w:sz="6"/>
+              <w:right w:val="single" w:color="000000" w:sz="6"/>
+            </w:tcBorders>
+            <w:tcMar>
+              <w:top w:type="dxa" w:w="60"/>
+              <w:left w:type="dxa" w:w="90"/>
+              <w:bottom w:type="dxa" w:w="60"/>
+              <w:right w:type="dxa" w:w="90"/>
+            </w:tcMar>
+          </w:tcPr>
+          <w:p>
+            <w:pPr>
+              <w:jc w:val="left"/>
+            </w:pPr>
+            <w:r>
+              <w:rPr>
+                <w:rFonts w:ascii="Malgun Gothic" w:cs="Malgun Gothic" w:eastAsia="Malgun Gothic" w:hAnsi="Malgun Gothic"/>
+                <w:sz w:val="20"/>
+                <w:szCs w:val="20"/>
+              </w:rPr>
+              <w:t xml:space="preserve">픽셀 x → 각도: θ = atan((x − cx) / fx), fx = (W/2)/tan(hfov/2)</w:t>
+            </w:r>
+          </w:p>
+        </w:tc>
+        <w:tc>
+          <w:tcPr>
+            <w:tcW w:type="dxa" w:w="3360"/>
+            <w:tcBorders>
+              <w:top w:val="single" w:color="000000" w:sz="6"/>
+              <w:left w:val="single" w:color="000000" w:sz="6"/>
+              <w:bottom w:val="single" w:color="000000" w:sz="6"/>
+              <w:right w:val="single" w:color="000000" w:sz="6"/>
+            </w:tcBorders>
+            <w:tcMar>
+              <w:top w:type="dxa" w:w="60"/>
+              <w:left w:type="dxa" w:w="90"/>
+              <w:bottom w:type="dxa" w:w="60"/>
+              <w:right w:type="dxa" w:w="90"/>
+            </w:tcMar>
+          </w:tcPr>
+          <w:p>
+            <w:pPr>
+              <w:jc w:val="left"/>
+            </w:pPr>
+            <w:r>
+              <w:rPr>
+                <w:rFonts w:ascii="Malgun Gothic" w:cs="Malgun Gothic" w:eastAsia="Malgun Gothic" w:hAnsi="Malgun Gothic"/>
+                <w:sz w:val="20"/>
+                <w:szCs w:val="20"/>
+              </w:rPr>
+              <w:t xml:space="preserve">hfov_deg 80.32 (D455 camera_info 실측) → ⚠️ OAK 실측값으로 교체</w:t>
+            </w:r>
+          </w:p>
+        </w:tc>
+      </w:tr>
+      <w:tr>
+        <w:tc>
+          <w:tcPr>
+            <w:tcW w:type="dxa" w:w="1700"/>
+            <w:tcBorders>
+              <w:top w:val="single" w:color="000000" w:sz="6"/>
+              <w:left w:val="single" w:color="000000" w:sz="6"/>
+              <w:bottom w:val="single" w:color="000000" w:sz="6"/>
+              <w:right w:val="single" w:color="000000" w:sz="6"/>
+            </w:tcBorders>
+            <w:tcMar>
+              <w:top w:type="dxa" w:w="60"/>
+              <w:left w:type="dxa" w:w="90"/>
+              <w:bottom w:type="dxa" w:w="60"/>
+              <w:right w:type="dxa" w:w="90"/>
+            </w:tcMar>
+          </w:tcPr>
+          <w:p>
+            <w:pPr>
+              <w:jc w:val="left"/>
+            </w:pPr>
+            <w:r>
+              <w:rPr>
+                <w:rFonts w:ascii="Malgun Gothic" w:cs="Malgun Gothic" w:eastAsia="Malgun Gothic" w:hAnsi="Malgun Gothic"/>
+                <w:sz w:val="20"/>
+                <w:szCs w:val="20"/>
+              </w:rPr>
+              <w:t xml:space="preserve">⑦ 발행·게이트</w:t>
+            </w:r>
+          </w:p>
+        </w:tc>
+        <w:tc>
+          <w:tcPr>
+            <w:tcW w:type="dxa" w:w="4300"/>
+            <w:tcBorders>
+              <w:top w:val="single" w:color="000000" w:sz="6"/>
+              <w:left w:val="single" w:color="000000" w:sz="6"/>
+              <w:bottom w:val="single" w:color="000000" w:sz="6"/>
+              <w:right w:val="single" w:color="000000" w:sz="6"/>
+            </w:tcBorders>
+            <w:tcMar>
+              <w:top w:type="dxa" w:w="60"/>
+              <w:left w:type="dxa" w:w="90"/>
+              <w:bottom w:type="dxa" w:w="60"/>
+              <w:right w:type="dxa" w:w="90"/>
+            </w:tcMar>
+          </w:tcPr>
+          <w:p>
+            <w:pPr>
+              <w:jc w:val="left"/>
+            </w:pPr>
+            <w:r>
+              <w:rPr>
+                <w:rFonts w:ascii="Malgun Gothic" w:cs="Malgun Gothic" w:eastAsia="Malgun Gothic" w:hAnsi="Malgun Gothic"/>
+                <w:sz w:val="20"/>
+                <w:szCs w:val="20"/>
+              </w:rPr>
+              <w:t xml:space="preserve">/wp_mode 가 담당 모드일 때만 발행, stale 2 s → 정지. 목표 색·형상 유효값 밖 → ERROR + 정지</w:t>
+            </w:r>
+          </w:p>
+        </w:tc>
+        <w:tc>
+          <w:tcPr>
+            <w:tcW w:type="dxa" w:w="3360"/>
+            <w:tcBorders>
+              <w:top w:val="single" w:color="000000" w:sz="6"/>
+              <w:left w:val="single" w:color="000000" w:sz="6"/>
+              <w:bottom w:val="single" w:color="000000" w:sz="6"/>
+              <w:right w:val="single" w:color="000000" w:sz="6"/>
+            </w:tcBorders>
+            <w:tcMar>
+              <w:top w:type="dxa" w:w="60"/>
+              <w:left w:type="dxa" w:w="90"/>
+              <w:bottom w:type="dxa" w:w="60"/>
+              <w:right w:type="dxa" w:w="90"/>
+            </w:tcMar>
+          </w:tcPr>
+          <w:p>
+            <w:pPr>
+              <w:jc w:val="left"/>
+            </w:pPr>
+            <w:r>
+              <w:rPr>
+                <w:rFonts w:ascii="Malgun Gothic" w:cs="Malgun Gothic" w:eastAsia="Malgun Gothic" w:hAnsi="Malgun Gothic"/>
+                <w:sz w:val="20"/>
+                <w:szCs w:val="20"/>
+              </w:rPr>
+              <w:t xml:space="preserve">active_wp_modes: gate [0,1] / turn [2,3] / dock [7]</w:t>
+            </w:r>
+          </w:p>
+        </w:tc>
+      </w:tr>
+    </w:tbl>
+    <w:p>
+      <w:pPr>
+        <w:spacing w:after="60" w:line="290"/>
+        <w:ind w:left="360" w:hanging="240"/>
+      </w:pPr>
+      <w:r>
+        <w:rPr>
+          <w:rFonts w:ascii="Malgun Gothic" w:cs="Malgun Gothic" w:eastAsia="Malgun Gothic" w:hAnsi="Malgun Gothic"/>
+          <w:sz w:val="20"/>
+          <w:szCs w:val="20"/>
+        </w:rPr>
+        <w:t xml:space="preserve">•  거리는 쓰지 않는다 — 카메라는 방위각만, 거리는 LiDAR 전방 섹터 최소거리 (핀홀 거리 추정의 실해역 오차 회피).</w:t>
+      </w:r>
+    </w:p>
+    <w:p>
+      <w:pPr>
+        <w:spacing w:after="60" w:line="290"/>
+        <w:ind w:left="360" w:hanging="240"/>
+      </w:pPr>
+      <w:r>
+        <w:rPr>
+          <w:rFonts w:ascii="Malgun Gothic" w:cs="Malgun Gothic" w:eastAsia="Malgun Gothic" w:hAnsi="Malgun Gothic"/>
+          <w:sz w:val="20"/>
+          <w:szCs w:val="20"/>
+        </w:rPr>
+        <w:t xml:space="preserve">•  ⚠️ 혼동행렬: 야외 부표 영상 ____ 프레임에서 색별 정탐/오탐 ____ — 임계값은 이 수치로 정한다(감으로 튜닝 금지).</w:t>
       </w:r>
     </w:p>
     <w:p>
@@ -9057,16 +10061,63 @@
     </w:p>
     <w:p>
       <w:pPr>
-        <w:spacing w:after="100"/>
+        <w:spacing w:after="60" w:before="120"/>
+        <w:jc w:val="center"/>
+      </w:pPr>
+      <w:r>
+        <w:drawing>
+          <wp:inline distT="0" distB="0" distL="0" distR="0">
+            <wp:extent cx="5334000" cy="3495675"/>
+            <wp:effectExtent t="0" r="0" b="0" l="0"/>
+            <wp:docPr id="4" name=""/>
+            <wp:cNvGraphicFramePr>
+              <a:graphicFrameLocks xmlns:a="http://schemas.openxmlformats.org/drawingml/2006/main" noChangeAspect="1"/>
+            </wp:cNvGraphicFramePr>
+            <a:graphic xmlns:a="http://schemas.openxmlformats.org/drawingml/2006/main">
+              <a:graphicData uri="http://schemas.openxmlformats.org/drawingml/2006/picture">
+                <pic:pic xmlns:pic="http://schemas.openxmlformats.org/drawingml/2006/picture">
+                  <pic:nvPicPr>
+                    <pic:cNvPr id="0" name="" descr=""/>
+                    <pic:cNvPicPr>
+                      <a:picLocks noChangeAspect="1" noChangeArrowheads="1"/>
+                    </pic:cNvPicPr>
+                  </pic:nvPicPr>
+                  <pic:blipFill>
+                    <a:blip r:embed="rId10" cstate="none"/>
+                    <a:srcRect/>
+                    <a:stretch>
+                      <a:fillRect/>
+                    </a:stretch>
+                  </pic:blipFill>
+                  <pic:spPr bwMode="auto">
+                    <a:xfrm>
+                      <a:off x="0" y="0"/>
+                      <a:ext cx="5334000" cy="3495675"/>
+                    </a:xfrm>
+                    <a:prstGeom prst="rect">
+                      <a:avLst/>
+                    </a:prstGeom>
+                  </pic:spPr>
+                </pic:pic>
+              </a:graphicData>
+            </a:graphic>
+          </wp:inline>
+        </w:drawing>
+      </w:r>
+    </w:p>
+    <w:p>
+      <w:pPr>
+        <w:spacing w:after="160"/>
+        <w:jc w:val="center"/>
       </w:pPr>
       <w:r>
         <w:rPr>
           <w:rFonts w:ascii="Malgun Gothic" w:cs="Malgun Gothic" w:eastAsia="Malgun Gothic" w:hAnsi="Malgun Gothic"/>
-          <w:color w:val="888888"/>
-          <w:sz w:val="20"/>
-          <w:szCs w:val="20"/>
+          <w:color w:val="555555"/>
+          <w:sz w:val="18"/>
+          <w:szCs w:val="18"/>
         </w:rPr>
-        <w:t xml:space="preserve">(전체 플로우차트 그림: 출발 → 항로추종(0/1) → 위치유지(2) ×2 → 탐색(3) → 회피(5) → 도킹(7) → 종료. i-Tricat252 "Total Algorithm Flow Chart" 형식)</w:t>
+        <w:t xml:space="preserve">그림 Ⅲ-2 종합임무 상태기계 (tools/mission_flowchart.py)</w:t>
       </w:r>
     </w:p>
     <w:p>
@@ -9948,6 +10999,964 @@
           <w:szCs w:val="20"/>
         </w:rPr>
         <w:t xml:space="preserve">•  접안 거리는 LiDAR 전방 섹터 최소거리 → ⚠️ 도크 규격 확정 후 contact_dist_m.</w:t>
+      </w:r>
+    </w:p>
+    <w:p>
+      <w:pPr>
+        <w:pStyle w:val="Heading3"/>
+        <w:spacing w:after="80" w:before="160"/>
+      </w:pPr>
+      <w:r>
+        <w:rPr>
+          <w:rFonts w:ascii="Malgun Gothic" w:cs="Malgun Gothic" w:eastAsia="Malgun Gothic" w:hAnsi="Malgun Gothic"/>
+          <w:b/>
+          <w:bCs/>
+          <w:sz w:val="22"/>
+          <w:szCs w:val="22"/>
+        </w:rPr>
+        <w:t xml:space="preserve">4.6) 제어기 — motor_control</w:t>
+      </w:r>
+    </w:p>
+    <w:p>
+      <w:pPr>
+        <w:spacing w:after="100" w:line="300"/>
+      </w:pPr>
+      <w:r>
+        <w:rPr>
+          <w:rFonts w:ascii="Malgun Gothic" w:cs="Malgun Gothic" w:eastAsia="Malgun Gothic" w:hAnsi="Malgun Gothic"/>
+          <w:sz w:val="20"/>
+          <w:szCs w:val="20"/>
+        </w:rPr>
+        <w:t xml:space="preserve">PID 가 아니라 각도 기반 차동 조향이다. 상류 체인(/candidate_angle → /desired_angle)이 이미 "가야 할 방위" 를 주므로 제어기는 그 각도 오차를 좌·우 PWM 차동으로 바꾸고, 전방 장애물 거리와 페일세이프 레벨로 속도만 깎는다. 20 Hz 고정주기 타이머.</w:t>
+      </w:r>
+    </w:p>
+    <w:tbl>
+      <w:tblPr>
+        <w:tblW w:type="dxa" w:w="9360"/>
+        <w:tblBorders>
+          <w:top w:val="single" w:color="auto" w:sz="4"/>
+          <w:left w:val="single" w:color="auto" w:sz="4"/>
+          <w:bottom w:val="single" w:color="auto" w:sz="4"/>
+          <w:right w:val="single" w:color="auto" w:sz="4"/>
+          <w:insideH w:val="single" w:color="auto" w:sz="4"/>
+          <w:insideV w:val="single" w:color="auto" w:sz="4"/>
+        </w:tblBorders>
+      </w:tblPr>
+      <w:tblGrid>
+        <w:gridCol w:w="1900"/>
+        <w:gridCol w:w="2000"/>
+        <w:gridCol w:w="3860"/>
+        <w:gridCol w:w="1600"/>
+      </w:tblGrid>
+      <w:tr>
+        <w:trPr>
+          <w:tblHeader/>
+        </w:trPr>
+        <w:tc>
+          <w:tcPr>
+            <w:tcW w:type="dxa" w:w="1900"/>
+            <w:tcBorders>
+              <w:top w:val="single" w:color="000000" w:sz="6"/>
+              <w:left w:val="single" w:color="000000" w:sz="6"/>
+              <w:bottom w:val="single" w:color="000000" w:sz="6"/>
+              <w:right w:val="single" w:color="000000" w:sz="6"/>
+            </w:tcBorders>
+            <w:shd w:fill="E7E6E6" w:color="auto" w:val="clear"/>
+            <w:tcMar>
+              <w:top w:type="dxa" w:w="60"/>
+              <w:left w:type="dxa" w:w="90"/>
+              <w:bottom w:type="dxa" w:w="60"/>
+              <w:right w:type="dxa" w:w="90"/>
+            </w:tcMar>
+          </w:tcPr>
+          <w:p>
+            <w:pPr>
+              <w:jc w:val="center"/>
+            </w:pPr>
+            <w:r>
+              <w:rPr>
+                <w:rFonts w:ascii="Malgun Gothic" w:cs="Malgun Gothic" w:eastAsia="Malgun Gothic" w:hAnsi="Malgun Gothic"/>
+                <w:b/>
+                <w:bCs/>
+                <w:sz w:val="20"/>
+                <w:szCs w:val="20"/>
+              </w:rPr>
+              <w:t xml:space="preserve">/desired_angle</w:t>
+            </w:r>
+          </w:p>
+        </w:tc>
+        <w:tc>
+          <w:tcPr>
+            <w:tcW w:type="dxa" w:w="2000"/>
+            <w:tcBorders>
+              <w:top w:val="single" w:color="000000" w:sz="6"/>
+              <w:left w:val="single" w:color="000000" w:sz="6"/>
+              <w:bottom w:val="single" w:color="000000" w:sz="6"/>
+              <w:right w:val="single" w:color="000000" w:sz="6"/>
+            </w:tcBorders>
+            <w:shd w:fill="E7E6E6" w:color="auto" w:val="clear"/>
+            <w:tcMar>
+              <w:top w:type="dxa" w:w="60"/>
+              <w:left w:type="dxa" w:w="90"/>
+              <w:bottom w:type="dxa" w:w="60"/>
+              <w:right w:type="dxa" w:w="90"/>
+            </w:tcMar>
+          </w:tcPr>
+          <w:p>
+            <w:pPr>
+              <w:jc w:val="center"/>
+            </w:pPr>
+            <w:r>
+              <w:rPr>
+                <w:rFonts w:ascii="Malgun Gothic" w:cs="Malgun Gothic" w:eastAsia="Malgun Gothic" w:hAnsi="Malgun Gothic"/>
+                <w:b/>
+                <w:bCs/>
+                <w:sz w:val="20"/>
+                <w:szCs w:val="20"/>
+              </w:rPr>
+              <w:t xml:space="preserve">분기</w:t>
+            </w:r>
+          </w:p>
+        </w:tc>
+        <w:tc>
+          <w:tcPr>
+            <w:tcW w:type="dxa" w:w="3860"/>
+            <w:tcBorders>
+              <w:top w:val="single" w:color="000000" w:sz="6"/>
+              <w:left w:val="single" w:color="000000" w:sz="6"/>
+              <w:bottom w:val="single" w:color="000000" w:sz="6"/>
+              <w:right w:val="single" w:color="000000" w:sz="6"/>
+            </w:tcBorders>
+            <w:shd w:fill="E7E6E6" w:color="auto" w:val="clear"/>
+            <w:tcMar>
+              <w:top w:type="dxa" w:w="60"/>
+              <w:left w:type="dxa" w:w="90"/>
+              <w:bottom w:type="dxa" w:w="60"/>
+              <w:right w:type="dxa" w:w="90"/>
+            </w:tcMar>
+          </w:tcPr>
+          <w:p>
+            <w:pPr>
+              <w:jc w:val="center"/>
+            </w:pPr>
+            <w:r>
+              <w:rPr>
+                <w:rFonts w:ascii="Malgun Gothic" w:cs="Malgun Gothic" w:eastAsia="Malgun Gothic" w:hAnsi="Malgun Gothic"/>
+                <w:b/>
+                <w:bCs/>
+                <w:sz w:val="20"/>
+                <w:szCs w:val="20"/>
+              </w:rPr>
+              <w:t xml:space="preserve">좌/우 PWM (ROS 기준, &lt;1500 = 전진)</w:t>
+            </w:r>
+          </w:p>
+        </w:tc>
+        <w:tc>
+          <w:tcPr>
+            <w:tcW w:type="dxa" w:w="1600"/>
+            <w:tcBorders>
+              <w:top w:val="single" w:color="000000" w:sz="6"/>
+              <w:left w:val="single" w:color="000000" w:sz="6"/>
+              <w:bottom w:val="single" w:color="000000" w:sz="6"/>
+              <w:right w:val="single" w:color="000000" w:sz="6"/>
+            </w:tcBorders>
+            <w:shd w:fill="E7E6E6" w:color="auto" w:val="clear"/>
+            <w:tcMar>
+              <w:top w:type="dxa" w:w="60"/>
+              <w:left w:type="dxa" w:w="90"/>
+              <w:bottom w:type="dxa" w:w="60"/>
+              <w:right w:type="dxa" w:w="90"/>
+            </w:tcMar>
+          </w:tcPr>
+          <w:p>
+            <w:pPr>
+              <w:jc w:val="center"/>
+            </w:pPr>
+            <w:r>
+              <w:rPr>
+                <w:rFonts w:ascii="Malgun Gothic" w:cs="Malgun Gothic" w:eastAsia="Malgun Gothic" w:hAnsi="Malgun Gothic"/>
+                <w:b/>
+                <w:bCs/>
+                <w:sz w:val="20"/>
+                <w:szCs w:val="20"/>
+              </w:rPr>
+              <w:t xml:space="preserve">감속 적용</w:t>
+            </w:r>
+          </w:p>
+        </w:tc>
+      </w:tr>
+      <w:tr>
+        <w:tc>
+          <w:tcPr>
+            <w:tcW w:type="dxa" w:w="1900"/>
+            <w:tcBorders>
+              <w:top w:val="single" w:color="000000" w:sz="6"/>
+              <w:left w:val="single" w:color="000000" w:sz="6"/>
+              <w:bottom w:val="single" w:color="000000" w:sz="6"/>
+              <w:right w:val="single" w:color="000000" w:sz="6"/>
+            </w:tcBorders>
+            <w:tcMar>
+              <w:top w:type="dxa" w:w="60"/>
+              <w:left w:type="dxa" w:w="90"/>
+              <w:bottom w:type="dxa" w:w="60"/>
+              <w:right w:type="dxa" w:w="90"/>
+            </w:tcMar>
+          </w:tcPr>
+          <w:p>
+            <w:pPr>
+              <w:jc w:val="left"/>
+            </w:pPr>
+            <w:r>
+              <w:rPr>
+                <w:rFonts w:ascii="Malgun Gothic" w:cs="Malgun Gothic" w:eastAsia="Malgun Gothic" w:hAnsi="Malgun Gothic"/>
+                <w:sz w:val="20"/>
+                <w:szCs w:val="20"/>
+              </w:rPr>
+              <w:t xml:space="preserve">≥ 50000</w:t>
+            </w:r>
+          </w:p>
+        </w:tc>
+        <w:tc>
+          <w:tcPr>
+            <w:tcW w:type="dxa" w:w="2000"/>
+            <w:tcBorders>
+              <w:top w:val="single" w:color="000000" w:sz="6"/>
+              <w:left w:val="single" w:color="000000" w:sz="6"/>
+              <w:bottom w:val="single" w:color="000000" w:sz="6"/>
+              <w:right w:val="single" w:color="000000" w:sz="6"/>
+            </w:tcBorders>
+            <w:tcMar>
+              <w:top w:type="dxa" w:w="60"/>
+              <w:left w:type="dxa" w:w="90"/>
+              <w:bottom w:type="dxa" w:w="60"/>
+              <w:right w:type="dxa" w:w="90"/>
+            </w:tcMar>
+          </w:tcPr>
+          <w:p>
+            <w:pPr>
+              <w:jc w:val="left"/>
+            </w:pPr>
+            <w:r>
+              <w:rPr>
+                <w:rFonts w:ascii="Malgun Gothic" w:cs="Malgun Gothic" w:eastAsia="Malgun Gothic" w:hAnsi="Malgun Gothic"/>
+                <w:sz w:val="20"/>
+                <w:szCs w:val="20"/>
+              </w:rPr>
+              <w:t xml:space="preserve">정지 STOP_HOLD</w:t>
+            </w:r>
+          </w:p>
+        </w:tc>
+        <w:tc>
+          <w:tcPr>
+            <w:tcW w:type="dxa" w:w="3860"/>
+            <w:tcBorders>
+              <w:top w:val="single" w:color="000000" w:sz="6"/>
+              <w:left w:val="single" w:color="000000" w:sz="6"/>
+              <w:bottom w:val="single" w:color="000000" w:sz="6"/>
+              <w:right w:val="single" w:color="000000" w:sz="6"/>
+            </w:tcBorders>
+            <w:tcMar>
+              <w:top w:type="dxa" w:w="60"/>
+              <w:left w:type="dxa" w:w="90"/>
+              <w:bottom w:type="dxa" w:w="60"/>
+              <w:right w:type="dxa" w:w="90"/>
+            </w:tcMar>
+          </w:tcPr>
+          <w:p>
+            <w:pPr>
+              <w:jc w:val="left"/>
+            </w:pPr>
+            <w:r>
+              <w:rPr>
+                <w:rFonts w:ascii="Malgun Gothic" w:cs="Malgun Gothic" w:eastAsia="Malgun Gothic" w:hAnsi="Malgun Gothic"/>
+                <w:sz w:val="20"/>
+                <w:szCs w:val="20"/>
+              </w:rPr>
+              <w:t xml:space="preserve">1500 / 1500</w:t>
+            </w:r>
+          </w:p>
+        </w:tc>
+        <w:tc>
+          <w:tcPr>
+            <w:tcW w:type="dxa" w:w="1600"/>
+            <w:tcBorders>
+              <w:top w:val="single" w:color="000000" w:sz="6"/>
+              <w:left w:val="single" w:color="000000" w:sz="6"/>
+              <w:bottom w:val="single" w:color="000000" w:sz="6"/>
+              <w:right w:val="single" w:color="000000" w:sz="6"/>
+            </w:tcBorders>
+            <w:tcMar>
+              <w:top w:type="dxa" w:w="60"/>
+              <w:left w:type="dxa" w:w="90"/>
+              <w:bottom w:type="dxa" w:w="60"/>
+              <w:right w:type="dxa" w:w="90"/>
+            </w:tcMar>
+          </w:tcPr>
+          <w:p>
+            <w:pPr>
+              <w:jc w:val="left"/>
+            </w:pPr>
+            <w:r>
+              <w:rPr>
+                <w:rFonts w:ascii="Malgun Gothic" w:cs="Malgun Gothic" w:eastAsia="Malgun Gothic" w:hAnsi="Malgun Gothic"/>
+                <w:sz w:val="20"/>
+                <w:szCs w:val="20"/>
+              </w:rPr>
+              <w:t xml:space="preserve">—</w:t>
+            </w:r>
+          </w:p>
+        </w:tc>
+      </w:tr>
+      <w:tr>
+        <w:tc>
+          <w:tcPr>
+            <w:tcW w:type="dxa" w:w="1900"/>
+            <w:tcBorders>
+              <w:top w:val="single" w:color="000000" w:sz="6"/>
+              <w:left w:val="single" w:color="000000" w:sz="6"/>
+              <w:bottom w:val="single" w:color="000000" w:sz="6"/>
+              <w:right w:val="single" w:color="000000" w:sz="6"/>
+            </w:tcBorders>
+            <w:tcMar>
+              <w:top w:type="dxa" w:w="60"/>
+              <w:left w:type="dxa" w:w="90"/>
+              <w:bottom w:type="dxa" w:w="60"/>
+              <w:right w:type="dxa" w:w="90"/>
+            </w:tcMar>
+          </w:tcPr>
+          <w:p>
+            <w:pPr>
+              <w:jc w:val="left"/>
+            </w:pPr>
+            <w:r>
+              <w:rPr>
+                <w:rFonts w:ascii="Malgun Gothic" w:cs="Malgun Gothic" w:eastAsia="Malgun Gothic" w:hAnsi="Malgun Gothic"/>
+                <w:sz w:val="20"/>
+                <w:szCs w:val="20"/>
+              </w:rPr>
+              <w:t xml:space="preserve">20000 ~ 50000</w:t>
+            </w:r>
+          </w:p>
+        </w:tc>
+        <w:tc>
+          <w:tcPr>
+            <w:tcW w:type="dxa" w:w="2000"/>
+            <w:tcBorders>
+              <w:top w:val="single" w:color="000000" w:sz="6"/>
+              <w:left w:val="single" w:color="000000" w:sz="6"/>
+              <w:bottom w:val="single" w:color="000000" w:sz="6"/>
+              <w:right w:val="single" w:color="000000" w:sz="6"/>
+            </w:tcBorders>
+            <w:tcMar>
+              <w:top w:type="dxa" w:w="60"/>
+              <w:left w:type="dxa" w:w="90"/>
+              <w:bottom w:type="dxa" w:w="60"/>
+              <w:right w:type="dxa" w:w="90"/>
+            </w:tcMar>
+          </w:tcPr>
+          <w:p>
+            <w:pPr>
+              <w:jc w:val="left"/>
+            </w:pPr>
+            <w:r>
+              <w:rPr>
+                <w:rFonts w:ascii="Malgun Gothic" w:cs="Malgun Gothic" w:eastAsia="Malgun Gothic" w:hAnsi="Malgun Gothic"/>
+                <w:sz w:val="20"/>
+                <w:szCs w:val="20"/>
+              </w:rPr>
+              <w:t xml:space="preserve">미션 없음 → 전진 폴백</w:t>
+            </w:r>
+          </w:p>
+        </w:tc>
+        <w:tc>
+          <w:tcPr>
+            <w:tcW w:type="dxa" w:w="3860"/>
+            <w:tcBorders>
+              <w:top w:val="single" w:color="000000" w:sz="6"/>
+              <w:left w:val="single" w:color="000000" w:sz="6"/>
+              <w:bottom w:val="single" w:color="000000" w:sz="6"/>
+              <w:right w:val="single" w:color="000000" w:sz="6"/>
+            </w:tcBorders>
+            <w:tcMar>
+              <w:top w:type="dxa" w:w="60"/>
+              <w:left w:type="dxa" w:w="90"/>
+              <w:bottom w:type="dxa" w:w="60"/>
+              <w:right w:type="dxa" w:w="90"/>
+            </w:tcMar>
+          </w:tcPr>
+          <w:p>
+            <w:pPr>
+              <w:jc w:val="left"/>
+            </w:pPr>
+            <w:r>
+              <w:rPr>
+                <w:rFonts w:ascii="Malgun Gothic" w:cs="Malgun Gothic" w:eastAsia="Malgun Gothic" w:hAnsi="Malgun Gothic"/>
+                <w:sz w:val="20"/>
+                <w:szCs w:val="20"/>
+              </w:rPr>
+              <w:t xml:space="preserve">base_pwm / base_pwm (1360)</w:t>
+            </w:r>
+          </w:p>
+        </w:tc>
+        <w:tc>
+          <w:tcPr>
+            <w:tcW w:type="dxa" w:w="1600"/>
+            <w:tcBorders>
+              <w:top w:val="single" w:color="000000" w:sz="6"/>
+              <w:left w:val="single" w:color="000000" w:sz="6"/>
+              <w:bottom w:val="single" w:color="000000" w:sz="6"/>
+              <w:right w:val="single" w:color="000000" w:sz="6"/>
+            </w:tcBorders>
+            <w:tcMar>
+              <w:top w:type="dxa" w:w="60"/>
+              <w:left w:type="dxa" w:w="90"/>
+              <w:bottom w:type="dxa" w:w="60"/>
+              <w:right w:type="dxa" w:w="90"/>
+            </w:tcMar>
+          </w:tcPr>
+          <w:p>
+            <w:pPr>
+              <w:jc w:val="left"/>
+            </w:pPr>
+            <w:r>
+              <w:rPr>
+                <w:rFonts w:ascii="Malgun Gothic" w:cs="Malgun Gothic" w:eastAsia="Malgun Gothic" w:hAnsi="Malgun Gothic"/>
+                <w:sz w:val="20"/>
+                <w:szCs w:val="20"/>
+              </w:rPr>
+              <w:t xml:space="preserve">○</w:t>
+            </w:r>
+          </w:p>
+        </w:tc>
+      </w:tr>
+      <w:tr>
+        <w:tc>
+          <w:tcPr>
+            <w:tcW w:type="dxa" w:w="1900"/>
+            <w:tcBorders>
+              <w:top w:val="single" w:color="000000" w:sz="6"/>
+              <w:left w:val="single" w:color="000000" w:sz="6"/>
+              <w:bottom w:val="single" w:color="000000" w:sz="6"/>
+              <w:right w:val="single" w:color="000000" w:sz="6"/>
+            </w:tcBorders>
+            <w:tcMar>
+              <w:top w:type="dxa" w:w="60"/>
+              <w:left w:type="dxa" w:w="90"/>
+              <w:bottom w:type="dxa" w:w="60"/>
+              <w:right w:type="dxa" w:w="90"/>
+            </w:tcMar>
+          </w:tcPr>
+          <w:p>
+            <w:pPr>
+              <w:jc w:val="left"/>
+            </w:pPr>
+            <w:r>
+              <w:rPr>
+                <w:rFonts w:ascii="Malgun Gothic" w:cs="Malgun Gothic" w:eastAsia="Malgun Gothic" w:hAnsi="Malgun Gothic"/>
+                <w:sz w:val="20"/>
+                <w:szCs w:val="20"/>
+              </w:rPr>
+              <w:t xml:space="preserve">5000 (6000)</w:t>
+            </w:r>
+          </w:p>
+        </w:tc>
+        <w:tc>
+          <w:tcPr>
+            <w:tcW w:type="dxa" w:w="2000"/>
+            <w:tcBorders>
+              <w:top w:val="single" w:color="000000" w:sz="6"/>
+              <w:left w:val="single" w:color="000000" w:sz="6"/>
+              <w:bottom w:val="single" w:color="000000" w:sz="6"/>
+              <w:right w:val="single" w:color="000000" w:sz="6"/>
+            </w:tcBorders>
+            <w:tcMar>
+              <w:top w:type="dxa" w:w="60"/>
+              <w:left w:type="dxa" w:w="90"/>
+              <w:bottom w:type="dxa" w:w="60"/>
+              <w:right w:type="dxa" w:w="90"/>
+            </w:tcMar>
+          </w:tcPr>
+          <w:p>
+            <w:pPr>
+              <w:jc w:val="left"/>
+            </w:pPr>
+            <w:r>
+              <w:rPr>
+                <w:rFonts w:ascii="Malgun Gothic" w:cs="Malgun Gothic" w:eastAsia="Malgun Gothic" w:hAnsi="Malgun Gothic"/>
+                <w:sz w:val="20"/>
+                <w:szCs w:val="20"/>
+              </w:rPr>
+              <w:t xml:space="preserve">제자리 우선회 (좌선회)</w:t>
+            </w:r>
+          </w:p>
+        </w:tc>
+        <w:tc>
+          <w:tcPr>
+            <w:tcW w:type="dxa" w:w="3860"/>
+            <w:tcBorders>
+              <w:top w:val="single" w:color="000000" w:sz="6"/>
+              <w:left w:val="single" w:color="000000" w:sz="6"/>
+              <w:bottom w:val="single" w:color="000000" w:sz="6"/>
+              <w:right w:val="single" w:color="000000" w:sz="6"/>
+            </w:tcBorders>
+            <w:tcMar>
+              <w:top w:type="dxa" w:w="60"/>
+              <w:left w:type="dxa" w:w="90"/>
+              <w:bottom w:type="dxa" w:w="60"/>
+              <w:right w:type="dxa" w:w="90"/>
+            </w:tcMar>
+          </w:tcPr>
+          <w:p>
+            <w:pPr>
+              <w:jc w:val="left"/>
+            </w:pPr>
+            <w:r>
+              <w:rPr>
+                <w:rFonts w:ascii="Malgun Gothic" w:cs="Malgun Gothic" w:eastAsia="Malgun Gothic" w:hAnsi="Malgun Gothic"/>
+                <w:sz w:val="20"/>
+                <w:szCs w:val="20"/>
+              </w:rPr>
+              <w:t xml:space="preserve">spin_forward_pwm ± spin_diff = 1600 / 1400 (1400 / 1600)</w:t>
+            </w:r>
+          </w:p>
+        </w:tc>
+        <w:tc>
+          <w:tcPr>
+            <w:tcW w:type="dxa" w:w="1600"/>
+            <w:tcBorders>
+              <w:top w:val="single" w:color="000000" w:sz="6"/>
+              <w:left w:val="single" w:color="000000" w:sz="6"/>
+              <w:bottom w:val="single" w:color="000000" w:sz="6"/>
+              <w:right w:val="single" w:color="000000" w:sz="6"/>
+            </w:tcBorders>
+            <w:tcMar>
+              <w:top w:type="dxa" w:w="60"/>
+              <w:left w:type="dxa" w:w="90"/>
+              <w:bottom w:type="dxa" w:w="60"/>
+              <w:right w:type="dxa" w:w="90"/>
+            </w:tcMar>
+          </w:tcPr>
+          <w:p>
+            <w:pPr>
+              <w:jc w:val="left"/>
+            </w:pPr>
+            <w:r>
+              <w:rPr>
+                <w:rFonts w:ascii="Malgun Gothic" w:cs="Malgun Gothic" w:eastAsia="Malgun Gothic" w:hAnsi="Malgun Gothic"/>
+                <w:sz w:val="20"/>
+                <w:szCs w:val="20"/>
+              </w:rPr>
+              <w:t xml:space="preserve">× (감속 걸면 뒤로 밀리며 돎)</w:t>
+            </w:r>
+          </w:p>
+        </w:tc>
+      </w:tr>
+      <w:tr>
+        <w:tc>
+          <w:tcPr>
+            <w:tcW w:type="dxa" w:w="1900"/>
+            <w:tcBorders>
+              <w:top w:val="single" w:color="000000" w:sz="6"/>
+              <w:left w:val="single" w:color="000000" w:sz="6"/>
+              <w:bottom w:val="single" w:color="000000" w:sz="6"/>
+              <w:right w:val="single" w:color="000000" w:sz="6"/>
+            </w:tcBorders>
+            <w:tcMar>
+              <w:top w:type="dxa" w:w="60"/>
+              <w:left w:type="dxa" w:w="90"/>
+              <w:bottom w:type="dxa" w:w="60"/>
+              <w:right w:type="dxa" w:w="90"/>
+            </w:tcMar>
+          </w:tcPr>
+          <w:p>
+            <w:pPr>
+              <w:jc w:val="left"/>
+            </w:pPr>
+            <w:r>
+              <w:rPr>
+                <w:rFonts w:ascii="Malgun Gothic" w:cs="Malgun Gothic" w:eastAsia="Malgun Gothic" w:hAnsi="Malgun Gothic"/>
+                <w:sz w:val="20"/>
+                <w:szCs w:val="20"/>
+              </w:rPr>
+              <w:t xml:space="preserve">−1 ~ 161 (정면 = 80)</w:t>
+            </w:r>
+          </w:p>
+        </w:tc>
+        <w:tc>
+          <w:tcPr>
+            <w:tcW w:type="dxa" w:w="2000"/>
+            <w:tcBorders>
+              <w:top w:val="single" w:color="000000" w:sz="6"/>
+              <w:left w:val="single" w:color="000000" w:sz="6"/>
+              <w:bottom w:val="single" w:color="000000" w:sz="6"/>
+              <w:right w:val="single" w:color="000000" w:sz="6"/>
+            </w:tcBorders>
+            <w:tcMar>
+              <w:top w:type="dxa" w:w="60"/>
+              <w:left w:type="dxa" w:w="90"/>
+              <w:bottom w:type="dxa" w:w="60"/>
+              <w:right w:type="dxa" w:w="90"/>
+            </w:tcMar>
+          </w:tcPr>
+          <w:p>
+            <w:pPr>
+              <w:jc w:val="left"/>
+            </w:pPr>
+            <w:r>
+              <w:rPr>
+                <w:rFonts w:ascii="Malgun Gothic" w:cs="Malgun Gothic" w:eastAsia="Malgun Gothic" w:hAnsi="Malgun Gothic"/>
+                <w:sz w:val="20"/>
+                <w:szCs w:val="20"/>
+              </w:rPr>
+              <w:t xml:space="preserve">정상 조향</w:t>
+            </w:r>
+          </w:p>
+        </w:tc>
+        <w:tc>
+          <w:tcPr>
+            <w:tcW w:type="dxa" w:w="3860"/>
+            <w:tcBorders>
+              <w:top w:val="single" w:color="000000" w:sz="6"/>
+              <w:left w:val="single" w:color="000000" w:sz="6"/>
+              <w:bottom w:val="single" w:color="000000" w:sz="6"/>
+              <w:right w:val="single" w:color="000000" w:sz="6"/>
+            </w:tcBorders>
+            <w:tcMar>
+              <w:top w:type="dxa" w:w="60"/>
+              <w:left w:type="dxa" w:w="90"/>
+              <w:bottom w:type="dxa" w:w="60"/>
+              <w:right w:type="dxa" w:w="90"/>
+            </w:tcMar>
+          </w:tcPr>
+          <w:p>
+            <w:pPr>
+              <w:jc w:val="left"/>
+            </w:pPr>
+            <w:r>
+              <w:rPr>
+                <w:rFonts w:ascii="Malgun Gothic" w:cs="Malgun Gothic" w:eastAsia="Malgun Gothic" w:hAnsi="Malgun Gothic"/>
+                <w:sz w:val="20"/>
+                <w:szCs w:val="20"/>
+              </w:rPr>
+              <w:t xml:space="preserve">offset = θ − 80, diff = |offset| / max_angle × max_diff(100) → base ∓ diff</w:t>
+            </w:r>
+          </w:p>
+        </w:tc>
+        <w:tc>
+          <w:tcPr>
+            <w:tcW w:type="dxa" w:w="1600"/>
+            <w:tcBorders>
+              <w:top w:val="single" w:color="000000" w:sz="6"/>
+              <w:left w:val="single" w:color="000000" w:sz="6"/>
+              <w:bottom w:val="single" w:color="000000" w:sz="6"/>
+              <w:right w:val="single" w:color="000000" w:sz="6"/>
+            </w:tcBorders>
+            <w:tcMar>
+              <w:top w:type="dxa" w:w="60"/>
+              <w:left w:type="dxa" w:w="90"/>
+              <w:bottom w:type="dxa" w:w="60"/>
+              <w:right w:type="dxa" w:w="90"/>
+            </w:tcMar>
+          </w:tcPr>
+          <w:p>
+            <w:pPr>
+              <w:jc w:val="left"/>
+            </w:pPr>
+            <w:r>
+              <w:rPr>
+                <w:rFonts w:ascii="Malgun Gothic" w:cs="Malgun Gothic" w:eastAsia="Malgun Gothic" w:hAnsi="Malgun Gothic"/>
+                <w:sz w:val="20"/>
+                <w:szCs w:val="20"/>
+              </w:rPr>
+              <w:t xml:space="preserve">○</w:t>
+            </w:r>
+          </w:p>
+        </w:tc>
+      </w:tr>
+      <w:tr>
+        <w:tc>
+          <w:tcPr>
+            <w:tcW w:type="dxa" w:w="1900"/>
+            <w:tcBorders>
+              <w:top w:val="single" w:color="000000" w:sz="6"/>
+              <w:left w:val="single" w:color="000000" w:sz="6"/>
+              <w:bottom w:val="single" w:color="000000" w:sz="6"/>
+              <w:right w:val="single" w:color="000000" w:sz="6"/>
+            </w:tcBorders>
+            <w:tcMar>
+              <w:top w:type="dxa" w:w="60"/>
+              <w:left w:type="dxa" w:w="90"/>
+              <w:bottom w:type="dxa" w:w="60"/>
+              <w:right w:type="dxa" w:w="90"/>
+            </w:tcMar>
+          </w:tcPr>
+          <w:p>
+            <w:pPr>
+              <w:jc w:val="left"/>
+            </w:pPr>
+            <w:r>
+              <w:rPr>
+                <w:rFonts w:ascii="Malgun Gothic" w:cs="Malgun Gothic" w:eastAsia="Malgun Gothic" w:hAnsi="Malgun Gothic"/>
+                <w:sz w:val="20"/>
+                <w:szCs w:val="20"/>
+              </w:rPr>
+              <w:t xml:space="preserve">161 ~ 5000</w:t>
+            </w:r>
+          </w:p>
+        </w:tc>
+        <w:tc>
+          <w:tcPr>
+            <w:tcW w:type="dxa" w:w="2000"/>
+            <w:tcBorders>
+              <w:top w:val="single" w:color="000000" w:sz="6"/>
+              <w:left w:val="single" w:color="000000" w:sz="6"/>
+              <w:bottom w:val="single" w:color="000000" w:sz="6"/>
+              <w:right w:val="single" w:color="000000" w:sz="6"/>
+            </w:tcBorders>
+            <w:tcMar>
+              <w:top w:type="dxa" w:w="60"/>
+              <w:left w:type="dxa" w:w="90"/>
+              <w:bottom w:type="dxa" w:w="60"/>
+              <w:right w:type="dxa" w:w="90"/>
+            </w:tcMar>
+          </w:tcPr>
+          <w:p>
+            <w:pPr>
+              <w:jc w:val="left"/>
+            </w:pPr>
+            <w:r>
+              <w:rPr>
+                <w:rFonts w:ascii="Malgun Gothic" w:cs="Malgun Gothic" w:eastAsia="Malgun Gothic" w:hAnsi="Malgun Gothic"/>
+                <w:sz w:val="20"/>
+                <w:szCs w:val="20"/>
+              </w:rPr>
+              <w:t xml:space="preserve">후진</w:t>
+            </w:r>
+          </w:p>
+        </w:tc>
+        <w:tc>
+          <w:tcPr>
+            <w:tcW w:type="dxa" w:w="3860"/>
+            <w:tcBorders>
+              <w:top w:val="single" w:color="000000" w:sz="6"/>
+              <w:left w:val="single" w:color="000000" w:sz="6"/>
+              <w:bottom w:val="single" w:color="000000" w:sz="6"/>
+              <w:right w:val="single" w:color="000000" w:sz="6"/>
+            </w:tcBorders>
+            <w:tcMar>
+              <w:top w:type="dxa" w:w="60"/>
+              <w:left w:type="dxa" w:w="90"/>
+              <w:bottom w:type="dxa" w:w="60"/>
+              <w:right w:type="dxa" w:w="90"/>
+            </w:tcMar>
+          </w:tcPr>
+          <w:p>
+            <w:pPr>
+              <w:jc w:val="left"/>
+            </w:pPr>
+            <w:r>
+              <w:rPr>
+                <w:rFonts w:ascii="Malgun Gothic" w:cs="Malgun Gothic" w:eastAsia="Malgun Gothic" w:hAnsi="Malgun Gothic"/>
+                <w:sz w:val="20"/>
+                <w:szCs w:val="20"/>
+              </w:rPr>
+              <w:t xml:space="preserve">reverse_pwm / reverse_pwm (1590)</w:t>
+            </w:r>
+          </w:p>
+        </w:tc>
+        <w:tc>
+          <w:tcPr>
+            <w:tcW w:type="dxa" w:w="1600"/>
+            <w:tcBorders>
+              <w:top w:val="single" w:color="000000" w:sz="6"/>
+              <w:left w:val="single" w:color="000000" w:sz="6"/>
+              <w:bottom w:val="single" w:color="000000" w:sz="6"/>
+              <w:right w:val="single" w:color="000000" w:sz="6"/>
+            </w:tcBorders>
+            <w:tcMar>
+              <w:top w:type="dxa" w:w="60"/>
+              <w:left w:type="dxa" w:w="90"/>
+              <w:bottom w:type="dxa" w:w="60"/>
+              <w:right w:type="dxa" w:w="90"/>
+            </w:tcMar>
+          </w:tcPr>
+          <w:p>
+            <w:pPr>
+              <w:jc w:val="left"/>
+            </w:pPr>
+            <w:r>
+              <w:rPr>
+                <w:rFonts w:ascii="Malgun Gothic" w:cs="Malgun Gothic" w:eastAsia="Malgun Gothic" w:hAnsi="Malgun Gothic"/>
+                <w:sz w:val="20"/>
+                <w:szCs w:val="20"/>
+              </w:rPr>
+              <w:t xml:space="preserve">×</w:t>
+            </w:r>
+          </w:p>
+        </w:tc>
+      </w:tr>
+      <w:tr>
+        <w:tc>
+          <w:tcPr>
+            <w:tcW w:type="dxa" w:w="1900"/>
+            <w:tcBorders>
+              <w:top w:val="single" w:color="000000" w:sz="6"/>
+              <w:left w:val="single" w:color="000000" w:sz="6"/>
+              <w:bottom w:val="single" w:color="000000" w:sz="6"/>
+              <w:right w:val="single" w:color="000000" w:sz="6"/>
+            </w:tcBorders>
+            <w:tcMar>
+              <w:top w:type="dxa" w:w="60"/>
+              <w:left w:type="dxa" w:w="90"/>
+              <w:bottom w:type="dxa" w:w="60"/>
+              <w:right w:type="dxa" w:w="90"/>
+            </w:tcMar>
+          </w:tcPr>
+          <w:p>
+            <w:pPr>
+              <w:jc w:val="left"/>
+            </w:pPr>
+            <w:r>
+              <w:rPr>
+                <w:rFonts w:ascii="Malgun Gothic" w:cs="Malgun Gothic" w:eastAsia="Malgun Gothic" w:hAnsi="Malgun Gothic"/>
+                <w:sz w:val="20"/>
+                <w:szCs w:val="20"/>
+              </w:rPr>
+              <w:t xml:space="preserve">명령 0.5 s 무수신</w:t>
+            </w:r>
+          </w:p>
+        </w:tc>
+        <w:tc>
+          <w:tcPr>
+            <w:tcW w:type="dxa" w:w="2000"/>
+            <w:tcBorders>
+              <w:top w:val="single" w:color="000000" w:sz="6"/>
+              <w:left w:val="single" w:color="000000" w:sz="6"/>
+              <w:bottom w:val="single" w:color="000000" w:sz="6"/>
+              <w:right w:val="single" w:color="000000" w:sz="6"/>
+            </w:tcBorders>
+            <w:tcMar>
+              <w:top w:type="dxa" w:w="60"/>
+              <w:left w:type="dxa" w:w="90"/>
+              <w:bottom w:type="dxa" w:w="60"/>
+              <w:right w:type="dxa" w:w="90"/>
+            </w:tcMar>
+          </w:tcPr>
+          <w:p>
+            <w:pPr>
+              <w:jc w:val="left"/>
+            </w:pPr>
+            <w:r>
+              <w:rPr>
+                <w:rFonts w:ascii="Malgun Gothic" w:cs="Malgun Gothic" w:eastAsia="Malgun Gothic" w:hAnsi="Malgun Gothic"/>
+                <w:sz w:val="20"/>
+                <w:szCs w:val="20"/>
+              </w:rPr>
+              <w:t xml:space="preserve">워치독</w:t>
+            </w:r>
+          </w:p>
+        </w:tc>
+        <w:tc>
+          <w:tcPr>
+            <w:tcW w:type="dxa" w:w="3860"/>
+            <w:tcBorders>
+              <w:top w:val="single" w:color="000000" w:sz="6"/>
+              <w:left w:val="single" w:color="000000" w:sz="6"/>
+              <w:bottom w:val="single" w:color="000000" w:sz="6"/>
+              <w:right w:val="single" w:color="000000" w:sz="6"/>
+            </w:tcBorders>
+            <w:tcMar>
+              <w:top w:type="dxa" w:w="60"/>
+              <w:left w:type="dxa" w:w="90"/>
+              <w:bottom w:type="dxa" w:w="60"/>
+              <w:right w:type="dxa" w:w="90"/>
+            </w:tcMar>
+          </w:tcPr>
+          <w:p>
+            <w:pPr>
+              <w:jc w:val="left"/>
+            </w:pPr>
+            <w:r>
+              <w:rPr>
+                <w:rFonts w:ascii="Malgun Gothic" w:cs="Malgun Gothic" w:eastAsia="Malgun Gothic" w:hAnsi="Malgun Gothic"/>
+                <w:sz w:val="20"/>
+                <w:szCs w:val="20"/>
+              </w:rPr>
+              <w:t xml:space="preserve">1500 / 1500</w:t>
+            </w:r>
+          </w:p>
+        </w:tc>
+        <w:tc>
+          <w:tcPr>
+            <w:tcW w:type="dxa" w:w="1600"/>
+            <w:tcBorders>
+              <w:top w:val="single" w:color="000000" w:sz="6"/>
+              <w:left w:val="single" w:color="000000" w:sz="6"/>
+              <w:bottom w:val="single" w:color="000000" w:sz="6"/>
+              <w:right w:val="single" w:color="000000" w:sz="6"/>
+            </w:tcBorders>
+            <w:tcMar>
+              <w:top w:type="dxa" w:w="60"/>
+              <w:left w:type="dxa" w:w="90"/>
+              <w:bottom w:type="dxa" w:w="60"/>
+              <w:right w:type="dxa" w:w="90"/>
+            </w:tcMar>
+          </w:tcPr>
+          <w:p>
+            <w:pPr>
+              <w:jc w:val="left"/>
+            </w:pPr>
+            <w:r>
+              <w:rPr>
+                <w:rFonts w:ascii="Malgun Gothic" w:cs="Malgun Gothic" w:eastAsia="Malgun Gothic" w:hAnsi="Malgun Gothic"/>
+                <w:sz w:val="20"/>
+                <w:szCs w:val="20"/>
+              </w:rPr>
+              <w:t xml:space="preserve">—</w:t>
+            </w:r>
+          </w:p>
+        </w:tc>
+      </w:tr>
+    </w:tbl>
+    <w:p>
+      <w:pPr>
+        <w:spacing w:after="100" w:line="300"/>
+      </w:pPr>
+      <w:r>
+        <w:rPr>
+          <w:rFonts w:ascii="Malgun Gothic" w:cs="Malgun Gothic" w:eastAsia="Malgun Gothic" w:hAnsi="Malgun Gothic"/>
+          <w:sz w:val="20"/>
+          <w:szCs w:val="20"/>
+        </w:rPr>
+        <w:t xml:space="preserve">감속비 = min(장애물 근접비, 페일세이프 상한). 근접비는 전방 최근접 거리 d 에 대해 d ≥ 1.2 m 이면 1.0, 그 아래서 0.7 + 0.3·d/1.2 로 선형. 페일세이프 레벨 1 이면 0.7. 적용은 PWM 을 중립 쪽으로 당기는 식 1500 + (PWM − 1500)·ratio.</w:t>
+      </w:r>
+    </w:p>
+    <w:p>
+      <w:pPr>
+        <w:spacing w:after="60" w:line="290"/>
+        <w:ind w:left="360" w:hanging="240"/>
+      </w:pPr>
+      <w:r>
+        <w:rPr>
+          <w:rFonts w:ascii="Malgun Gothic" w:cs="Malgun Gothic" w:eastAsia="Malgun Gothic" w:hAnsi="Malgun Gothic"/>
+          <w:sz w:val="20"/>
+          <w:szCs w:val="20"/>
+        </w:rPr>
+        <w:t xml:space="preserve">•  steer_invert 하나가 조향과 SPIN 을 함께 뒤집는다(배선 반대 대비). ⚠️ 물 위 첫 시험에서 확정 — 가장 흔한 사고.</w:t>
+      </w:r>
+    </w:p>
+    <w:p>
+      <w:pPr>
+        <w:spacing w:after="60" w:line="290"/>
+        <w:ind w:left="360" w:hanging="240"/>
+      </w:pPr>
+      <w:r>
+        <w:rPr>
+          <w:rFonts w:ascii="Malgun Gothic" w:cs="Malgun Gothic" w:eastAsia="Malgun Gothic" w:hAnsi="Malgun Gothic"/>
+          <w:sz w:val="20"/>
+          <w:szCs w:val="20"/>
+        </w:rPr>
+        <w:t xml:space="preserve">•  PD 미채택 근거: 체인이 각도 기반이라 속도 상태가 없고, 각도 오차의 미분은 LiDAR 10 Hz·헤딩 노이즈를 증폭한다. 작년 SPIN 버그(순항 속도로 원을 그려 도크 충돌)는 중심 PWM 을 1500 으로 분리해 해결.</w:t>
       </w:r>
     </w:p>
     <w:p>
@@ -12365,7 +14374,7 @@
           <wp:inline distT="0" distB="0" distL="0" distR="0">
             <wp:extent cx="4133850" cy="7239000"/>
             <wp:effectExtent t="0" r="0" b="0" l="0"/>
-            <wp:docPr id="3" name=""/>
+            <wp:docPr id="5" name=""/>
             <wp:cNvGraphicFramePr>
               <a:graphicFrameLocks xmlns:a="http://schemas.openxmlformats.org/drawingml/2006/main" noChangeAspect="1"/>
             </wp:cNvGraphicFramePr>
@@ -12379,7 +14388,7 @@
                     </pic:cNvPicPr>
                   </pic:nvPicPr>
                   <pic:blipFill>
-                    <a:blip r:embed="rId9" cstate="none"/>
+                    <a:blip r:embed="rId11" cstate="none"/>
                     <a:srcRect/>
                     <a:stretch>
                       <a:fillRect/>
@@ -13749,7 +15758,7 @@
           <wp:inline distT="0" distB="0" distL="0" distR="0">
             <wp:extent cx="5334000" cy="4000500"/>
             <wp:effectExtent t="0" r="0" b="0" l="0"/>
-            <wp:docPr id="4" name=""/>
+            <wp:docPr id="6" name=""/>
             <wp:cNvGraphicFramePr>
               <a:graphicFrameLocks xmlns:a="http://schemas.openxmlformats.org/drawingml/2006/main" noChangeAspect="1"/>
             </wp:cNvGraphicFramePr>
@@ -13763,7 +15772,7 @@
                     </pic:cNvPicPr>
                   </pic:nvPicPr>
                   <pic:blipFill>
-                    <a:blip r:embed="rId10" cstate="none"/>
+                    <a:blip r:embed="rId12" cstate="none"/>
                     <a:srcRect/>
                     <a:stretch>
                       <a:fillRect/>
@@ -15807,6 +17816,22 @@
           <w:szCs w:val="32"/>
         </w:rPr>
         <w:t xml:space="preserve">Ⅴ. 최종 소모 금액</w:t>
+      </w:r>
+    </w:p>
+    <w:p>
+      <w:pPr>
+        <w:pStyle w:val="Heading2"/>
+        <w:spacing w:after="120" w:before="240"/>
+      </w:pPr>
+      <w:r>
+        <w:rPr>
+          <w:rFonts w:ascii="Malgun Gothic" w:cs="Malgun Gothic" w:eastAsia="Malgun Gothic" w:hAnsi="Malgun Gothic"/>
+          <w:b/>
+          <w:bCs/>
+          <w:sz w:val="26"/>
+          <w:szCs w:val="26"/>
+        </w:rPr>
+        <w:t xml:space="preserve">1) 2026 신규 구매</w:t>
       </w:r>
     </w:p>
     <w:tbl>
@@ -18292,7 +20317,2357 @@
           <w:sz w:val="18"/>
           <w:szCs w:val="18"/>
         </w:rPr>
-        <w:t xml:space="preserve">▶ 출처: docs/전달용/구매_목록.md (10-26). 작년 보유분(T200·ESC·배터리·접촉기·릴레이·GPS·IMU·D455·노트북)은 2025 보고서 Ⅴ(총 4,141,294원)에 있음. 작년 심사 기준 "소요 비용" 은 보유분 포함 총액을 적었으므로 ⚠️ 보유분 재기재 여부 결정.</w:t>
+        <w:t xml:space="preserve">▶ 출처: docs/전달용/구매_목록.md (10-26). 심사위원은 작년 보고서를 못 본다 — 신규분만 적으면 추진·센서가 비용 0 으로 보이므로 기보유 표를 같이 둔다.</w:t>
+      </w:r>
+    </w:p>
+    <w:p>
+      <w:pPr>
+        <w:pStyle w:val="Heading2"/>
+        <w:spacing w:after="120" w:before="240"/>
+      </w:pPr>
+      <w:r>
+        <w:rPr>
+          <w:rFonts w:ascii="Malgun Gothic" w:cs="Malgun Gothic" w:eastAsia="Malgun Gothic" w:hAnsi="Malgun Gothic"/>
+          <w:b/>
+          <w:bCs/>
+          <w:sz w:val="26"/>
+          <w:szCs w:val="26"/>
+        </w:rPr>
+        <w:t xml:space="preserve">2) 기보유 장비 (2025 구매, 2025 보고서 Ⅴ 재인용)</w:t>
+      </w:r>
+    </w:p>
+    <w:tbl>
+      <w:tblPr>
+        <w:tblW w:type="dxa" w:w="9360"/>
+        <w:tblBorders>
+          <w:top w:val="single" w:color="auto" w:sz="4"/>
+          <w:left w:val="single" w:color="auto" w:sz="4"/>
+          <w:bottom w:val="single" w:color="auto" w:sz="4"/>
+          <w:right w:val="single" w:color="auto" w:sz="4"/>
+          <w:insideH w:val="single" w:color="auto" w:sz="4"/>
+          <w:insideV w:val="single" w:color="auto" w:sz="4"/>
+        </w:tblBorders>
+      </w:tblPr>
+      <w:tblGrid>
+        <w:gridCol w:w="500"/>
+        <w:gridCol w:w="3800"/>
+        <w:gridCol w:w="900"/>
+        <w:gridCol w:w="1900"/>
+        <w:gridCol w:w="2260"/>
+      </w:tblGrid>
+      <w:tr>
+        <w:trPr>
+          <w:tblHeader/>
+        </w:trPr>
+        <w:tc>
+          <w:tcPr>
+            <w:tcW w:type="dxa" w:w="500"/>
+            <w:tcBorders>
+              <w:top w:val="single" w:color="000000" w:sz="6"/>
+              <w:left w:val="single" w:color="000000" w:sz="6"/>
+              <w:bottom w:val="single" w:color="000000" w:sz="6"/>
+              <w:right w:val="single" w:color="000000" w:sz="6"/>
+            </w:tcBorders>
+            <w:shd w:fill="E7E6E6" w:color="auto" w:val="clear"/>
+            <w:tcMar>
+              <w:top w:type="dxa" w:w="60"/>
+              <w:left w:type="dxa" w:w="90"/>
+              <w:bottom w:type="dxa" w:w="60"/>
+              <w:right w:type="dxa" w:w="90"/>
+            </w:tcMar>
+          </w:tcPr>
+          <w:p>
+            <w:pPr>
+              <w:jc w:val="center"/>
+            </w:pPr>
+            <w:r>
+              <w:rPr>
+                <w:rFonts w:ascii="Malgun Gothic" w:cs="Malgun Gothic" w:eastAsia="Malgun Gothic" w:hAnsi="Malgun Gothic"/>
+                <w:b/>
+                <w:bCs/>
+                <w:sz w:val="20"/>
+                <w:szCs w:val="20"/>
+              </w:rPr>
+              <w:t xml:space="preserve"/>
+            </w:r>
+          </w:p>
+        </w:tc>
+        <w:tc>
+          <w:tcPr>
+            <w:tcW w:type="dxa" w:w="3800"/>
+            <w:tcBorders>
+              <w:top w:val="single" w:color="000000" w:sz="6"/>
+              <w:left w:val="single" w:color="000000" w:sz="6"/>
+              <w:bottom w:val="single" w:color="000000" w:sz="6"/>
+              <w:right w:val="single" w:color="000000" w:sz="6"/>
+            </w:tcBorders>
+            <w:shd w:fill="E7E6E6" w:color="auto" w:val="clear"/>
+            <w:tcMar>
+              <w:top w:type="dxa" w:w="60"/>
+              <w:left w:type="dxa" w:w="90"/>
+              <w:bottom w:type="dxa" w:w="60"/>
+              <w:right w:type="dxa" w:w="90"/>
+            </w:tcMar>
+          </w:tcPr>
+          <w:p>
+            <w:pPr>
+              <w:jc w:val="center"/>
+            </w:pPr>
+            <w:r>
+              <w:rPr>
+                <w:rFonts w:ascii="Malgun Gothic" w:cs="Malgun Gothic" w:eastAsia="Malgun Gothic" w:hAnsi="Malgun Gothic"/>
+                <w:b/>
+                <w:bCs/>
+                <w:sz w:val="20"/>
+                <w:szCs w:val="20"/>
+              </w:rPr>
+              <w:t xml:space="preserve">품목</w:t>
+            </w:r>
+          </w:p>
+        </w:tc>
+        <w:tc>
+          <w:tcPr>
+            <w:tcW w:type="dxa" w:w="900"/>
+            <w:tcBorders>
+              <w:top w:val="single" w:color="000000" w:sz="6"/>
+              <w:left w:val="single" w:color="000000" w:sz="6"/>
+              <w:bottom w:val="single" w:color="000000" w:sz="6"/>
+              <w:right w:val="single" w:color="000000" w:sz="6"/>
+            </w:tcBorders>
+            <w:shd w:fill="E7E6E6" w:color="auto" w:val="clear"/>
+            <w:tcMar>
+              <w:top w:type="dxa" w:w="60"/>
+              <w:left w:type="dxa" w:w="90"/>
+              <w:bottom w:type="dxa" w:w="60"/>
+              <w:right w:type="dxa" w:w="90"/>
+            </w:tcMar>
+          </w:tcPr>
+          <w:p>
+            <w:pPr>
+              <w:jc w:val="center"/>
+            </w:pPr>
+            <w:r>
+              <w:rPr>
+                <w:rFonts w:ascii="Malgun Gothic" w:cs="Malgun Gothic" w:eastAsia="Malgun Gothic" w:hAnsi="Malgun Gothic"/>
+                <w:b/>
+                <w:bCs/>
+                <w:sz w:val="20"/>
+                <w:szCs w:val="20"/>
+              </w:rPr>
+              <w:t xml:space="preserve">수량</w:t>
+            </w:r>
+          </w:p>
+        </w:tc>
+        <w:tc>
+          <w:tcPr>
+            <w:tcW w:type="dxa" w:w="1900"/>
+            <w:tcBorders>
+              <w:top w:val="single" w:color="000000" w:sz="6"/>
+              <w:left w:val="single" w:color="000000" w:sz="6"/>
+              <w:bottom w:val="single" w:color="000000" w:sz="6"/>
+              <w:right w:val="single" w:color="000000" w:sz="6"/>
+            </w:tcBorders>
+            <w:shd w:fill="E7E6E6" w:color="auto" w:val="clear"/>
+            <w:tcMar>
+              <w:top w:type="dxa" w:w="60"/>
+              <w:left w:type="dxa" w:w="90"/>
+              <w:bottom w:type="dxa" w:w="60"/>
+              <w:right w:type="dxa" w:w="90"/>
+            </w:tcMar>
+          </w:tcPr>
+          <w:p>
+            <w:pPr>
+              <w:jc w:val="center"/>
+            </w:pPr>
+            <w:r>
+              <w:rPr>
+                <w:rFonts w:ascii="Malgun Gothic" w:cs="Malgun Gothic" w:eastAsia="Malgun Gothic" w:hAnsi="Malgun Gothic"/>
+                <w:b/>
+                <w:bCs/>
+                <w:sz w:val="20"/>
+                <w:szCs w:val="20"/>
+              </w:rPr>
+              <w:t xml:space="preserve">가격</w:t>
+            </w:r>
+          </w:p>
+        </w:tc>
+        <w:tc>
+          <w:tcPr>
+            <w:tcW w:type="dxa" w:w="2260"/>
+            <w:tcBorders>
+              <w:top w:val="single" w:color="000000" w:sz="6"/>
+              <w:left w:val="single" w:color="000000" w:sz="6"/>
+              <w:bottom w:val="single" w:color="000000" w:sz="6"/>
+              <w:right w:val="single" w:color="000000" w:sz="6"/>
+            </w:tcBorders>
+            <w:shd w:fill="E7E6E6" w:color="auto" w:val="clear"/>
+            <w:tcMar>
+              <w:top w:type="dxa" w:w="60"/>
+              <w:left w:type="dxa" w:w="90"/>
+              <w:bottom w:type="dxa" w:w="60"/>
+              <w:right w:type="dxa" w:w="90"/>
+            </w:tcMar>
+          </w:tcPr>
+          <w:p>
+            <w:pPr>
+              <w:jc w:val="center"/>
+            </w:pPr>
+            <w:r>
+              <w:rPr>
+                <w:rFonts w:ascii="Malgun Gothic" w:cs="Malgun Gothic" w:eastAsia="Malgun Gothic" w:hAnsi="Malgun Gothic"/>
+                <w:b/>
+                <w:bCs/>
+                <w:sz w:val="20"/>
+                <w:szCs w:val="20"/>
+              </w:rPr>
+              <w:t xml:space="preserve">합계</w:t>
+            </w:r>
+          </w:p>
+        </w:tc>
+      </w:tr>
+      <w:tr>
+        <w:tc>
+          <w:tcPr>
+            <w:tcW w:type="dxa" w:w="500"/>
+            <w:tcBorders>
+              <w:top w:val="single" w:color="000000" w:sz="6"/>
+              <w:left w:val="single" w:color="000000" w:sz="6"/>
+              <w:bottom w:val="single" w:color="000000" w:sz="6"/>
+              <w:right w:val="single" w:color="000000" w:sz="6"/>
+            </w:tcBorders>
+            <w:tcMar>
+              <w:top w:type="dxa" w:w="60"/>
+              <w:left w:type="dxa" w:w="90"/>
+              <w:bottom w:type="dxa" w:w="60"/>
+              <w:right w:type="dxa" w:w="90"/>
+            </w:tcMar>
+          </w:tcPr>
+          <w:p>
+            <w:pPr>
+              <w:jc w:val="center"/>
+            </w:pPr>
+            <w:r>
+              <w:rPr>
+                <w:rFonts w:ascii="Malgun Gothic" w:cs="Malgun Gothic" w:eastAsia="Malgun Gothic" w:hAnsi="Malgun Gothic"/>
+                <w:sz w:val="20"/>
+                <w:szCs w:val="20"/>
+              </w:rPr>
+              <w:t xml:space="preserve">1</w:t>
+            </w:r>
+          </w:p>
+        </w:tc>
+        <w:tc>
+          <w:tcPr>
+            <w:tcW w:type="dxa" w:w="3800"/>
+            <w:tcBorders>
+              <w:top w:val="single" w:color="000000" w:sz="6"/>
+              <w:left w:val="single" w:color="000000" w:sz="6"/>
+              <w:bottom w:val="single" w:color="000000" w:sz="6"/>
+              <w:right w:val="single" w:color="000000" w:sz="6"/>
+            </w:tcBorders>
+            <w:tcMar>
+              <w:top w:type="dxa" w:w="60"/>
+              <w:left w:type="dxa" w:w="90"/>
+              <w:bottom w:type="dxa" w:w="60"/>
+              <w:right w:type="dxa" w:w="90"/>
+            </w:tcMar>
+          </w:tcPr>
+          <w:p>
+            <w:pPr>
+              <w:jc w:val="left"/>
+            </w:pPr>
+            <w:r>
+              <w:rPr>
+                <w:rFonts w:ascii="Malgun Gothic" w:cs="Malgun Gothic" w:eastAsia="Malgun Gothic" w:hAnsi="Malgun Gothic"/>
+                <w:sz w:val="20"/>
+                <w:szCs w:val="20"/>
+              </w:rPr>
+              <w:t xml:space="preserve">T200 스러스터</w:t>
+            </w:r>
+          </w:p>
+        </w:tc>
+        <w:tc>
+          <w:tcPr>
+            <w:tcW w:type="dxa" w:w="900"/>
+            <w:tcBorders>
+              <w:top w:val="single" w:color="000000" w:sz="6"/>
+              <w:left w:val="single" w:color="000000" w:sz="6"/>
+              <w:bottom w:val="single" w:color="000000" w:sz="6"/>
+              <w:right w:val="single" w:color="000000" w:sz="6"/>
+            </w:tcBorders>
+            <w:tcMar>
+              <w:top w:type="dxa" w:w="60"/>
+              <w:left w:type="dxa" w:w="90"/>
+              <w:bottom w:type="dxa" w:w="60"/>
+              <w:right w:type="dxa" w:w="90"/>
+            </w:tcMar>
+          </w:tcPr>
+          <w:p>
+            <w:pPr>
+              <w:jc w:val="center"/>
+            </w:pPr>
+            <w:r>
+              <w:rPr>
+                <w:rFonts w:ascii="Malgun Gothic" w:cs="Malgun Gothic" w:eastAsia="Malgun Gothic" w:hAnsi="Malgun Gothic"/>
+                <w:sz w:val="20"/>
+                <w:szCs w:val="20"/>
+              </w:rPr>
+              <w:t xml:space="preserve">4</w:t>
+            </w:r>
+          </w:p>
+        </w:tc>
+        <w:tc>
+          <w:tcPr>
+            <w:tcW w:type="dxa" w:w="1900"/>
+            <w:tcBorders>
+              <w:top w:val="single" w:color="000000" w:sz="6"/>
+              <w:left w:val="single" w:color="000000" w:sz="6"/>
+              <w:bottom w:val="single" w:color="000000" w:sz="6"/>
+              <w:right w:val="single" w:color="000000" w:sz="6"/>
+            </w:tcBorders>
+            <w:tcMar>
+              <w:top w:type="dxa" w:w="60"/>
+              <w:left w:type="dxa" w:w="90"/>
+              <w:bottom w:type="dxa" w:w="60"/>
+              <w:right w:type="dxa" w:w="90"/>
+            </w:tcMar>
+          </w:tcPr>
+          <w:p>
+            <w:pPr>
+              <w:jc w:val="left"/>
+            </w:pPr>
+            <w:r>
+              <w:rPr>
+                <w:rFonts w:ascii="Malgun Gothic" w:cs="Malgun Gothic" w:eastAsia="Malgun Gothic" w:hAnsi="Malgun Gothic"/>
+                <w:sz w:val="20"/>
+                <w:szCs w:val="20"/>
+              </w:rPr>
+              <w:t xml:space="preserve">335,317</w:t>
+            </w:r>
+          </w:p>
+        </w:tc>
+        <w:tc>
+          <w:tcPr>
+            <w:tcW w:type="dxa" w:w="2260"/>
+            <w:tcBorders>
+              <w:top w:val="single" w:color="000000" w:sz="6"/>
+              <w:left w:val="single" w:color="000000" w:sz="6"/>
+              <w:bottom w:val="single" w:color="000000" w:sz="6"/>
+              <w:right w:val="single" w:color="000000" w:sz="6"/>
+            </w:tcBorders>
+            <w:tcMar>
+              <w:top w:type="dxa" w:w="60"/>
+              <w:left w:type="dxa" w:w="90"/>
+              <w:bottom w:type="dxa" w:w="60"/>
+              <w:right w:type="dxa" w:w="90"/>
+            </w:tcMar>
+          </w:tcPr>
+          <w:p>
+            <w:pPr>
+              <w:jc w:val="left"/>
+            </w:pPr>
+            <w:r>
+              <w:rPr>
+                <w:rFonts w:ascii="Malgun Gothic" w:cs="Malgun Gothic" w:eastAsia="Malgun Gothic" w:hAnsi="Malgun Gothic"/>
+                <w:sz w:val="20"/>
+                <w:szCs w:val="20"/>
+              </w:rPr>
+              <w:t xml:space="preserve">1,341,268</w:t>
+            </w:r>
+          </w:p>
+        </w:tc>
+      </w:tr>
+      <w:tr>
+        <w:tc>
+          <w:tcPr>
+            <w:tcW w:type="dxa" w:w="500"/>
+            <w:tcBorders>
+              <w:top w:val="single" w:color="000000" w:sz="6"/>
+              <w:left w:val="single" w:color="000000" w:sz="6"/>
+              <w:bottom w:val="single" w:color="000000" w:sz="6"/>
+              <w:right w:val="single" w:color="000000" w:sz="6"/>
+            </w:tcBorders>
+            <w:tcMar>
+              <w:top w:type="dxa" w:w="60"/>
+              <w:left w:type="dxa" w:w="90"/>
+              <w:bottom w:type="dxa" w:w="60"/>
+              <w:right w:type="dxa" w:w="90"/>
+            </w:tcMar>
+          </w:tcPr>
+          <w:p>
+            <w:pPr>
+              <w:jc w:val="center"/>
+            </w:pPr>
+            <w:r>
+              <w:rPr>
+                <w:rFonts w:ascii="Malgun Gothic" w:cs="Malgun Gothic" w:eastAsia="Malgun Gothic" w:hAnsi="Malgun Gothic"/>
+                <w:sz w:val="20"/>
+                <w:szCs w:val="20"/>
+              </w:rPr>
+              <w:t xml:space="preserve">2</w:t>
+            </w:r>
+          </w:p>
+        </w:tc>
+        <w:tc>
+          <w:tcPr>
+            <w:tcW w:type="dxa" w:w="3800"/>
+            <w:tcBorders>
+              <w:top w:val="single" w:color="000000" w:sz="6"/>
+              <w:left w:val="single" w:color="000000" w:sz="6"/>
+              <w:bottom w:val="single" w:color="000000" w:sz="6"/>
+              <w:right w:val="single" w:color="000000" w:sz="6"/>
+            </w:tcBorders>
+            <w:tcMar>
+              <w:top w:type="dxa" w:w="60"/>
+              <w:left w:type="dxa" w:w="90"/>
+              <w:bottom w:type="dxa" w:w="60"/>
+              <w:right w:type="dxa" w:w="90"/>
+            </w:tcMar>
+          </w:tcPr>
+          <w:p>
+            <w:pPr>
+              <w:jc w:val="left"/>
+            </w:pPr>
+            <w:r>
+              <w:rPr>
+                <w:rFonts w:ascii="Malgun Gothic" w:cs="Malgun Gothic" w:eastAsia="Malgun Gothic" w:hAnsi="Malgun Gothic"/>
+                <w:sz w:val="20"/>
+                <w:szCs w:val="20"/>
+              </w:rPr>
+              <w:t xml:space="preserve">배터리 (4S LiPo)</w:t>
+            </w:r>
+          </w:p>
+        </w:tc>
+        <w:tc>
+          <w:tcPr>
+            <w:tcW w:type="dxa" w:w="900"/>
+            <w:tcBorders>
+              <w:top w:val="single" w:color="000000" w:sz="6"/>
+              <w:left w:val="single" w:color="000000" w:sz="6"/>
+              <w:bottom w:val="single" w:color="000000" w:sz="6"/>
+              <w:right w:val="single" w:color="000000" w:sz="6"/>
+            </w:tcBorders>
+            <w:tcMar>
+              <w:top w:type="dxa" w:w="60"/>
+              <w:left w:type="dxa" w:w="90"/>
+              <w:bottom w:type="dxa" w:w="60"/>
+              <w:right w:type="dxa" w:w="90"/>
+            </w:tcMar>
+          </w:tcPr>
+          <w:p>
+            <w:pPr>
+              <w:jc w:val="center"/>
+            </w:pPr>
+            <w:r>
+              <w:rPr>
+                <w:rFonts w:ascii="Malgun Gothic" w:cs="Malgun Gothic" w:eastAsia="Malgun Gothic" w:hAnsi="Malgun Gothic"/>
+                <w:sz w:val="20"/>
+                <w:szCs w:val="20"/>
+              </w:rPr>
+              <w:t xml:space="preserve">2</w:t>
+            </w:r>
+          </w:p>
+        </w:tc>
+        <w:tc>
+          <w:tcPr>
+            <w:tcW w:type="dxa" w:w="1900"/>
+            <w:tcBorders>
+              <w:top w:val="single" w:color="000000" w:sz="6"/>
+              <w:left w:val="single" w:color="000000" w:sz="6"/>
+              <w:bottom w:val="single" w:color="000000" w:sz="6"/>
+              <w:right w:val="single" w:color="000000" w:sz="6"/>
+            </w:tcBorders>
+            <w:tcMar>
+              <w:top w:type="dxa" w:w="60"/>
+              <w:left w:type="dxa" w:w="90"/>
+              <w:bottom w:type="dxa" w:w="60"/>
+              <w:right w:type="dxa" w:w="90"/>
+            </w:tcMar>
+          </w:tcPr>
+          <w:p>
+            <w:pPr>
+              <w:jc w:val="left"/>
+            </w:pPr>
+            <w:r>
+              <w:rPr>
+                <w:rFonts w:ascii="Malgun Gothic" w:cs="Malgun Gothic" w:eastAsia="Malgun Gothic" w:hAnsi="Malgun Gothic"/>
+                <w:sz w:val="20"/>
+                <w:szCs w:val="20"/>
+              </w:rPr>
+              <w:t xml:space="preserve">77,600</w:t>
+            </w:r>
+          </w:p>
+        </w:tc>
+        <w:tc>
+          <w:tcPr>
+            <w:tcW w:type="dxa" w:w="2260"/>
+            <w:tcBorders>
+              <w:top w:val="single" w:color="000000" w:sz="6"/>
+              <w:left w:val="single" w:color="000000" w:sz="6"/>
+              <w:bottom w:val="single" w:color="000000" w:sz="6"/>
+              <w:right w:val="single" w:color="000000" w:sz="6"/>
+            </w:tcBorders>
+            <w:tcMar>
+              <w:top w:type="dxa" w:w="60"/>
+              <w:left w:type="dxa" w:w="90"/>
+              <w:bottom w:type="dxa" w:w="60"/>
+              <w:right w:type="dxa" w:w="90"/>
+            </w:tcMar>
+          </w:tcPr>
+          <w:p>
+            <w:pPr>
+              <w:jc w:val="left"/>
+            </w:pPr>
+            <w:r>
+              <w:rPr>
+                <w:rFonts w:ascii="Malgun Gothic" w:cs="Malgun Gothic" w:eastAsia="Malgun Gothic" w:hAnsi="Malgun Gothic"/>
+                <w:sz w:val="20"/>
+                <w:szCs w:val="20"/>
+              </w:rPr>
+              <w:t xml:space="preserve">154,800</w:t>
+            </w:r>
+          </w:p>
+        </w:tc>
+      </w:tr>
+      <w:tr>
+        <w:tc>
+          <w:tcPr>
+            <w:tcW w:type="dxa" w:w="500"/>
+            <w:tcBorders>
+              <w:top w:val="single" w:color="000000" w:sz="6"/>
+              <w:left w:val="single" w:color="000000" w:sz="6"/>
+              <w:bottom w:val="single" w:color="000000" w:sz="6"/>
+              <w:right w:val="single" w:color="000000" w:sz="6"/>
+            </w:tcBorders>
+            <w:tcMar>
+              <w:top w:type="dxa" w:w="60"/>
+              <w:left w:type="dxa" w:w="90"/>
+              <w:bottom w:type="dxa" w:w="60"/>
+              <w:right w:type="dxa" w:w="90"/>
+            </w:tcMar>
+          </w:tcPr>
+          <w:p>
+            <w:pPr>
+              <w:jc w:val="center"/>
+            </w:pPr>
+            <w:r>
+              <w:rPr>
+                <w:rFonts w:ascii="Malgun Gothic" w:cs="Malgun Gothic" w:eastAsia="Malgun Gothic" w:hAnsi="Malgun Gothic"/>
+                <w:sz w:val="20"/>
+                <w:szCs w:val="20"/>
+              </w:rPr>
+              <w:t xml:space="preserve">3</w:t>
+            </w:r>
+          </w:p>
+        </w:tc>
+        <w:tc>
+          <w:tcPr>
+            <w:tcW w:type="dxa" w:w="3800"/>
+            <w:tcBorders>
+              <w:top w:val="single" w:color="000000" w:sz="6"/>
+              <w:left w:val="single" w:color="000000" w:sz="6"/>
+              <w:bottom w:val="single" w:color="000000" w:sz="6"/>
+              <w:right w:val="single" w:color="000000" w:sz="6"/>
+            </w:tcBorders>
+            <w:tcMar>
+              <w:top w:type="dxa" w:w="60"/>
+              <w:left w:type="dxa" w:w="90"/>
+              <w:bottom w:type="dxa" w:w="60"/>
+              <w:right w:type="dxa" w:w="90"/>
+            </w:tcMar>
+          </w:tcPr>
+          <w:p>
+            <w:pPr>
+              <w:jc w:val="left"/>
+            </w:pPr>
+            <w:r>
+              <w:rPr>
+                <w:rFonts w:ascii="Malgun Gothic" w:cs="Malgun Gothic" w:eastAsia="Malgun Gothic" w:hAnsi="Malgun Gothic"/>
+                <w:sz w:val="20"/>
+                <w:szCs w:val="20"/>
+              </w:rPr>
+              <w:t xml:space="preserve">ESC</w:t>
+            </w:r>
+          </w:p>
+        </w:tc>
+        <w:tc>
+          <w:tcPr>
+            <w:tcW w:type="dxa" w:w="900"/>
+            <w:tcBorders>
+              <w:top w:val="single" w:color="000000" w:sz="6"/>
+              <w:left w:val="single" w:color="000000" w:sz="6"/>
+              <w:bottom w:val="single" w:color="000000" w:sz="6"/>
+              <w:right w:val="single" w:color="000000" w:sz="6"/>
+            </w:tcBorders>
+            <w:tcMar>
+              <w:top w:type="dxa" w:w="60"/>
+              <w:left w:type="dxa" w:w="90"/>
+              <w:bottom w:type="dxa" w:w="60"/>
+              <w:right w:type="dxa" w:w="90"/>
+            </w:tcMar>
+          </w:tcPr>
+          <w:p>
+            <w:pPr>
+              <w:jc w:val="center"/>
+            </w:pPr>
+            <w:r>
+              <w:rPr>
+                <w:rFonts w:ascii="Malgun Gothic" w:cs="Malgun Gothic" w:eastAsia="Malgun Gothic" w:hAnsi="Malgun Gothic"/>
+                <w:sz w:val="20"/>
+                <w:szCs w:val="20"/>
+              </w:rPr>
+              <w:t xml:space="preserve">4</w:t>
+            </w:r>
+          </w:p>
+        </w:tc>
+        <w:tc>
+          <w:tcPr>
+            <w:tcW w:type="dxa" w:w="1900"/>
+            <w:tcBorders>
+              <w:top w:val="single" w:color="000000" w:sz="6"/>
+              <w:left w:val="single" w:color="000000" w:sz="6"/>
+              <w:bottom w:val="single" w:color="000000" w:sz="6"/>
+              <w:right w:val="single" w:color="000000" w:sz="6"/>
+            </w:tcBorders>
+            <w:tcMar>
+              <w:top w:type="dxa" w:w="60"/>
+              <w:left w:type="dxa" w:w="90"/>
+              <w:bottom w:type="dxa" w:w="60"/>
+              <w:right w:type="dxa" w:w="90"/>
+            </w:tcMar>
+          </w:tcPr>
+          <w:p>
+            <w:pPr>
+              <w:jc w:val="left"/>
+            </w:pPr>
+            <w:r>
+              <w:rPr>
+                <w:rFonts w:ascii="Malgun Gothic" w:cs="Malgun Gothic" w:eastAsia="Malgun Gothic" w:hAnsi="Malgun Gothic"/>
+                <w:sz w:val="20"/>
+                <w:szCs w:val="20"/>
+              </w:rPr>
+              <w:t xml:space="preserve">53,124</w:t>
+            </w:r>
+          </w:p>
+        </w:tc>
+        <w:tc>
+          <w:tcPr>
+            <w:tcW w:type="dxa" w:w="2260"/>
+            <w:tcBorders>
+              <w:top w:val="single" w:color="000000" w:sz="6"/>
+              <w:left w:val="single" w:color="000000" w:sz="6"/>
+              <w:bottom w:val="single" w:color="000000" w:sz="6"/>
+              <w:right w:val="single" w:color="000000" w:sz="6"/>
+            </w:tcBorders>
+            <w:tcMar>
+              <w:top w:type="dxa" w:w="60"/>
+              <w:left w:type="dxa" w:w="90"/>
+              <w:bottom w:type="dxa" w:w="60"/>
+              <w:right w:type="dxa" w:w="90"/>
+            </w:tcMar>
+          </w:tcPr>
+          <w:p>
+            <w:pPr>
+              <w:jc w:val="left"/>
+            </w:pPr>
+            <w:r>
+              <w:rPr>
+                <w:rFonts w:ascii="Malgun Gothic" w:cs="Malgun Gothic" w:eastAsia="Malgun Gothic" w:hAnsi="Malgun Gothic"/>
+                <w:sz w:val="20"/>
+                <w:szCs w:val="20"/>
+              </w:rPr>
+              <w:t xml:space="preserve">212,496</w:t>
+            </w:r>
+          </w:p>
+        </w:tc>
+      </w:tr>
+      <w:tr>
+        <w:tc>
+          <w:tcPr>
+            <w:tcW w:type="dxa" w:w="500"/>
+            <w:tcBorders>
+              <w:top w:val="single" w:color="000000" w:sz="6"/>
+              <w:left w:val="single" w:color="000000" w:sz="6"/>
+              <w:bottom w:val="single" w:color="000000" w:sz="6"/>
+              <w:right w:val="single" w:color="000000" w:sz="6"/>
+            </w:tcBorders>
+            <w:tcMar>
+              <w:top w:type="dxa" w:w="60"/>
+              <w:left w:type="dxa" w:w="90"/>
+              <w:bottom w:type="dxa" w:w="60"/>
+              <w:right w:type="dxa" w:w="90"/>
+            </w:tcMar>
+          </w:tcPr>
+          <w:p>
+            <w:pPr>
+              <w:jc w:val="center"/>
+            </w:pPr>
+            <w:r>
+              <w:rPr>
+                <w:rFonts w:ascii="Malgun Gothic" w:cs="Malgun Gothic" w:eastAsia="Malgun Gothic" w:hAnsi="Malgun Gothic"/>
+                <w:sz w:val="20"/>
+                <w:szCs w:val="20"/>
+              </w:rPr>
+              <w:t xml:space="preserve">4</w:t>
+            </w:r>
+          </w:p>
+        </w:tc>
+        <w:tc>
+          <w:tcPr>
+            <w:tcW w:type="dxa" w:w="3800"/>
+            <w:tcBorders>
+              <w:top w:val="single" w:color="000000" w:sz="6"/>
+              <w:left w:val="single" w:color="000000" w:sz="6"/>
+              <w:bottom w:val="single" w:color="000000" w:sz="6"/>
+              <w:right w:val="single" w:color="000000" w:sz="6"/>
+            </w:tcBorders>
+            <w:tcMar>
+              <w:top w:type="dxa" w:w="60"/>
+              <w:left w:type="dxa" w:w="90"/>
+              <w:bottom w:type="dxa" w:w="60"/>
+              <w:right w:type="dxa" w:w="90"/>
+            </w:tcMar>
+          </w:tcPr>
+          <w:p>
+            <w:pPr>
+              <w:jc w:val="left"/>
+            </w:pPr>
+            <w:r>
+              <w:rPr>
+                <w:rFonts w:ascii="Malgun Gothic" w:cs="Malgun Gothic" w:eastAsia="Malgun Gothic" w:hAnsi="Malgun Gothic"/>
+                <w:sz w:val="20"/>
+                <w:szCs w:val="20"/>
+              </w:rPr>
+              <w:t xml:space="preserve">GPS (ZED-F9P) + 안테나</w:t>
+            </w:r>
+          </w:p>
+        </w:tc>
+        <w:tc>
+          <w:tcPr>
+            <w:tcW w:type="dxa" w:w="900"/>
+            <w:tcBorders>
+              <w:top w:val="single" w:color="000000" w:sz="6"/>
+              <w:left w:val="single" w:color="000000" w:sz="6"/>
+              <w:bottom w:val="single" w:color="000000" w:sz="6"/>
+              <w:right w:val="single" w:color="000000" w:sz="6"/>
+            </w:tcBorders>
+            <w:tcMar>
+              <w:top w:type="dxa" w:w="60"/>
+              <w:left w:type="dxa" w:w="90"/>
+              <w:bottom w:type="dxa" w:w="60"/>
+              <w:right w:type="dxa" w:w="90"/>
+            </w:tcMar>
+          </w:tcPr>
+          <w:p>
+            <w:pPr>
+              <w:jc w:val="center"/>
+            </w:pPr>
+            <w:r>
+              <w:rPr>
+                <w:rFonts w:ascii="Malgun Gothic" w:cs="Malgun Gothic" w:eastAsia="Malgun Gothic" w:hAnsi="Malgun Gothic"/>
+                <w:sz w:val="20"/>
+                <w:szCs w:val="20"/>
+              </w:rPr>
+              <w:t xml:space="preserve">1+1</w:t>
+            </w:r>
+          </w:p>
+        </w:tc>
+        <w:tc>
+          <w:tcPr>
+            <w:tcW w:type="dxa" w:w="1900"/>
+            <w:tcBorders>
+              <w:top w:val="single" w:color="000000" w:sz="6"/>
+              <w:left w:val="single" w:color="000000" w:sz="6"/>
+              <w:bottom w:val="single" w:color="000000" w:sz="6"/>
+              <w:right w:val="single" w:color="000000" w:sz="6"/>
+            </w:tcBorders>
+            <w:tcMar>
+              <w:top w:type="dxa" w:w="60"/>
+              <w:left w:type="dxa" w:w="90"/>
+              <w:bottom w:type="dxa" w:w="60"/>
+              <w:right w:type="dxa" w:w="90"/>
+            </w:tcMar>
+          </w:tcPr>
+          <w:p>
+            <w:pPr>
+              <w:jc w:val="left"/>
+            </w:pPr>
+            <w:r>
+              <w:rPr>
+                <w:rFonts w:ascii="Malgun Gothic" w:cs="Malgun Gothic" w:eastAsia="Malgun Gothic" w:hAnsi="Malgun Gothic"/>
+                <w:sz w:val="20"/>
+                <w:szCs w:val="20"/>
+              </w:rPr>
+              <w:t xml:space="preserve">491,200 + 119,700</w:t>
+            </w:r>
+          </w:p>
+        </w:tc>
+        <w:tc>
+          <w:tcPr>
+            <w:tcW w:type="dxa" w:w="2260"/>
+            <w:tcBorders>
+              <w:top w:val="single" w:color="000000" w:sz="6"/>
+              <w:left w:val="single" w:color="000000" w:sz="6"/>
+              <w:bottom w:val="single" w:color="000000" w:sz="6"/>
+              <w:right w:val="single" w:color="000000" w:sz="6"/>
+            </w:tcBorders>
+            <w:tcMar>
+              <w:top w:type="dxa" w:w="60"/>
+              <w:left w:type="dxa" w:w="90"/>
+              <w:bottom w:type="dxa" w:w="60"/>
+              <w:right w:type="dxa" w:w="90"/>
+            </w:tcMar>
+          </w:tcPr>
+          <w:p>
+            <w:pPr>
+              <w:jc w:val="left"/>
+            </w:pPr>
+            <w:r>
+              <w:rPr>
+                <w:rFonts w:ascii="Malgun Gothic" w:cs="Malgun Gothic" w:eastAsia="Malgun Gothic" w:hAnsi="Malgun Gothic"/>
+                <w:sz w:val="20"/>
+                <w:szCs w:val="20"/>
+              </w:rPr>
+              <w:t xml:space="preserve">610,900</w:t>
+            </w:r>
+          </w:p>
+        </w:tc>
+      </w:tr>
+      <w:tr>
+        <w:tc>
+          <w:tcPr>
+            <w:tcW w:type="dxa" w:w="500"/>
+            <w:tcBorders>
+              <w:top w:val="single" w:color="000000" w:sz="6"/>
+              <w:left w:val="single" w:color="000000" w:sz="6"/>
+              <w:bottom w:val="single" w:color="000000" w:sz="6"/>
+              <w:right w:val="single" w:color="000000" w:sz="6"/>
+            </w:tcBorders>
+            <w:tcMar>
+              <w:top w:type="dxa" w:w="60"/>
+              <w:left w:type="dxa" w:w="90"/>
+              <w:bottom w:type="dxa" w:w="60"/>
+              <w:right w:type="dxa" w:w="90"/>
+            </w:tcMar>
+          </w:tcPr>
+          <w:p>
+            <w:pPr>
+              <w:jc w:val="center"/>
+            </w:pPr>
+            <w:r>
+              <w:rPr>
+                <w:rFonts w:ascii="Malgun Gothic" w:cs="Malgun Gothic" w:eastAsia="Malgun Gothic" w:hAnsi="Malgun Gothic"/>
+                <w:sz w:val="20"/>
+                <w:szCs w:val="20"/>
+              </w:rPr>
+              <w:t xml:space="preserve">5</w:t>
+            </w:r>
+          </w:p>
+        </w:tc>
+        <w:tc>
+          <w:tcPr>
+            <w:tcW w:type="dxa" w:w="3800"/>
+            <w:tcBorders>
+              <w:top w:val="single" w:color="000000" w:sz="6"/>
+              <w:left w:val="single" w:color="000000" w:sz="6"/>
+              <w:bottom w:val="single" w:color="000000" w:sz="6"/>
+              <w:right w:val="single" w:color="000000" w:sz="6"/>
+            </w:tcBorders>
+            <w:tcMar>
+              <w:top w:type="dxa" w:w="60"/>
+              <w:left w:type="dxa" w:w="90"/>
+              <w:bottom w:type="dxa" w:w="60"/>
+              <w:right w:type="dxa" w:w="90"/>
+            </w:tcMar>
+          </w:tcPr>
+          <w:p>
+            <w:pPr>
+              <w:jc w:val="left"/>
+            </w:pPr>
+            <w:r>
+              <w:rPr>
+                <w:rFonts w:ascii="Malgun Gothic" w:cs="Malgun Gothic" w:eastAsia="Malgun Gothic" w:hAnsi="Malgun Gothic"/>
+                <w:sz w:val="20"/>
+                <w:szCs w:val="20"/>
+              </w:rPr>
+              <w:t xml:space="preserve">IMU</w:t>
+            </w:r>
+          </w:p>
+        </w:tc>
+        <w:tc>
+          <w:tcPr>
+            <w:tcW w:type="dxa" w:w="900"/>
+            <w:tcBorders>
+              <w:top w:val="single" w:color="000000" w:sz="6"/>
+              <w:left w:val="single" w:color="000000" w:sz="6"/>
+              <w:bottom w:val="single" w:color="000000" w:sz="6"/>
+              <w:right w:val="single" w:color="000000" w:sz="6"/>
+            </w:tcBorders>
+            <w:tcMar>
+              <w:top w:type="dxa" w:w="60"/>
+              <w:left w:type="dxa" w:w="90"/>
+              <w:bottom w:type="dxa" w:w="60"/>
+              <w:right w:type="dxa" w:w="90"/>
+            </w:tcMar>
+          </w:tcPr>
+          <w:p>
+            <w:pPr>
+              <w:jc w:val="center"/>
+            </w:pPr>
+            <w:r>
+              <w:rPr>
+                <w:rFonts w:ascii="Malgun Gothic" w:cs="Malgun Gothic" w:eastAsia="Malgun Gothic" w:hAnsi="Malgun Gothic"/>
+                <w:sz w:val="20"/>
+                <w:szCs w:val="20"/>
+              </w:rPr>
+              <w:t xml:space="preserve">1</w:t>
+            </w:r>
+          </w:p>
+        </w:tc>
+        <w:tc>
+          <w:tcPr>
+            <w:tcW w:type="dxa" w:w="1900"/>
+            <w:tcBorders>
+              <w:top w:val="single" w:color="000000" w:sz="6"/>
+              <w:left w:val="single" w:color="000000" w:sz="6"/>
+              <w:bottom w:val="single" w:color="000000" w:sz="6"/>
+              <w:right w:val="single" w:color="000000" w:sz="6"/>
+            </w:tcBorders>
+            <w:tcMar>
+              <w:top w:type="dxa" w:w="60"/>
+              <w:left w:type="dxa" w:w="90"/>
+              <w:bottom w:type="dxa" w:w="60"/>
+              <w:right w:type="dxa" w:w="90"/>
+            </w:tcMar>
+          </w:tcPr>
+          <w:p>
+            <w:pPr>
+              <w:jc w:val="left"/>
+            </w:pPr>
+            <w:r>
+              <w:rPr>
+                <w:rFonts w:ascii="Malgun Gothic" w:cs="Malgun Gothic" w:eastAsia="Malgun Gothic" w:hAnsi="Malgun Gothic"/>
+                <w:sz w:val="20"/>
+                <w:szCs w:val="20"/>
+              </w:rPr>
+              <w:t xml:space="preserve">198,000</w:t>
+            </w:r>
+          </w:p>
+        </w:tc>
+        <w:tc>
+          <w:tcPr>
+            <w:tcW w:type="dxa" w:w="2260"/>
+            <w:tcBorders>
+              <w:top w:val="single" w:color="000000" w:sz="6"/>
+              <w:left w:val="single" w:color="000000" w:sz="6"/>
+              <w:bottom w:val="single" w:color="000000" w:sz="6"/>
+              <w:right w:val="single" w:color="000000" w:sz="6"/>
+            </w:tcBorders>
+            <w:tcMar>
+              <w:top w:type="dxa" w:w="60"/>
+              <w:left w:type="dxa" w:w="90"/>
+              <w:bottom w:type="dxa" w:w="60"/>
+              <w:right w:type="dxa" w:w="90"/>
+            </w:tcMar>
+          </w:tcPr>
+          <w:p>
+            <w:pPr>
+              <w:jc w:val="left"/>
+            </w:pPr>
+            <w:r>
+              <w:rPr>
+                <w:rFonts w:ascii="Malgun Gothic" w:cs="Malgun Gothic" w:eastAsia="Malgun Gothic" w:hAnsi="Malgun Gothic"/>
+                <w:sz w:val="20"/>
+                <w:szCs w:val="20"/>
+              </w:rPr>
+              <w:t xml:space="preserve">198,000</w:t>
+            </w:r>
+          </w:p>
+        </w:tc>
+      </w:tr>
+      <w:tr>
+        <w:tc>
+          <w:tcPr>
+            <w:tcW w:type="dxa" w:w="500"/>
+            <w:tcBorders>
+              <w:top w:val="single" w:color="000000" w:sz="6"/>
+              <w:left w:val="single" w:color="000000" w:sz="6"/>
+              <w:bottom w:val="single" w:color="000000" w:sz="6"/>
+              <w:right w:val="single" w:color="000000" w:sz="6"/>
+            </w:tcBorders>
+            <w:tcMar>
+              <w:top w:type="dxa" w:w="60"/>
+              <w:left w:type="dxa" w:w="90"/>
+              <w:bottom w:type="dxa" w:w="60"/>
+              <w:right w:type="dxa" w:w="90"/>
+            </w:tcMar>
+          </w:tcPr>
+          <w:p>
+            <w:pPr>
+              <w:jc w:val="center"/>
+            </w:pPr>
+            <w:r>
+              <w:rPr>
+                <w:rFonts w:ascii="Malgun Gothic" w:cs="Malgun Gothic" w:eastAsia="Malgun Gothic" w:hAnsi="Malgun Gothic"/>
+                <w:sz w:val="20"/>
+                <w:szCs w:val="20"/>
+              </w:rPr>
+              <w:t xml:space="preserve">6</w:t>
+            </w:r>
+          </w:p>
+        </w:tc>
+        <w:tc>
+          <w:tcPr>
+            <w:tcW w:type="dxa" w:w="3800"/>
+            <w:tcBorders>
+              <w:top w:val="single" w:color="000000" w:sz="6"/>
+              <w:left w:val="single" w:color="000000" w:sz="6"/>
+              <w:bottom w:val="single" w:color="000000" w:sz="6"/>
+              <w:right w:val="single" w:color="000000" w:sz="6"/>
+            </w:tcBorders>
+            <w:tcMar>
+              <w:top w:type="dxa" w:w="60"/>
+              <w:left w:type="dxa" w:w="90"/>
+              <w:bottom w:type="dxa" w:w="60"/>
+              <w:right w:type="dxa" w:w="90"/>
+            </w:tcMar>
+          </w:tcPr>
+          <w:p>
+            <w:pPr>
+              <w:jc w:val="left"/>
+            </w:pPr>
+            <w:r>
+              <w:rPr>
+                <w:rFonts w:ascii="Malgun Gothic" w:cs="Malgun Gothic" w:eastAsia="Malgun Gothic" w:hAnsi="Malgun Gothic"/>
+                <w:sz w:val="20"/>
+                <w:szCs w:val="20"/>
+              </w:rPr>
+              <w:t xml:space="preserve">RPLIDAR A3</w:t>
+            </w:r>
+          </w:p>
+        </w:tc>
+        <w:tc>
+          <w:tcPr>
+            <w:tcW w:type="dxa" w:w="900"/>
+            <w:tcBorders>
+              <w:top w:val="single" w:color="000000" w:sz="6"/>
+              <w:left w:val="single" w:color="000000" w:sz="6"/>
+              <w:bottom w:val="single" w:color="000000" w:sz="6"/>
+              <w:right w:val="single" w:color="000000" w:sz="6"/>
+            </w:tcBorders>
+            <w:tcMar>
+              <w:top w:type="dxa" w:w="60"/>
+              <w:left w:type="dxa" w:w="90"/>
+              <w:bottom w:type="dxa" w:w="60"/>
+              <w:right w:type="dxa" w:w="90"/>
+            </w:tcMar>
+          </w:tcPr>
+          <w:p>
+            <w:pPr>
+              <w:jc w:val="center"/>
+            </w:pPr>
+            <w:r>
+              <w:rPr>
+                <w:rFonts w:ascii="Malgun Gothic" w:cs="Malgun Gothic" w:eastAsia="Malgun Gothic" w:hAnsi="Malgun Gothic"/>
+                <w:sz w:val="20"/>
+                <w:szCs w:val="20"/>
+              </w:rPr>
+              <w:t xml:space="preserve">1</w:t>
+            </w:r>
+          </w:p>
+        </w:tc>
+        <w:tc>
+          <w:tcPr>
+            <w:tcW w:type="dxa" w:w="1900"/>
+            <w:tcBorders>
+              <w:top w:val="single" w:color="000000" w:sz="6"/>
+              <w:left w:val="single" w:color="000000" w:sz="6"/>
+              <w:bottom w:val="single" w:color="000000" w:sz="6"/>
+              <w:right w:val="single" w:color="000000" w:sz="6"/>
+            </w:tcBorders>
+            <w:tcMar>
+              <w:top w:type="dxa" w:w="60"/>
+              <w:left w:type="dxa" w:w="90"/>
+              <w:bottom w:type="dxa" w:w="60"/>
+              <w:right w:type="dxa" w:w="90"/>
+            </w:tcMar>
+          </w:tcPr>
+          <w:p>
+            <w:pPr>
+              <w:jc w:val="left"/>
+            </w:pPr>
+            <w:r>
+              <w:rPr>
+                <w:rFonts w:ascii="Malgun Gothic" w:cs="Malgun Gothic" w:eastAsia="Malgun Gothic" w:hAnsi="Malgun Gothic"/>
+                <w:sz w:val="20"/>
+                <w:szCs w:val="20"/>
+              </w:rPr>
+              <w:t xml:space="preserve">800,000</w:t>
+            </w:r>
+          </w:p>
+        </w:tc>
+        <w:tc>
+          <w:tcPr>
+            <w:tcW w:type="dxa" w:w="2260"/>
+            <w:tcBorders>
+              <w:top w:val="single" w:color="000000" w:sz="6"/>
+              <w:left w:val="single" w:color="000000" w:sz="6"/>
+              <w:bottom w:val="single" w:color="000000" w:sz="6"/>
+              <w:right w:val="single" w:color="000000" w:sz="6"/>
+            </w:tcBorders>
+            <w:tcMar>
+              <w:top w:type="dxa" w:w="60"/>
+              <w:left w:type="dxa" w:w="90"/>
+              <w:bottom w:type="dxa" w:w="60"/>
+              <w:right w:type="dxa" w:w="90"/>
+            </w:tcMar>
+          </w:tcPr>
+          <w:p>
+            <w:pPr>
+              <w:jc w:val="left"/>
+            </w:pPr>
+            <w:r>
+              <w:rPr>
+                <w:rFonts w:ascii="Malgun Gothic" w:cs="Malgun Gothic" w:eastAsia="Malgun Gothic" w:hAnsi="Malgun Gothic"/>
+                <w:sz w:val="20"/>
+                <w:szCs w:val="20"/>
+              </w:rPr>
+              <w:t xml:space="preserve">800,000</w:t>
+            </w:r>
+          </w:p>
+        </w:tc>
+      </w:tr>
+      <w:tr>
+        <w:tc>
+          <w:tcPr>
+            <w:tcW w:type="dxa" w:w="500"/>
+            <w:tcBorders>
+              <w:top w:val="single" w:color="000000" w:sz="6"/>
+              <w:left w:val="single" w:color="000000" w:sz="6"/>
+              <w:bottom w:val="single" w:color="000000" w:sz="6"/>
+              <w:right w:val="single" w:color="000000" w:sz="6"/>
+            </w:tcBorders>
+            <w:tcMar>
+              <w:top w:type="dxa" w:w="60"/>
+              <w:left w:type="dxa" w:w="90"/>
+              <w:bottom w:type="dxa" w:w="60"/>
+              <w:right w:type="dxa" w:w="90"/>
+            </w:tcMar>
+          </w:tcPr>
+          <w:p>
+            <w:pPr>
+              <w:jc w:val="center"/>
+            </w:pPr>
+            <w:r>
+              <w:rPr>
+                <w:rFonts w:ascii="Malgun Gothic" w:cs="Malgun Gothic" w:eastAsia="Malgun Gothic" w:hAnsi="Malgun Gothic"/>
+                <w:sz w:val="20"/>
+                <w:szCs w:val="20"/>
+              </w:rPr>
+              <w:t xml:space="preserve">7</w:t>
+            </w:r>
+          </w:p>
+        </w:tc>
+        <w:tc>
+          <w:tcPr>
+            <w:tcW w:type="dxa" w:w="3800"/>
+            <w:tcBorders>
+              <w:top w:val="single" w:color="000000" w:sz="6"/>
+              <w:left w:val="single" w:color="000000" w:sz="6"/>
+              <w:bottom w:val="single" w:color="000000" w:sz="6"/>
+              <w:right w:val="single" w:color="000000" w:sz="6"/>
+            </w:tcBorders>
+            <w:tcMar>
+              <w:top w:type="dxa" w:w="60"/>
+              <w:left w:type="dxa" w:w="90"/>
+              <w:bottom w:type="dxa" w:w="60"/>
+              <w:right w:type="dxa" w:w="90"/>
+            </w:tcMar>
+          </w:tcPr>
+          <w:p>
+            <w:pPr>
+              <w:jc w:val="left"/>
+            </w:pPr>
+            <w:r>
+              <w:rPr>
+                <w:rFonts w:ascii="Malgun Gothic" w:cs="Malgun Gothic" w:eastAsia="Malgun Gothic" w:hAnsi="Malgun Gothic"/>
+                <w:sz w:val="20"/>
+                <w:szCs w:val="20"/>
+              </w:rPr>
+              <w:t xml:space="preserve">아두이노</w:t>
+            </w:r>
+          </w:p>
+        </w:tc>
+        <w:tc>
+          <w:tcPr>
+            <w:tcW w:type="dxa" w:w="900"/>
+            <w:tcBorders>
+              <w:top w:val="single" w:color="000000" w:sz="6"/>
+              <w:left w:val="single" w:color="000000" w:sz="6"/>
+              <w:bottom w:val="single" w:color="000000" w:sz="6"/>
+              <w:right w:val="single" w:color="000000" w:sz="6"/>
+            </w:tcBorders>
+            <w:tcMar>
+              <w:top w:type="dxa" w:w="60"/>
+              <w:left w:type="dxa" w:w="90"/>
+              <w:bottom w:type="dxa" w:w="60"/>
+              <w:right w:type="dxa" w:w="90"/>
+            </w:tcMar>
+          </w:tcPr>
+          <w:p>
+            <w:pPr>
+              <w:jc w:val="center"/>
+            </w:pPr>
+            <w:r>
+              <w:rPr>
+                <w:rFonts w:ascii="Malgun Gothic" w:cs="Malgun Gothic" w:eastAsia="Malgun Gothic" w:hAnsi="Malgun Gothic"/>
+                <w:sz w:val="20"/>
+                <w:szCs w:val="20"/>
+              </w:rPr>
+              <w:t xml:space="preserve">1</w:t>
+            </w:r>
+          </w:p>
+        </w:tc>
+        <w:tc>
+          <w:tcPr>
+            <w:tcW w:type="dxa" w:w="1900"/>
+            <w:tcBorders>
+              <w:top w:val="single" w:color="000000" w:sz="6"/>
+              <w:left w:val="single" w:color="000000" w:sz="6"/>
+              <w:bottom w:val="single" w:color="000000" w:sz="6"/>
+              <w:right w:val="single" w:color="000000" w:sz="6"/>
+            </w:tcBorders>
+            <w:tcMar>
+              <w:top w:type="dxa" w:w="60"/>
+              <w:left w:type="dxa" w:w="90"/>
+              <w:bottom w:type="dxa" w:w="60"/>
+              <w:right w:type="dxa" w:w="90"/>
+            </w:tcMar>
+          </w:tcPr>
+          <w:p>
+            <w:pPr>
+              <w:jc w:val="left"/>
+            </w:pPr>
+            <w:r>
+              <w:rPr>
+                <w:rFonts w:ascii="Malgun Gothic" w:cs="Malgun Gothic" w:eastAsia="Malgun Gothic" w:hAnsi="Malgun Gothic"/>
+                <w:sz w:val="20"/>
+                <w:szCs w:val="20"/>
+              </w:rPr>
+              <w:t xml:space="preserve">61,620</w:t>
+            </w:r>
+          </w:p>
+        </w:tc>
+        <w:tc>
+          <w:tcPr>
+            <w:tcW w:type="dxa" w:w="2260"/>
+            <w:tcBorders>
+              <w:top w:val="single" w:color="000000" w:sz="6"/>
+              <w:left w:val="single" w:color="000000" w:sz="6"/>
+              <w:bottom w:val="single" w:color="000000" w:sz="6"/>
+              <w:right w:val="single" w:color="000000" w:sz="6"/>
+            </w:tcBorders>
+            <w:tcMar>
+              <w:top w:type="dxa" w:w="60"/>
+              <w:left w:type="dxa" w:w="90"/>
+              <w:bottom w:type="dxa" w:w="60"/>
+              <w:right w:type="dxa" w:w="90"/>
+            </w:tcMar>
+          </w:tcPr>
+          <w:p>
+            <w:pPr>
+              <w:jc w:val="left"/>
+            </w:pPr>
+            <w:r>
+              <w:rPr>
+                <w:rFonts w:ascii="Malgun Gothic" w:cs="Malgun Gothic" w:eastAsia="Malgun Gothic" w:hAnsi="Malgun Gothic"/>
+                <w:sz w:val="20"/>
+                <w:szCs w:val="20"/>
+              </w:rPr>
+              <w:t xml:space="preserve">61,620</w:t>
+            </w:r>
+          </w:p>
+        </w:tc>
+      </w:tr>
+      <w:tr>
+        <w:tc>
+          <w:tcPr>
+            <w:tcW w:type="dxa" w:w="500"/>
+            <w:tcBorders>
+              <w:top w:val="single" w:color="000000" w:sz="6"/>
+              <w:left w:val="single" w:color="000000" w:sz="6"/>
+              <w:bottom w:val="single" w:color="000000" w:sz="6"/>
+              <w:right w:val="single" w:color="000000" w:sz="6"/>
+            </w:tcBorders>
+            <w:tcMar>
+              <w:top w:type="dxa" w:w="60"/>
+              <w:left w:type="dxa" w:w="90"/>
+              <w:bottom w:type="dxa" w:w="60"/>
+              <w:right w:type="dxa" w:w="90"/>
+            </w:tcMar>
+          </w:tcPr>
+          <w:p>
+            <w:pPr>
+              <w:jc w:val="center"/>
+            </w:pPr>
+            <w:r>
+              <w:rPr>
+                <w:rFonts w:ascii="Malgun Gothic" w:cs="Malgun Gothic" w:eastAsia="Malgun Gothic" w:hAnsi="Malgun Gothic"/>
+                <w:sz w:val="20"/>
+                <w:szCs w:val="20"/>
+              </w:rPr>
+              <w:t xml:space="preserve">8</w:t>
+            </w:r>
+          </w:p>
+        </w:tc>
+        <w:tc>
+          <w:tcPr>
+            <w:tcW w:type="dxa" w:w="3800"/>
+            <w:tcBorders>
+              <w:top w:val="single" w:color="000000" w:sz="6"/>
+              <w:left w:val="single" w:color="000000" w:sz="6"/>
+              <w:bottom w:val="single" w:color="000000" w:sz="6"/>
+              <w:right w:val="single" w:color="000000" w:sz="6"/>
+            </w:tcBorders>
+            <w:tcMar>
+              <w:top w:type="dxa" w:w="60"/>
+              <w:left w:type="dxa" w:w="90"/>
+              <w:bottom w:type="dxa" w:w="60"/>
+              <w:right w:type="dxa" w:w="90"/>
+            </w:tcMar>
+          </w:tcPr>
+          <w:p>
+            <w:pPr>
+              <w:jc w:val="left"/>
+            </w:pPr>
+            <w:r>
+              <w:rPr>
+                <w:rFonts w:ascii="Malgun Gothic" w:cs="Malgun Gothic" w:eastAsia="Malgun Gothic" w:hAnsi="Malgun Gothic"/>
+                <w:sz w:val="20"/>
+                <w:szCs w:val="20"/>
+              </w:rPr>
+              <w:t xml:space="preserve">조종기</w:t>
+            </w:r>
+          </w:p>
+        </w:tc>
+        <w:tc>
+          <w:tcPr>
+            <w:tcW w:type="dxa" w:w="900"/>
+            <w:tcBorders>
+              <w:top w:val="single" w:color="000000" w:sz="6"/>
+              <w:left w:val="single" w:color="000000" w:sz="6"/>
+              <w:bottom w:val="single" w:color="000000" w:sz="6"/>
+              <w:right w:val="single" w:color="000000" w:sz="6"/>
+            </w:tcBorders>
+            <w:tcMar>
+              <w:top w:type="dxa" w:w="60"/>
+              <w:left w:type="dxa" w:w="90"/>
+              <w:bottom w:type="dxa" w:w="60"/>
+              <w:right w:type="dxa" w:w="90"/>
+            </w:tcMar>
+          </w:tcPr>
+          <w:p>
+            <w:pPr>
+              <w:jc w:val="center"/>
+            </w:pPr>
+            <w:r>
+              <w:rPr>
+                <w:rFonts w:ascii="Malgun Gothic" w:cs="Malgun Gothic" w:eastAsia="Malgun Gothic" w:hAnsi="Malgun Gothic"/>
+                <w:sz w:val="20"/>
+                <w:szCs w:val="20"/>
+              </w:rPr>
+              <w:t xml:space="preserve">1</w:t>
+            </w:r>
+          </w:p>
+        </w:tc>
+        <w:tc>
+          <w:tcPr>
+            <w:tcW w:type="dxa" w:w="1900"/>
+            <w:tcBorders>
+              <w:top w:val="single" w:color="000000" w:sz="6"/>
+              <w:left w:val="single" w:color="000000" w:sz="6"/>
+              <w:bottom w:val="single" w:color="000000" w:sz="6"/>
+              <w:right w:val="single" w:color="000000" w:sz="6"/>
+            </w:tcBorders>
+            <w:tcMar>
+              <w:top w:type="dxa" w:w="60"/>
+              <w:left w:type="dxa" w:w="90"/>
+              <w:bottom w:type="dxa" w:w="60"/>
+              <w:right w:type="dxa" w:w="90"/>
+            </w:tcMar>
+          </w:tcPr>
+          <w:p>
+            <w:pPr>
+              <w:jc w:val="left"/>
+            </w:pPr>
+            <w:r>
+              <w:rPr>
+                <w:rFonts w:ascii="Malgun Gothic" w:cs="Malgun Gothic" w:eastAsia="Malgun Gothic" w:hAnsi="Malgun Gothic"/>
+                <w:sz w:val="20"/>
+                <w:szCs w:val="20"/>
+              </w:rPr>
+              <w:t xml:space="preserve">129,000</w:t>
+            </w:r>
+          </w:p>
+        </w:tc>
+        <w:tc>
+          <w:tcPr>
+            <w:tcW w:type="dxa" w:w="2260"/>
+            <w:tcBorders>
+              <w:top w:val="single" w:color="000000" w:sz="6"/>
+              <w:left w:val="single" w:color="000000" w:sz="6"/>
+              <w:bottom w:val="single" w:color="000000" w:sz="6"/>
+              <w:right w:val="single" w:color="000000" w:sz="6"/>
+            </w:tcBorders>
+            <w:tcMar>
+              <w:top w:type="dxa" w:w="60"/>
+              <w:left w:type="dxa" w:w="90"/>
+              <w:bottom w:type="dxa" w:w="60"/>
+              <w:right w:type="dxa" w:w="90"/>
+            </w:tcMar>
+          </w:tcPr>
+          <w:p>
+            <w:pPr>
+              <w:jc w:val="left"/>
+            </w:pPr>
+            <w:r>
+              <w:rPr>
+                <w:rFonts w:ascii="Malgun Gothic" w:cs="Malgun Gothic" w:eastAsia="Malgun Gothic" w:hAnsi="Malgun Gothic"/>
+                <w:sz w:val="20"/>
+                <w:szCs w:val="20"/>
+              </w:rPr>
+              <w:t xml:space="preserve">129,000</w:t>
+            </w:r>
+          </w:p>
+        </w:tc>
+      </w:tr>
+      <w:tr>
+        <w:tc>
+          <w:tcPr>
+            <w:tcW w:type="dxa" w:w="500"/>
+            <w:tcBorders>
+              <w:top w:val="single" w:color="000000" w:sz="6"/>
+              <w:left w:val="single" w:color="000000" w:sz="6"/>
+              <w:bottom w:val="single" w:color="000000" w:sz="6"/>
+              <w:right w:val="single" w:color="000000" w:sz="6"/>
+            </w:tcBorders>
+            <w:tcMar>
+              <w:top w:type="dxa" w:w="60"/>
+              <w:left w:type="dxa" w:w="90"/>
+              <w:bottom w:type="dxa" w:w="60"/>
+              <w:right w:type="dxa" w:w="90"/>
+            </w:tcMar>
+          </w:tcPr>
+          <w:p>
+            <w:pPr>
+              <w:jc w:val="center"/>
+            </w:pPr>
+            <w:r>
+              <w:rPr>
+                <w:rFonts w:ascii="Malgun Gothic" w:cs="Malgun Gothic" w:eastAsia="Malgun Gothic" w:hAnsi="Malgun Gothic"/>
+                <w:sz w:val="20"/>
+                <w:szCs w:val="20"/>
+              </w:rPr>
+              <w:t xml:space="preserve">9</w:t>
+            </w:r>
+          </w:p>
+        </w:tc>
+        <w:tc>
+          <w:tcPr>
+            <w:tcW w:type="dxa" w:w="3800"/>
+            <w:tcBorders>
+              <w:top w:val="single" w:color="000000" w:sz="6"/>
+              <w:left w:val="single" w:color="000000" w:sz="6"/>
+              <w:bottom w:val="single" w:color="000000" w:sz="6"/>
+              <w:right w:val="single" w:color="000000" w:sz="6"/>
+            </w:tcBorders>
+            <w:tcMar>
+              <w:top w:type="dxa" w:w="60"/>
+              <w:left w:type="dxa" w:w="90"/>
+              <w:bottom w:type="dxa" w:w="60"/>
+              <w:right w:type="dxa" w:w="90"/>
+            </w:tcMar>
+          </w:tcPr>
+          <w:p>
+            <w:pPr>
+              <w:jc w:val="left"/>
+            </w:pPr>
+            <w:r>
+              <w:rPr>
+                <w:rFonts w:ascii="Malgun Gothic" w:cs="Malgun Gothic" w:eastAsia="Malgun Gothic" w:hAnsi="Malgun Gothic"/>
+                <w:sz w:val="20"/>
+                <w:szCs w:val="20"/>
+              </w:rPr>
+              <w:t xml:space="preserve">컨트롤박스</w:t>
+            </w:r>
+          </w:p>
+        </w:tc>
+        <w:tc>
+          <w:tcPr>
+            <w:tcW w:type="dxa" w:w="900"/>
+            <w:tcBorders>
+              <w:top w:val="single" w:color="000000" w:sz="6"/>
+              <w:left w:val="single" w:color="000000" w:sz="6"/>
+              <w:bottom w:val="single" w:color="000000" w:sz="6"/>
+              <w:right w:val="single" w:color="000000" w:sz="6"/>
+            </w:tcBorders>
+            <w:tcMar>
+              <w:top w:type="dxa" w:w="60"/>
+              <w:left w:type="dxa" w:w="90"/>
+              <w:bottom w:type="dxa" w:w="60"/>
+              <w:right w:type="dxa" w:w="90"/>
+            </w:tcMar>
+          </w:tcPr>
+          <w:p>
+            <w:pPr>
+              <w:jc w:val="center"/>
+            </w:pPr>
+            <w:r>
+              <w:rPr>
+                <w:rFonts w:ascii="Malgun Gothic" w:cs="Malgun Gothic" w:eastAsia="Malgun Gothic" w:hAnsi="Malgun Gothic"/>
+                <w:sz w:val="20"/>
+                <w:szCs w:val="20"/>
+              </w:rPr>
+              <w:t xml:space="preserve">1</w:t>
+            </w:r>
+          </w:p>
+        </w:tc>
+        <w:tc>
+          <w:tcPr>
+            <w:tcW w:type="dxa" w:w="1900"/>
+            <w:tcBorders>
+              <w:top w:val="single" w:color="000000" w:sz="6"/>
+              <w:left w:val="single" w:color="000000" w:sz="6"/>
+              <w:bottom w:val="single" w:color="000000" w:sz="6"/>
+              <w:right w:val="single" w:color="000000" w:sz="6"/>
+            </w:tcBorders>
+            <w:tcMar>
+              <w:top w:type="dxa" w:w="60"/>
+              <w:left w:type="dxa" w:w="90"/>
+              <w:bottom w:type="dxa" w:w="60"/>
+              <w:right w:type="dxa" w:w="90"/>
+            </w:tcMar>
+          </w:tcPr>
+          <w:p>
+            <w:pPr>
+              <w:jc w:val="left"/>
+            </w:pPr>
+            <w:r>
+              <w:rPr>
+                <w:rFonts w:ascii="Malgun Gothic" w:cs="Malgun Gothic" w:eastAsia="Malgun Gothic" w:hAnsi="Malgun Gothic"/>
+                <w:sz w:val="20"/>
+                <w:szCs w:val="20"/>
+              </w:rPr>
+              <w:t xml:space="preserve">48,160</w:t>
+            </w:r>
+          </w:p>
+        </w:tc>
+        <w:tc>
+          <w:tcPr>
+            <w:tcW w:type="dxa" w:w="2260"/>
+            <w:tcBorders>
+              <w:top w:val="single" w:color="000000" w:sz="6"/>
+              <w:left w:val="single" w:color="000000" w:sz="6"/>
+              <w:bottom w:val="single" w:color="000000" w:sz="6"/>
+              <w:right w:val="single" w:color="000000" w:sz="6"/>
+            </w:tcBorders>
+            <w:tcMar>
+              <w:top w:type="dxa" w:w="60"/>
+              <w:left w:type="dxa" w:w="90"/>
+              <w:bottom w:type="dxa" w:w="60"/>
+              <w:right w:type="dxa" w:w="90"/>
+            </w:tcMar>
+          </w:tcPr>
+          <w:p>
+            <w:pPr>
+              <w:jc w:val="left"/>
+            </w:pPr>
+            <w:r>
+              <w:rPr>
+                <w:rFonts w:ascii="Malgun Gothic" w:cs="Malgun Gothic" w:eastAsia="Malgun Gothic" w:hAnsi="Malgun Gothic"/>
+                <w:sz w:val="20"/>
+                <w:szCs w:val="20"/>
+              </w:rPr>
+              <w:t xml:space="preserve">48,160</w:t>
+            </w:r>
+          </w:p>
+        </w:tc>
+      </w:tr>
+      <w:tr>
+        <w:tc>
+          <w:tcPr>
+            <w:tcW w:type="dxa" w:w="500"/>
+            <w:tcBorders>
+              <w:top w:val="single" w:color="000000" w:sz="6"/>
+              <w:left w:val="single" w:color="000000" w:sz="6"/>
+              <w:bottom w:val="single" w:color="000000" w:sz="6"/>
+              <w:right w:val="single" w:color="000000" w:sz="6"/>
+            </w:tcBorders>
+            <w:tcMar>
+              <w:top w:type="dxa" w:w="60"/>
+              <w:left w:type="dxa" w:w="90"/>
+              <w:bottom w:type="dxa" w:w="60"/>
+              <w:right w:type="dxa" w:w="90"/>
+            </w:tcMar>
+          </w:tcPr>
+          <w:p>
+            <w:pPr>
+              <w:jc w:val="center"/>
+            </w:pPr>
+            <w:r>
+              <w:rPr>
+                <w:rFonts w:ascii="Malgun Gothic" w:cs="Malgun Gothic" w:eastAsia="Malgun Gothic" w:hAnsi="Malgun Gothic"/>
+                <w:sz w:val="20"/>
+                <w:szCs w:val="20"/>
+              </w:rPr>
+              <w:t xml:space="preserve">10</w:t>
+            </w:r>
+          </w:p>
+        </w:tc>
+        <w:tc>
+          <w:tcPr>
+            <w:tcW w:type="dxa" w:w="3800"/>
+            <w:tcBorders>
+              <w:top w:val="single" w:color="000000" w:sz="6"/>
+              <w:left w:val="single" w:color="000000" w:sz="6"/>
+              <w:bottom w:val="single" w:color="000000" w:sz="6"/>
+              <w:right w:val="single" w:color="000000" w:sz="6"/>
+            </w:tcBorders>
+            <w:tcMar>
+              <w:top w:type="dxa" w:w="60"/>
+              <w:left w:type="dxa" w:w="90"/>
+              <w:bottom w:type="dxa" w:w="60"/>
+              <w:right w:type="dxa" w:w="90"/>
+            </w:tcMar>
+          </w:tcPr>
+          <w:p>
+            <w:pPr>
+              <w:jc w:val="left"/>
+            </w:pPr>
+            <w:r>
+              <w:rPr>
+                <w:rFonts w:ascii="Malgun Gothic" w:cs="Malgun Gothic" w:eastAsia="Malgun Gothic" w:hAnsi="Malgun Gothic"/>
+                <w:sz w:val="20"/>
+                <w:szCs w:val="20"/>
+              </w:rPr>
+              <w:t xml:space="preserve">비상정지 스위치</w:t>
+            </w:r>
+          </w:p>
+        </w:tc>
+        <w:tc>
+          <w:tcPr>
+            <w:tcW w:type="dxa" w:w="900"/>
+            <w:tcBorders>
+              <w:top w:val="single" w:color="000000" w:sz="6"/>
+              <w:left w:val="single" w:color="000000" w:sz="6"/>
+              <w:bottom w:val="single" w:color="000000" w:sz="6"/>
+              <w:right w:val="single" w:color="000000" w:sz="6"/>
+            </w:tcBorders>
+            <w:tcMar>
+              <w:top w:type="dxa" w:w="60"/>
+              <w:left w:type="dxa" w:w="90"/>
+              <w:bottom w:type="dxa" w:w="60"/>
+              <w:right w:type="dxa" w:w="90"/>
+            </w:tcMar>
+          </w:tcPr>
+          <w:p>
+            <w:pPr>
+              <w:jc w:val="center"/>
+            </w:pPr>
+            <w:r>
+              <w:rPr>
+                <w:rFonts w:ascii="Malgun Gothic" w:cs="Malgun Gothic" w:eastAsia="Malgun Gothic" w:hAnsi="Malgun Gothic"/>
+                <w:sz w:val="20"/>
+                <w:szCs w:val="20"/>
+              </w:rPr>
+              <w:t xml:space="preserve">2</w:t>
+            </w:r>
+          </w:p>
+        </w:tc>
+        <w:tc>
+          <w:tcPr>
+            <w:tcW w:type="dxa" w:w="1900"/>
+            <w:tcBorders>
+              <w:top w:val="single" w:color="000000" w:sz="6"/>
+              <w:left w:val="single" w:color="000000" w:sz="6"/>
+              <w:bottom w:val="single" w:color="000000" w:sz="6"/>
+              <w:right w:val="single" w:color="000000" w:sz="6"/>
+            </w:tcBorders>
+            <w:tcMar>
+              <w:top w:type="dxa" w:w="60"/>
+              <w:left w:type="dxa" w:w="90"/>
+              <w:bottom w:type="dxa" w:w="60"/>
+              <w:right w:type="dxa" w:w="90"/>
+            </w:tcMar>
+          </w:tcPr>
+          <w:p>
+            <w:pPr>
+              <w:jc w:val="left"/>
+            </w:pPr>
+            <w:r>
+              <w:rPr>
+                <w:rFonts w:ascii="Malgun Gothic" w:cs="Malgun Gothic" w:eastAsia="Malgun Gothic" w:hAnsi="Malgun Gothic"/>
+                <w:sz w:val="20"/>
+                <w:szCs w:val="20"/>
+              </w:rPr>
+              <w:t xml:space="preserve">6,225</w:t>
+            </w:r>
+          </w:p>
+        </w:tc>
+        <w:tc>
+          <w:tcPr>
+            <w:tcW w:type="dxa" w:w="2260"/>
+            <w:tcBorders>
+              <w:top w:val="single" w:color="000000" w:sz="6"/>
+              <w:left w:val="single" w:color="000000" w:sz="6"/>
+              <w:bottom w:val="single" w:color="000000" w:sz="6"/>
+              <w:right w:val="single" w:color="000000" w:sz="6"/>
+            </w:tcBorders>
+            <w:tcMar>
+              <w:top w:type="dxa" w:w="60"/>
+              <w:left w:type="dxa" w:w="90"/>
+              <w:bottom w:type="dxa" w:w="60"/>
+              <w:right w:type="dxa" w:w="90"/>
+            </w:tcMar>
+          </w:tcPr>
+          <w:p>
+            <w:pPr>
+              <w:jc w:val="left"/>
+            </w:pPr>
+            <w:r>
+              <w:rPr>
+                <w:rFonts w:ascii="Malgun Gothic" w:cs="Malgun Gothic" w:eastAsia="Malgun Gothic" w:hAnsi="Malgun Gothic"/>
+                <w:sz w:val="20"/>
+                <w:szCs w:val="20"/>
+              </w:rPr>
+              <w:t xml:space="preserve">12,450</w:t>
+            </w:r>
+          </w:p>
+        </w:tc>
+      </w:tr>
+      <w:tr>
+        <w:tc>
+          <w:tcPr>
+            <w:tcW w:type="dxa" w:w="500"/>
+            <w:tcBorders>
+              <w:top w:val="single" w:color="000000" w:sz="6"/>
+              <w:left w:val="single" w:color="000000" w:sz="6"/>
+              <w:bottom w:val="single" w:color="000000" w:sz="6"/>
+              <w:right w:val="single" w:color="000000" w:sz="6"/>
+            </w:tcBorders>
+            <w:tcMar>
+              <w:top w:type="dxa" w:w="60"/>
+              <w:left w:type="dxa" w:w="90"/>
+              <w:bottom w:type="dxa" w:w="60"/>
+              <w:right w:type="dxa" w:w="90"/>
+            </w:tcMar>
+          </w:tcPr>
+          <w:p>
+            <w:pPr>
+              <w:jc w:val="center"/>
+            </w:pPr>
+            <w:r>
+              <w:rPr>
+                <w:rFonts w:ascii="Malgun Gothic" w:cs="Malgun Gothic" w:eastAsia="Malgun Gothic" w:hAnsi="Malgun Gothic"/>
+                <w:sz w:val="20"/>
+                <w:szCs w:val="20"/>
+              </w:rPr>
+              <w:t xml:space="preserve">11</w:t>
+            </w:r>
+          </w:p>
+        </w:tc>
+        <w:tc>
+          <w:tcPr>
+            <w:tcW w:type="dxa" w:w="3800"/>
+            <w:tcBorders>
+              <w:top w:val="single" w:color="000000" w:sz="6"/>
+              <w:left w:val="single" w:color="000000" w:sz="6"/>
+              <w:bottom w:val="single" w:color="000000" w:sz="6"/>
+              <w:right w:val="single" w:color="000000" w:sz="6"/>
+            </w:tcBorders>
+            <w:tcMar>
+              <w:top w:type="dxa" w:w="60"/>
+              <w:left w:type="dxa" w:w="90"/>
+              <w:bottom w:type="dxa" w:w="60"/>
+              <w:right w:type="dxa" w:w="90"/>
+            </w:tcMar>
+          </w:tcPr>
+          <w:p>
+            <w:pPr>
+              <w:jc w:val="left"/>
+            </w:pPr>
+            <w:r>
+              <w:rPr>
+                <w:rFonts w:ascii="Malgun Gothic" w:cs="Malgun Gothic" w:eastAsia="Malgun Gothic" w:hAnsi="Malgun Gothic"/>
+                <w:sz w:val="20"/>
+                <w:szCs w:val="20"/>
+              </w:rPr>
+              <w:t xml:space="preserve">선체 재료 (퍼티·수지·에폭시·유리섬유·필라멘트·실리콘·페인트·방수제)</w:t>
+            </w:r>
+          </w:p>
+        </w:tc>
+        <w:tc>
+          <w:tcPr>
+            <w:tcW w:type="dxa" w:w="900"/>
+            <w:tcBorders>
+              <w:top w:val="single" w:color="000000" w:sz="6"/>
+              <w:left w:val="single" w:color="000000" w:sz="6"/>
+              <w:bottom w:val="single" w:color="000000" w:sz="6"/>
+              <w:right w:val="single" w:color="000000" w:sz="6"/>
+            </w:tcBorders>
+            <w:tcMar>
+              <w:top w:type="dxa" w:w="60"/>
+              <w:left w:type="dxa" w:w="90"/>
+              <w:bottom w:type="dxa" w:w="60"/>
+              <w:right w:type="dxa" w:w="90"/>
+            </w:tcMar>
+          </w:tcPr>
+          <w:p>
+            <w:pPr>
+              <w:jc w:val="center"/>
+            </w:pPr>
+            <w:r>
+              <w:rPr>
+                <w:rFonts w:ascii="Malgun Gothic" w:cs="Malgun Gothic" w:eastAsia="Malgun Gothic" w:hAnsi="Malgun Gothic"/>
+                <w:sz w:val="20"/>
+                <w:szCs w:val="20"/>
+              </w:rPr>
+              <w:t xml:space="preserve"/>
+            </w:r>
+          </w:p>
+        </w:tc>
+        <w:tc>
+          <w:tcPr>
+            <w:tcW w:type="dxa" w:w="1900"/>
+            <w:tcBorders>
+              <w:top w:val="single" w:color="000000" w:sz="6"/>
+              <w:left w:val="single" w:color="000000" w:sz="6"/>
+              <w:bottom w:val="single" w:color="000000" w:sz="6"/>
+              <w:right w:val="single" w:color="000000" w:sz="6"/>
+            </w:tcBorders>
+            <w:tcMar>
+              <w:top w:type="dxa" w:w="60"/>
+              <w:left w:type="dxa" w:w="90"/>
+              <w:bottom w:type="dxa" w:w="60"/>
+              <w:right w:type="dxa" w:w="90"/>
+            </w:tcMar>
+          </w:tcPr>
+          <w:p>
+            <w:pPr>
+              <w:jc w:val="left"/>
+            </w:pPr>
+            <w:r>
+              <w:rPr>
+                <w:rFonts w:ascii="Malgun Gothic" w:cs="Malgun Gothic" w:eastAsia="Malgun Gothic" w:hAnsi="Malgun Gothic"/>
+                <w:sz w:val="20"/>
+                <w:szCs w:val="20"/>
+              </w:rPr>
+              <w:t xml:space="preserve"/>
+            </w:r>
+          </w:p>
+        </w:tc>
+        <w:tc>
+          <w:tcPr>
+            <w:tcW w:type="dxa" w:w="2260"/>
+            <w:tcBorders>
+              <w:top w:val="single" w:color="000000" w:sz="6"/>
+              <w:left w:val="single" w:color="000000" w:sz="6"/>
+              <w:bottom w:val="single" w:color="000000" w:sz="6"/>
+              <w:right w:val="single" w:color="000000" w:sz="6"/>
+            </w:tcBorders>
+            <w:tcMar>
+              <w:top w:type="dxa" w:w="60"/>
+              <w:left w:type="dxa" w:w="90"/>
+              <w:bottom w:type="dxa" w:w="60"/>
+              <w:right w:type="dxa" w:w="90"/>
+            </w:tcMar>
+          </w:tcPr>
+          <w:p>
+            <w:pPr>
+              <w:jc w:val="left"/>
+            </w:pPr>
+            <w:r>
+              <w:rPr>
+                <w:rFonts w:ascii="Malgun Gothic" w:cs="Malgun Gothic" w:eastAsia="Malgun Gothic" w:hAnsi="Malgun Gothic"/>
+                <w:sz w:val="20"/>
+                <w:szCs w:val="20"/>
+              </w:rPr>
+              <w:t xml:space="preserve">571,740</w:t>
+            </w:r>
+          </w:p>
+        </w:tc>
+      </w:tr>
+      <w:tr>
+        <w:tc>
+          <w:tcPr>
+            <w:tcW w:type="dxa" w:w="500"/>
+            <w:tcBorders>
+              <w:top w:val="single" w:color="000000" w:sz="6"/>
+              <w:left w:val="single" w:color="000000" w:sz="6"/>
+              <w:bottom w:val="single" w:color="000000" w:sz="6"/>
+              <w:right w:val="single" w:color="000000" w:sz="6"/>
+            </w:tcBorders>
+            <w:tcMar>
+              <w:top w:type="dxa" w:w="60"/>
+              <w:left w:type="dxa" w:w="90"/>
+              <w:bottom w:type="dxa" w:w="60"/>
+              <w:right w:type="dxa" w:w="90"/>
+            </w:tcMar>
+          </w:tcPr>
+          <w:p>
+            <w:pPr>
+              <w:jc w:val="center"/>
+            </w:pPr>
+            <w:r>
+              <w:rPr>
+                <w:rFonts w:ascii="Malgun Gothic" w:cs="Malgun Gothic" w:eastAsia="Malgun Gothic" w:hAnsi="Malgun Gothic"/>
+                <w:sz w:val="20"/>
+                <w:szCs w:val="20"/>
+              </w:rPr>
+              <w:t xml:space="preserve">12</w:t>
+            </w:r>
+          </w:p>
+        </w:tc>
+        <w:tc>
+          <w:tcPr>
+            <w:tcW w:type="dxa" w:w="3800"/>
+            <w:tcBorders>
+              <w:top w:val="single" w:color="000000" w:sz="6"/>
+              <w:left w:val="single" w:color="000000" w:sz="6"/>
+              <w:bottom w:val="single" w:color="000000" w:sz="6"/>
+              <w:right w:val="single" w:color="000000" w:sz="6"/>
+            </w:tcBorders>
+            <w:tcMar>
+              <w:top w:type="dxa" w:w="60"/>
+              <w:left w:type="dxa" w:w="90"/>
+              <w:bottom w:type="dxa" w:w="60"/>
+              <w:right w:type="dxa" w:w="90"/>
+            </w:tcMar>
+          </w:tcPr>
+          <w:p>
+            <w:pPr>
+              <w:jc w:val="left"/>
+            </w:pPr>
+            <w:r>
+              <w:rPr>
+                <w:rFonts w:ascii="Malgun Gothic" w:cs="Malgun Gothic" w:eastAsia="Malgun Gothic" w:hAnsi="Malgun Gothic"/>
+                <w:sz w:val="20"/>
+                <w:szCs w:val="20"/>
+              </w:rPr>
+              <w:t xml:space="preserve">기타 (건전지)</w:t>
+            </w:r>
+          </w:p>
+        </w:tc>
+        <w:tc>
+          <w:tcPr>
+            <w:tcW w:type="dxa" w:w="900"/>
+            <w:tcBorders>
+              <w:top w:val="single" w:color="000000" w:sz="6"/>
+              <w:left w:val="single" w:color="000000" w:sz="6"/>
+              <w:bottom w:val="single" w:color="000000" w:sz="6"/>
+              <w:right w:val="single" w:color="000000" w:sz="6"/>
+            </w:tcBorders>
+            <w:tcMar>
+              <w:top w:type="dxa" w:w="60"/>
+              <w:left w:type="dxa" w:w="90"/>
+              <w:bottom w:type="dxa" w:w="60"/>
+              <w:right w:type="dxa" w:w="90"/>
+            </w:tcMar>
+          </w:tcPr>
+          <w:p>
+            <w:pPr>
+              <w:jc w:val="center"/>
+            </w:pPr>
+            <w:r>
+              <w:rPr>
+                <w:rFonts w:ascii="Malgun Gothic" w:cs="Malgun Gothic" w:eastAsia="Malgun Gothic" w:hAnsi="Malgun Gothic"/>
+                <w:sz w:val="20"/>
+                <w:szCs w:val="20"/>
+              </w:rPr>
+              <w:t xml:space="preserve">4</w:t>
+            </w:r>
+          </w:p>
+        </w:tc>
+        <w:tc>
+          <w:tcPr>
+            <w:tcW w:type="dxa" w:w="1900"/>
+            <w:tcBorders>
+              <w:top w:val="single" w:color="000000" w:sz="6"/>
+              <w:left w:val="single" w:color="000000" w:sz="6"/>
+              <w:bottom w:val="single" w:color="000000" w:sz="6"/>
+              <w:right w:val="single" w:color="000000" w:sz="6"/>
+            </w:tcBorders>
+            <w:tcMar>
+              <w:top w:type="dxa" w:w="60"/>
+              <w:left w:type="dxa" w:w="90"/>
+              <w:bottom w:type="dxa" w:w="60"/>
+              <w:right w:type="dxa" w:w="90"/>
+            </w:tcMar>
+          </w:tcPr>
+          <w:p>
+            <w:pPr>
+              <w:jc w:val="left"/>
+            </w:pPr>
+            <w:r>
+              <w:rPr>
+                <w:rFonts w:ascii="Malgun Gothic" w:cs="Malgun Gothic" w:eastAsia="Malgun Gothic" w:hAnsi="Malgun Gothic"/>
+                <w:sz w:val="20"/>
+                <w:szCs w:val="20"/>
+              </w:rPr>
+              <w:t xml:space="preserve">465</w:t>
+            </w:r>
+          </w:p>
+        </w:tc>
+        <w:tc>
+          <w:tcPr>
+            <w:tcW w:type="dxa" w:w="2260"/>
+            <w:tcBorders>
+              <w:top w:val="single" w:color="000000" w:sz="6"/>
+              <w:left w:val="single" w:color="000000" w:sz="6"/>
+              <w:bottom w:val="single" w:color="000000" w:sz="6"/>
+              <w:right w:val="single" w:color="000000" w:sz="6"/>
+            </w:tcBorders>
+            <w:tcMar>
+              <w:top w:type="dxa" w:w="60"/>
+              <w:left w:type="dxa" w:w="90"/>
+              <w:bottom w:type="dxa" w:w="60"/>
+              <w:right w:type="dxa" w:w="90"/>
+            </w:tcMar>
+          </w:tcPr>
+          <w:p>
+            <w:pPr>
+              <w:jc w:val="left"/>
+            </w:pPr>
+            <w:r>
+              <w:rPr>
+                <w:rFonts w:ascii="Malgun Gothic" w:cs="Malgun Gothic" w:eastAsia="Malgun Gothic" w:hAnsi="Malgun Gothic"/>
+                <w:sz w:val="20"/>
+                <w:szCs w:val="20"/>
+              </w:rPr>
+              <w:t xml:space="preserve">1,860</w:t>
+            </w:r>
+          </w:p>
+        </w:tc>
+      </w:tr>
+      <w:tr>
+        <w:tc>
+          <w:tcPr>
+            <w:tcW w:type="dxa" w:w="500"/>
+            <w:tcBorders>
+              <w:top w:val="single" w:color="000000" w:sz="6"/>
+              <w:left w:val="single" w:color="000000" w:sz="6"/>
+              <w:bottom w:val="single" w:color="000000" w:sz="6"/>
+              <w:right w:val="single" w:color="000000" w:sz="6"/>
+            </w:tcBorders>
+            <w:tcMar>
+              <w:top w:type="dxa" w:w="60"/>
+              <w:left w:type="dxa" w:w="90"/>
+              <w:bottom w:type="dxa" w:w="60"/>
+              <w:right w:type="dxa" w:w="90"/>
+            </w:tcMar>
+          </w:tcPr>
+          <w:p>
+            <w:pPr>
+              <w:jc w:val="center"/>
+            </w:pPr>
+            <w:r>
+              <w:rPr>
+                <w:rFonts w:ascii="Malgun Gothic" w:cs="Malgun Gothic" w:eastAsia="Malgun Gothic" w:hAnsi="Malgun Gothic"/>
+                <w:sz w:val="20"/>
+                <w:szCs w:val="20"/>
+              </w:rPr>
+              <w:t xml:space="preserve"/>
+            </w:r>
+          </w:p>
+        </w:tc>
+        <w:tc>
+          <w:tcPr>
+            <w:tcW w:type="dxa" w:w="3800"/>
+            <w:tcBorders>
+              <w:top w:val="single" w:color="000000" w:sz="6"/>
+              <w:left w:val="single" w:color="000000" w:sz="6"/>
+              <w:bottom w:val="single" w:color="000000" w:sz="6"/>
+              <w:right w:val="single" w:color="000000" w:sz="6"/>
+            </w:tcBorders>
+            <w:tcMar>
+              <w:top w:type="dxa" w:w="60"/>
+              <w:left w:type="dxa" w:w="90"/>
+              <w:bottom w:type="dxa" w:w="60"/>
+              <w:right w:type="dxa" w:w="90"/>
+            </w:tcMar>
+          </w:tcPr>
+          <w:p>
+            <w:pPr>
+              <w:jc w:val="left"/>
+            </w:pPr>
+            <w:r>
+              <w:rPr>
+                <w:rFonts w:ascii="Malgun Gothic" w:cs="Malgun Gothic" w:eastAsia="Malgun Gothic" w:hAnsi="Malgun Gothic"/>
+                <w:sz w:val="20"/>
+                <w:szCs w:val="20"/>
+              </w:rPr>
+              <w:t xml:space="preserve">2025 구매 합계</w:t>
+            </w:r>
+          </w:p>
+        </w:tc>
+        <w:tc>
+          <w:tcPr>
+            <w:tcW w:type="dxa" w:w="900"/>
+            <w:tcBorders>
+              <w:top w:val="single" w:color="000000" w:sz="6"/>
+              <w:left w:val="single" w:color="000000" w:sz="6"/>
+              <w:bottom w:val="single" w:color="000000" w:sz="6"/>
+              <w:right w:val="single" w:color="000000" w:sz="6"/>
+            </w:tcBorders>
+            <w:tcMar>
+              <w:top w:type="dxa" w:w="60"/>
+              <w:left w:type="dxa" w:w="90"/>
+              <w:bottom w:type="dxa" w:w="60"/>
+              <w:right w:type="dxa" w:w="90"/>
+            </w:tcMar>
+          </w:tcPr>
+          <w:p>
+            <w:pPr>
+              <w:jc w:val="center"/>
+            </w:pPr>
+            <w:r>
+              <w:rPr>
+                <w:rFonts w:ascii="Malgun Gothic" w:cs="Malgun Gothic" w:eastAsia="Malgun Gothic" w:hAnsi="Malgun Gothic"/>
+                <w:sz w:val="20"/>
+                <w:szCs w:val="20"/>
+              </w:rPr>
+              <w:t xml:space="preserve"/>
+            </w:r>
+          </w:p>
+        </w:tc>
+        <w:tc>
+          <w:tcPr>
+            <w:tcW w:type="dxa" w:w="1900"/>
+            <w:tcBorders>
+              <w:top w:val="single" w:color="000000" w:sz="6"/>
+              <w:left w:val="single" w:color="000000" w:sz="6"/>
+              <w:bottom w:val="single" w:color="000000" w:sz="6"/>
+              <w:right w:val="single" w:color="000000" w:sz="6"/>
+            </w:tcBorders>
+            <w:tcMar>
+              <w:top w:type="dxa" w:w="60"/>
+              <w:left w:type="dxa" w:w="90"/>
+              <w:bottom w:type="dxa" w:w="60"/>
+              <w:right w:type="dxa" w:w="90"/>
+            </w:tcMar>
+          </w:tcPr>
+          <w:p>
+            <w:pPr>
+              <w:jc w:val="left"/>
+            </w:pPr>
+            <w:r>
+              <w:rPr>
+                <w:rFonts w:ascii="Malgun Gothic" w:cs="Malgun Gothic" w:eastAsia="Malgun Gothic" w:hAnsi="Malgun Gothic"/>
+                <w:sz w:val="20"/>
+                <w:szCs w:val="20"/>
+              </w:rPr>
+              <w:t xml:space="preserve"/>
+            </w:r>
+          </w:p>
+        </w:tc>
+        <w:tc>
+          <w:tcPr>
+            <w:tcW w:type="dxa" w:w="2260"/>
+            <w:tcBorders>
+              <w:top w:val="single" w:color="000000" w:sz="6"/>
+              <w:left w:val="single" w:color="000000" w:sz="6"/>
+              <w:bottom w:val="single" w:color="000000" w:sz="6"/>
+              <w:right w:val="single" w:color="000000" w:sz="6"/>
+            </w:tcBorders>
+            <w:tcMar>
+              <w:top w:type="dxa" w:w="60"/>
+              <w:left w:type="dxa" w:w="90"/>
+              <w:bottom w:type="dxa" w:w="60"/>
+              <w:right w:type="dxa" w:w="90"/>
+            </w:tcMar>
+          </w:tcPr>
+          <w:p>
+            <w:pPr>
+              <w:jc w:val="left"/>
+            </w:pPr>
+            <w:r>
+              <w:rPr>
+                <w:rFonts w:ascii="Malgun Gothic" w:cs="Malgun Gothic" w:eastAsia="Malgun Gothic" w:hAnsi="Malgun Gothic"/>
+                <w:sz w:val="20"/>
+                <w:szCs w:val="20"/>
+              </w:rPr>
+              <w:t xml:space="preserve">4,141,294</w:t>
+            </w:r>
+          </w:p>
+        </w:tc>
+      </w:tr>
+      <w:tr>
+        <w:tc>
+          <w:tcPr>
+            <w:tcW w:type="dxa" w:w="500"/>
+            <w:tcBorders>
+              <w:top w:val="single" w:color="000000" w:sz="6"/>
+              <w:left w:val="single" w:color="000000" w:sz="6"/>
+              <w:bottom w:val="single" w:color="000000" w:sz="6"/>
+              <w:right w:val="single" w:color="000000" w:sz="6"/>
+            </w:tcBorders>
+            <w:tcMar>
+              <w:top w:type="dxa" w:w="60"/>
+              <w:left w:type="dxa" w:w="90"/>
+              <w:bottom w:type="dxa" w:w="60"/>
+              <w:right w:type="dxa" w:w="90"/>
+            </w:tcMar>
+          </w:tcPr>
+          <w:p>
+            <w:pPr>
+              <w:jc w:val="center"/>
+            </w:pPr>
+            <w:r>
+              <w:rPr>
+                <w:rFonts w:ascii="Malgun Gothic" w:cs="Malgun Gothic" w:eastAsia="Malgun Gothic" w:hAnsi="Malgun Gothic"/>
+                <w:sz w:val="20"/>
+                <w:szCs w:val="20"/>
+              </w:rPr>
+              <w:t xml:space="preserve"/>
+            </w:r>
+          </w:p>
+        </w:tc>
+        <w:tc>
+          <w:tcPr>
+            <w:tcW w:type="dxa" w:w="3800"/>
+            <w:tcBorders>
+              <w:top w:val="single" w:color="000000" w:sz="6"/>
+              <w:left w:val="single" w:color="000000" w:sz="6"/>
+              <w:bottom w:val="single" w:color="000000" w:sz="6"/>
+              <w:right w:val="single" w:color="000000" w:sz="6"/>
+            </w:tcBorders>
+            <w:tcMar>
+              <w:top w:type="dxa" w:w="60"/>
+              <w:left w:type="dxa" w:w="90"/>
+              <w:bottom w:type="dxa" w:w="60"/>
+              <w:right w:type="dxa" w:w="90"/>
+            </w:tcMar>
+          </w:tcPr>
+          <w:p>
+            <w:pPr>
+              <w:jc w:val="left"/>
+            </w:pPr>
+            <w:r>
+              <w:rPr>
+                <w:rFonts w:ascii="Malgun Gothic" w:cs="Malgun Gothic" w:eastAsia="Malgun Gothic" w:hAnsi="Malgun Gothic"/>
+                <w:sz w:val="20"/>
+                <w:szCs w:val="20"/>
+              </w:rPr>
+              <w:t xml:space="preserve">2025 + 2026 누계</w:t>
+            </w:r>
+          </w:p>
+        </w:tc>
+        <w:tc>
+          <w:tcPr>
+            <w:tcW w:type="dxa" w:w="900"/>
+            <w:tcBorders>
+              <w:top w:val="single" w:color="000000" w:sz="6"/>
+              <w:left w:val="single" w:color="000000" w:sz="6"/>
+              <w:bottom w:val="single" w:color="000000" w:sz="6"/>
+              <w:right w:val="single" w:color="000000" w:sz="6"/>
+            </w:tcBorders>
+            <w:tcMar>
+              <w:top w:type="dxa" w:w="60"/>
+              <w:left w:type="dxa" w:w="90"/>
+              <w:bottom w:type="dxa" w:w="60"/>
+              <w:right w:type="dxa" w:w="90"/>
+            </w:tcMar>
+          </w:tcPr>
+          <w:p>
+            <w:pPr>
+              <w:jc w:val="center"/>
+            </w:pPr>
+            <w:r>
+              <w:rPr>
+                <w:rFonts w:ascii="Malgun Gothic" w:cs="Malgun Gothic" w:eastAsia="Malgun Gothic" w:hAnsi="Malgun Gothic"/>
+                <w:sz w:val="20"/>
+                <w:szCs w:val="20"/>
+              </w:rPr>
+              <w:t xml:space="preserve"/>
+            </w:r>
+          </w:p>
+        </w:tc>
+        <w:tc>
+          <w:tcPr>
+            <w:tcW w:type="dxa" w:w="1900"/>
+            <w:tcBorders>
+              <w:top w:val="single" w:color="000000" w:sz="6"/>
+              <w:left w:val="single" w:color="000000" w:sz="6"/>
+              <w:bottom w:val="single" w:color="000000" w:sz="6"/>
+              <w:right w:val="single" w:color="000000" w:sz="6"/>
+            </w:tcBorders>
+            <w:tcMar>
+              <w:top w:type="dxa" w:w="60"/>
+              <w:left w:type="dxa" w:w="90"/>
+              <w:bottom w:type="dxa" w:w="60"/>
+              <w:right w:type="dxa" w:w="90"/>
+            </w:tcMar>
+          </w:tcPr>
+          <w:p>
+            <w:pPr>
+              <w:jc w:val="left"/>
+            </w:pPr>
+            <w:r>
+              <w:rPr>
+                <w:rFonts w:ascii="Malgun Gothic" w:cs="Malgun Gothic" w:eastAsia="Malgun Gothic" w:hAnsi="Malgun Gothic"/>
+                <w:sz w:val="20"/>
+                <w:szCs w:val="20"/>
+              </w:rPr>
+              <w:t xml:space="preserve"/>
+            </w:r>
+          </w:p>
+        </w:tc>
+        <w:tc>
+          <w:tcPr>
+            <w:tcW w:type="dxa" w:w="2260"/>
+            <w:tcBorders>
+              <w:top w:val="single" w:color="000000" w:sz="6"/>
+              <w:left w:val="single" w:color="000000" w:sz="6"/>
+              <w:bottom w:val="single" w:color="000000" w:sz="6"/>
+              <w:right w:val="single" w:color="000000" w:sz="6"/>
+            </w:tcBorders>
+            <w:tcMar>
+              <w:top w:type="dxa" w:w="60"/>
+              <w:left w:type="dxa" w:w="90"/>
+              <w:bottom w:type="dxa" w:w="60"/>
+              <w:right w:type="dxa" w:w="90"/>
+            </w:tcMar>
+          </w:tcPr>
+          <w:p>
+            <w:pPr>
+              <w:jc w:val="left"/>
+            </w:pPr>
+            <w:r>
+              <w:rPr>
+                <w:rFonts w:ascii="Malgun Gothic" w:cs="Malgun Gothic" w:eastAsia="Malgun Gothic" w:hAnsi="Malgun Gothic"/>
+                <w:sz w:val="20"/>
+                <w:szCs w:val="20"/>
+              </w:rPr>
+              <w:t xml:space="preserve">5,985,064 ~ 6,000,064 + 선체</w:t>
+            </w:r>
+          </w:p>
+        </w:tc>
+      </w:tr>
+    </w:tbl>
+    <w:p>
+      <w:pPr>
+        <w:spacing w:after="100"/>
+      </w:pPr>
+      <w:r>
+        <w:rPr>
+          <w:rFonts w:ascii="Malgun Gothic" w:cs="Malgun Gothic" w:eastAsia="Malgun Gothic" w:hAnsi="Malgun Gothic"/>
+          <w:i/>
+          <w:iCs/>
+          <w:color w:val="1F7A3A"/>
+          <w:sz w:val="18"/>
+          <w:szCs w:val="18"/>
+        </w:rPr>
+        <w:t xml:space="preserve">▶ 노트북 2대·D455·접촉기·릴레이는 2025 보고서 비용표에 없음(학과 보유 또는 그 이전 구매) — ⚠️ 기재 여부 결정. MSGA 식으로 "학과 보유" 열을 두는 방법도 있다.</w:t>
       </w:r>
     </w:p>
     <w:p>
@@ -18433,7 +22808,7 @@
           <w:sz w:val="32"/>
           <w:szCs w:val="32"/>
         </w:rPr>
-        <w:t xml:space="preserve">부록. 발표자료(12장) 구성표</w:t>
+        <w:t xml:space="preserve">부록 (내부용 — 제출본에서 삭제). 발표자료(12장) 구성표</w:t>
       </w:r>
     </w:p>
     <w:p>
@@ -18814,7 +23189,7 @@
                 <w:sz w:val="20"/>
                 <w:szCs w:val="20"/>
               </w:rPr>
-              <w:t xml:space="preserve">주요 제원·선형·복원성</w:t>
+              <w:t xml:space="preserve">선종·주요 제원·복원성</w:t>
             </w:r>
           </w:p>
         </w:tc>
@@ -19274,7 +23649,7 @@
                 <w:sz w:val="20"/>
                 <w:szCs w:val="20"/>
               </w:rPr>
-              <w:t xml:space="preserve">회피·항로추종 알고리즘</w:t>
+              <w:t xml:space="preserve">영상 파이프라인·회피·제어기</w:t>
             </w:r>
           </w:p>
         </w:tc>
@@ -19304,7 +23679,7 @@
                 <w:sz w:val="20"/>
                 <w:szCs w:val="20"/>
               </w:rPr>
-              <w:t xml:space="preserve">Ⅲ-4</w:t>
+              <w:t xml:space="preserve">Ⅲ-2.4, 4</w:t>
             </w:r>
           </w:p>
         </w:tc>

--- a/docs/전달용/KABOAT2026_보고서_양식_SSF.docx
+++ b/docs/전달용/KABOAT2026_보고서_양식_SSF.docx
@@ -2486,6 +2486,601 @@
     </w:tbl>
     <w:p>
       <w:pPr>
+        <w:spacing w:after="100" w:line="300"/>
+      </w:pPr>
+      <w:r>
+        <w:rPr>
+          <w:rFonts w:ascii="Malgun Gothic" w:cs="Malgun Gothic" w:eastAsia="Malgun Gothic" w:hAnsi="Malgun Gothic"/>
+          <w:sz w:val="20"/>
+          <w:szCs w:val="20"/>
+        </w:rPr>
+        <w:t xml:space="preserve">경기장 구성물 치수 (2025 경기규정 첨부 1, 2026 코스 동일):</w:t>
+      </w:r>
+    </w:p>
+    <w:tbl>
+      <w:tblPr>
+        <w:tblW w:type="dxa" w:w="9360"/>
+        <w:tblBorders>
+          <w:top w:val="single" w:color="auto" w:sz="4"/>
+          <w:left w:val="single" w:color="auto" w:sz="4"/>
+          <w:bottom w:val="single" w:color="auto" w:sz="4"/>
+          <w:right w:val="single" w:color="auto" w:sz="4"/>
+          <w:insideH w:val="single" w:color="auto" w:sz="4"/>
+          <w:insideV w:val="single" w:color="auto" w:sz="4"/>
+        </w:tblBorders>
+      </w:tblPr>
+      <w:tblGrid>
+        <w:gridCol w:w="2600"/>
+        <w:gridCol w:w="2600"/>
+        <w:gridCol w:w="4160"/>
+      </w:tblGrid>
+      <w:tr>
+        <w:trPr>
+          <w:tblHeader/>
+        </w:trPr>
+        <w:tc>
+          <w:tcPr>
+            <w:tcW w:type="dxa" w:w="2600"/>
+            <w:tcBorders>
+              <w:top w:val="single" w:color="000000" w:sz="6"/>
+              <w:left w:val="single" w:color="000000" w:sz="6"/>
+              <w:bottom w:val="single" w:color="000000" w:sz="6"/>
+              <w:right w:val="single" w:color="000000" w:sz="6"/>
+            </w:tcBorders>
+            <w:shd w:fill="E7E6E6" w:color="auto" w:val="clear"/>
+            <w:tcMar>
+              <w:top w:type="dxa" w:w="60"/>
+              <w:left w:type="dxa" w:w="90"/>
+              <w:bottom w:type="dxa" w:w="60"/>
+              <w:right w:type="dxa" w:w="90"/>
+            </w:tcMar>
+          </w:tcPr>
+          <w:p>
+            <w:pPr>
+              <w:jc w:val="center"/>
+            </w:pPr>
+            <w:r>
+              <w:rPr>
+                <w:rFonts w:ascii="Malgun Gothic" w:cs="Malgun Gothic" w:eastAsia="Malgun Gothic" w:hAnsi="Malgun Gothic"/>
+                <w:b/>
+                <w:bCs/>
+                <w:sz w:val="20"/>
+                <w:szCs w:val="20"/>
+              </w:rPr>
+              <w:t xml:space="preserve">구성물</w:t>
+            </w:r>
+          </w:p>
+        </w:tc>
+        <w:tc>
+          <w:tcPr>
+            <w:tcW w:type="dxa" w:w="2600"/>
+            <w:tcBorders>
+              <w:top w:val="single" w:color="000000" w:sz="6"/>
+              <w:left w:val="single" w:color="000000" w:sz="6"/>
+              <w:bottom w:val="single" w:color="000000" w:sz="6"/>
+              <w:right w:val="single" w:color="000000" w:sz="6"/>
+            </w:tcBorders>
+            <w:shd w:fill="E7E6E6" w:color="auto" w:val="clear"/>
+            <w:tcMar>
+              <w:top w:type="dxa" w:w="60"/>
+              <w:left w:type="dxa" w:w="90"/>
+              <w:bottom w:type="dxa" w:w="60"/>
+              <w:right w:type="dxa" w:w="90"/>
+            </w:tcMar>
+          </w:tcPr>
+          <w:p>
+            <w:pPr>
+              <w:jc w:val="center"/>
+            </w:pPr>
+            <w:r>
+              <w:rPr>
+                <w:rFonts w:ascii="Malgun Gothic" w:cs="Malgun Gothic" w:eastAsia="Malgun Gothic" w:hAnsi="Malgun Gothic"/>
+                <w:b/>
+                <w:bCs/>
+                <w:sz w:val="20"/>
+                <w:szCs w:val="20"/>
+              </w:rPr>
+              <w:t xml:space="preserve">치수</w:t>
+            </w:r>
+          </w:p>
+        </w:tc>
+        <w:tc>
+          <w:tcPr>
+            <w:tcW w:type="dxa" w:w="4160"/>
+            <w:tcBorders>
+              <w:top w:val="single" w:color="000000" w:sz="6"/>
+              <w:left w:val="single" w:color="000000" w:sz="6"/>
+              <w:bottom w:val="single" w:color="000000" w:sz="6"/>
+              <w:right w:val="single" w:color="000000" w:sz="6"/>
+            </w:tcBorders>
+            <w:shd w:fill="E7E6E6" w:color="auto" w:val="clear"/>
+            <w:tcMar>
+              <w:top w:type="dxa" w:w="60"/>
+              <w:left w:type="dxa" w:w="90"/>
+              <w:bottom w:type="dxa" w:w="60"/>
+              <w:right w:type="dxa" w:w="90"/>
+            </w:tcMar>
+          </w:tcPr>
+          <w:p>
+            <w:pPr>
+              <w:jc w:val="center"/>
+            </w:pPr>
+            <w:r>
+              <w:rPr>
+                <w:rFonts w:ascii="Malgun Gothic" w:cs="Malgun Gothic" w:eastAsia="Malgun Gothic" w:hAnsi="Malgun Gothic"/>
+                <w:b/>
+                <w:bCs/>
+                <w:sz w:val="20"/>
+                <w:szCs w:val="20"/>
+              </w:rPr>
+              <w:t xml:space="preserve">설계 반영</w:t>
+            </w:r>
+          </w:p>
+        </w:tc>
+      </w:tr>
+      <w:tr>
+        <w:tc>
+          <w:tcPr>
+            <w:tcW w:type="dxa" w:w="2600"/>
+            <w:tcBorders>
+              <w:top w:val="single" w:color="000000" w:sz="6"/>
+              <w:left w:val="single" w:color="000000" w:sz="6"/>
+              <w:bottom w:val="single" w:color="000000" w:sz="6"/>
+              <w:right w:val="single" w:color="000000" w:sz="6"/>
+            </w:tcBorders>
+            <w:tcMar>
+              <w:top w:type="dxa" w:w="60"/>
+              <w:left w:type="dxa" w:w="90"/>
+              <w:bottom w:type="dxa" w:w="60"/>
+              <w:right w:type="dxa" w:w="90"/>
+            </w:tcMar>
+          </w:tcPr>
+          <w:p>
+            <w:pPr>
+              <w:jc w:val="left"/>
+            </w:pPr>
+            <w:r>
+              <w:rPr>
+                <w:rFonts w:ascii="Malgun Gothic" w:cs="Malgun Gothic" w:eastAsia="Malgun Gothic" w:hAnsi="Malgun Gothic"/>
+                <w:sz w:val="20"/>
+                <w:szCs w:val="20"/>
+              </w:rPr>
+              <w:t xml:space="preserve">부표 높이 / 폭</w:t>
+            </w:r>
+          </w:p>
+        </w:tc>
+        <w:tc>
+          <w:tcPr>
+            <w:tcW w:type="dxa" w:w="2600"/>
+            <w:tcBorders>
+              <w:top w:val="single" w:color="000000" w:sz="6"/>
+              <w:left w:val="single" w:color="000000" w:sz="6"/>
+              <w:bottom w:val="single" w:color="000000" w:sz="6"/>
+              <w:right w:val="single" w:color="000000" w:sz="6"/>
+            </w:tcBorders>
+            <w:tcMar>
+              <w:top w:type="dxa" w:w="60"/>
+              <w:left w:type="dxa" w:w="90"/>
+              <w:bottom w:type="dxa" w:w="60"/>
+              <w:right w:type="dxa" w:w="90"/>
+            </w:tcMar>
+          </w:tcPr>
+          <w:p>
+            <w:pPr>
+              <w:jc w:val="left"/>
+            </w:pPr>
+            <w:r>
+              <w:rPr>
+                <w:rFonts w:ascii="Malgun Gothic" w:cs="Malgun Gothic" w:eastAsia="Malgun Gothic" w:hAnsi="Malgun Gothic"/>
+                <w:sz w:val="20"/>
+                <w:szCs w:val="20"/>
+              </w:rPr>
+              <w:t xml:space="preserve">1.0 m / 0.5 m</w:t>
+            </w:r>
+          </w:p>
+        </w:tc>
+        <w:tc>
+          <w:tcPr>
+            <w:tcW w:type="dxa" w:w="4160"/>
+            <w:tcBorders>
+              <w:top w:val="single" w:color="000000" w:sz="6"/>
+              <w:left w:val="single" w:color="000000" w:sz="6"/>
+              <w:bottom w:val="single" w:color="000000" w:sz="6"/>
+              <w:right w:val="single" w:color="000000" w:sz="6"/>
+            </w:tcBorders>
+            <w:tcMar>
+              <w:top w:type="dxa" w:w="60"/>
+              <w:left w:type="dxa" w:w="90"/>
+              <w:bottom w:type="dxa" w:w="60"/>
+              <w:right w:type="dxa" w:w="90"/>
+            </w:tcMar>
+          </w:tcPr>
+          <w:p>
+            <w:pPr>
+              <w:jc w:val="left"/>
+            </w:pPr>
+            <w:r>
+              <w:rPr>
+                <w:rFonts w:ascii="Malgun Gothic" w:cs="Malgun Gothic" w:eastAsia="Malgun Gothic" w:hAnsi="Malgun Gothic"/>
+                <w:sz w:val="20"/>
+                <w:szCs w:val="20"/>
+              </w:rPr>
+              <w:t xml:space="preserve">LiDAR 장착 높이 = 부표 높이, 카메라 시야 확보 (⚠️ 부표 지름·수면 위 높이는 규정에 없음 — 운영측 문의)</w:t>
+            </w:r>
+          </w:p>
+        </w:tc>
+      </w:tr>
+      <w:tr>
+        <w:tc>
+          <w:tcPr>
+            <w:tcW w:type="dxa" w:w="2600"/>
+            <w:tcBorders>
+              <w:top w:val="single" w:color="000000" w:sz="6"/>
+              <w:left w:val="single" w:color="000000" w:sz="6"/>
+              <w:bottom w:val="single" w:color="000000" w:sz="6"/>
+              <w:right w:val="single" w:color="000000" w:sz="6"/>
+            </w:tcBorders>
+            <w:tcMar>
+              <w:top w:type="dxa" w:w="60"/>
+              <w:left w:type="dxa" w:w="90"/>
+              <w:bottom w:type="dxa" w:w="60"/>
+              <w:right w:type="dxa" w:w="90"/>
+            </w:tcMar>
+          </w:tcPr>
+          <w:p>
+            <w:pPr>
+              <w:jc w:val="left"/>
+            </w:pPr>
+            <w:r>
+              <w:rPr>
+                <w:rFonts w:ascii="Malgun Gothic" w:cs="Malgun Gothic" w:eastAsia="Malgun Gothic" w:hAnsi="Malgun Gothic"/>
+                <w:sz w:val="20"/>
+                <w:szCs w:val="20"/>
+              </w:rPr>
+              <w:t xml:space="preserve">항로추종 게이트 간격</w:t>
+            </w:r>
+          </w:p>
+        </w:tc>
+        <w:tc>
+          <w:tcPr>
+            <w:tcW w:type="dxa" w:w="2600"/>
+            <w:tcBorders>
+              <w:top w:val="single" w:color="000000" w:sz="6"/>
+              <w:left w:val="single" w:color="000000" w:sz="6"/>
+              <w:bottom w:val="single" w:color="000000" w:sz="6"/>
+              <w:right w:val="single" w:color="000000" w:sz="6"/>
+            </w:tcBorders>
+            <w:tcMar>
+              <w:top w:type="dxa" w:w="60"/>
+              <w:left w:type="dxa" w:w="90"/>
+              <w:bottom w:type="dxa" w:w="60"/>
+              <w:right w:type="dxa" w:w="90"/>
+            </w:tcMar>
+          </w:tcPr>
+          <w:p>
+            <w:pPr>
+              <w:jc w:val="left"/>
+            </w:pPr>
+            <w:r>
+              <w:rPr>
+                <w:rFonts w:ascii="Malgun Gothic" w:cs="Malgun Gothic" w:eastAsia="Malgun Gothic" w:hAnsi="Malgun Gothic"/>
+                <w:sz w:val="20"/>
+                <w:szCs w:val="20"/>
+              </w:rPr>
+              <w:t xml:space="preserve">4.0 ~ 8.0 m</w:t>
+            </w:r>
+          </w:p>
+        </w:tc>
+        <w:tc>
+          <w:tcPr>
+            <w:tcW w:type="dxa" w:w="4160"/>
+            <w:tcBorders>
+              <w:top w:val="single" w:color="000000" w:sz="6"/>
+              <w:left w:val="single" w:color="000000" w:sz="6"/>
+              <w:bottom w:val="single" w:color="000000" w:sz="6"/>
+              <w:right w:val="single" w:color="000000" w:sz="6"/>
+            </w:tcBorders>
+            <w:tcMar>
+              <w:top w:type="dxa" w:w="60"/>
+              <w:left w:type="dxa" w:w="90"/>
+              <w:bottom w:type="dxa" w:w="60"/>
+              <w:right w:type="dxa" w:w="90"/>
+            </w:tcMar>
+          </w:tcPr>
+          <w:p>
+            <w:pPr>
+              <w:jc w:val="left"/>
+            </w:pPr>
+            <w:r>
+              <w:rPr>
+                <w:rFonts w:ascii="Malgun Gothic" w:cs="Malgun Gothic" w:eastAsia="Malgun Gothic" w:hAnsi="Malgun Gothic"/>
+                <w:sz w:val="20"/>
+                <w:szCs w:val="20"/>
+              </w:rPr>
+              <w:t xml:space="preserve">시뮬 게이트폭 2·3 m 보수 설정보다 넓음</w:t>
+            </w:r>
+          </w:p>
+        </w:tc>
+      </w:tr>
+      <w:tr>
+        <w:tc>
+          <w:tcPr>
+            <w:tcW w:type="dxa" w:w="2600"/>
+            <w:tcBorders>
+              <w:top w:val="single" w:color="000000" w:sz="6"/>
+              <w:left w:val="single" w:color="000000" w:sz="6"/>
+              <w:bottom w:val="single" w:color="000000" w:sz="6"/>
+              <w:right w:val="single" w:color="000000" w:sz="6"/>
+            </w:tcBorders>
+            <w:tcMar>
+              <w:top w:type="dxa" w:w="60"/>
+              <w:left w:type="dxa" w:w="90"/>
+              <w:bottom w:type="dxa" w:w="60"/>
+              <w:right w:type="dxa" w:w="90"/>
+            </w:tcMar>
+          </w:tcPr>
+          <w:p>
+            <w:pPr>
+              <w:jc w:val="left"/>
+            </w:pPr>
+            <w:r>
+              <w:rPr>
+                <w:rFonts w:ascii="Malgun Gothic" w:cs="Malgun Gothic" w:eastAsia="Malgun Gothic" w:hAnsi="Malgun Gothic"/>
+                <w:sz w:val="20"/>
+                <w:szCs w:val="20"/>
+              </w:rPr>
+              <w:t xml:space="preserve">자율운항 장애물 간격</w:t>
+            </w:r>
+          </w:p>
+        </w:tc>
+        <w:tc>
+          <w:tcPr>
+            <w:tcW w:type="dxa" w:w="2600"/>
+            <w:tcBorders>
+              <w:top w:val="single" w:color="000000" w:sz="6"/>
+              <w:left w:val="single" w:color="000000" w:sz="6"/>
+              <w:bottom w:val="single" w:color="000000" w:sz="6"/>
+              <w:right w:val="single" w:color="000000" w:sz="6"/>
+            </w:tcBorders>
+            <w:tcMar>
+              <w:top w:type="dxa" w:w="60"/>
+              <w:left w:type="dxa" w:w="90"/>
+              <w:bottom w:type="dxa" w:w="60"/>
+              <w:right w:type="dxa" w:w="90"/>
+            </w:tcMar>
+          </w:tcPr>
+          <w:p>
+            <w:pPr>
+              <w:jc w:val="left"/>
+            </w:pPr>
+            <w:r>
+              <w:rPr>
+                <w:rFonts w:ascii="Malgun Gothic" w:cs="Malgun Gothic" w:eastAsia="Malgun Gothic" w:hAnsi="Malgun Gothic"/>
+                <w:sz w:val="20"/>
+                <w:szCs w:val="20"/>
+              </w:rPr>
+              <w:t xml:space="preserve">약 1.0 m (⚠️ 첨부 1 원문 확인)</w:t>
+            </w:r>
+          </w:p>
+        </w:tc>
+        <w:tc>
+          <w:tcPr>
+            <w:tcW w:type="dxa" w:w="4160"/>
+            <w:tcBorders>
+              <w:top w:val="single" w:color="000000" w:sz="6"/>
+              <w:left w:val="single" w:color="000000" w:sz="6"/>
+              <w:bottom w:val="single" w:color="000000" w:sz="6"/>
+              <w:right w:val="single" w:color="000000" w:sz="6"/>
+            </w:tcBorders>
+            <w:tcMar>
+              <w:top w:type="dxa" w:w="60"/>
+              <w:left w:type="dxa" w:w="90"/>
+              <w:bottom w:type="dxa" w:w="60"/>
+              <w:right w:type="dxa" w:w="90"/>
+            </w:tcMar>
+          </w:tcPr>
+          <w:p>
+            <w:pPr>
+              <w:jc w:val="left"/>
+            </w:pPr>
+            <w:r>
+              <w:rPr>
+                <w:rFonts w:ascii="Malgun Gothic" w:cs="Malgun Gothic" w:eastAsia="Malgun Gothic" w:hAnsi="Malgun Gothic"/>
+                <w:sz w:val="20"/>
+                <w:szCs w:val="20"/>
+              </w:rPr>
+              <w:t xml:space="preserve">min_required_width = 0.29×2 + 0.25 = 0.83 m → 9° 이내 정렬 필요(Ⅲ-6.1)</w:t>
+            </w:r>
+          </w:p>
+        </w:tc>
+      </w:tr>
+      <w:tr>
+        <w:tc>
+          <w:tcPr>
+            <w:tcW w:type="dxa" w:w="2600"/>
+            <w:tcBorders>
+              <w:top w:val="single" w:color="000000" w:sz="6"/>
+              <w:left w:val="single" w:color="000000" w:sz="6"/>
+              <w:bottom w:val="single" w:color="000000" w:sz="6"/>
+              <w:right w:val="single" w:color="000000" w:sz="6"/>
+            </w:tcBorders>
+            <w:tcMar>
+              <w:top w:type="dxa" w:w="60"/>
+              <w:left w:type="dxa" w:w="90"/>
+              <w:bottom w:type="dxa" w:w="60"/>
+              <w:right w:type="dxa" w:w="90"/>
+            </w:tcMar>
+          </w:tcPr>
+          <w:p>
+            <w:pPr>
+              <w:jc w:val="left"/>
+            </w:pPr>
+            <w:r>
+              <w:rPr>
+                <w:rFonts w:ascii="Malgun Gothic" w:cs="Malgun Gothic" w:eastAsia="Malgun Gothic" w:hAnsi="Malgun Gothic"/>
+                <w:sz w:val="20"/>
+                <w:szCs w:val="20"/>
+              </w:rPr>
+              <w:t xml:space="preserve">도크 간격</w:t>
+            </w:r>
+          </w:p>
+        </w:tc>
+        <w:tc>
+          <w:tcPr>
+            <w:tcW w:type="dxa" w:w="2600"/>
+            <w:tcBorders>
+              <w:top w:val="single" w:color="000000" w:sz="6"/>
+              <w:left w:val="single" w:color="000000" w:sz="6"/>
+              <w:bottom w:val="single" w:color="000000" w:sz="6"/>
+              <w:right w:val="single" w:color="000000" w:sz="6"/>
+            </w:tcBorders>
+            <w:tcMar>
+              <w:top w:type="dxa" w:w="60"/>
+              <w:left w:type="dxa" w:w="90"/>
+              <w:bottom w:type="dxa" w:w="60"/>
+              <w:right w:type="dxa" w:w="90"/>
+            </w:tcMar>
+          </w:tcPr>
+          <w:p>
+            <w:pPr>
+              <w:jc w:val="left"/>
+            </w:pPr>
+            <w:r>
+              <w:rPr>
+                <w:rFonts w:ascii="Malgun Gothic" w:cs="Malgun Gothic" w:eastAsia="Malgun Gothic" w:hAnsi="Malgun Gothic"/>
+                <w:sz w:val="20"/>
+                <w:szCs w:val="20"/>
+              </w:rPr>
+              <w:t xml:space="preserve">1.0 m</w:t>
+            </w:r>
+          </w:p>
+        </w:tc>
+        <w:tc>
+          <w:tcPr>
+            <w:tcW w:type="dxa" w:w="4160"/>
+            <w:tcBorders>
+              <w:top w:val="single" w:color="000000" w:sz="6"/>
+              <w:left w:val="single" w:color="000000" w:sz="6"/>
+              <w:bottom w:val="single" w:color="000000" w:sz="6"/>
+              <w:right w:val="single" w:color="000000" w:sz="6"/>
+            </w:tcBorders>
+            <w:tcMar>
+              <w:top w:type="dxa" w:w="60"/>
+              <w:left w:type="dxa" w:w="90"/>
+              <w:bottom w:type="dxa" w:w="60"/>
+              <w:right w:type="dxa" w:w="90"/>
+            </w:tcMar>
+          </w:tcPr>
+          <w:p>
+            <w:pPr>
+              <w:jc w:val="left"/>
+            </w:pPr>
+            <w:r>
+              <w:rPr>
+                <w:rFonts w:ascii="Malgun Gothic" w:cs="Malgun Gothic" w:eastAsia="Malgun Gothic" w:hAnsi="Malgun Gothic"/>
+                <w:sz w:val="20"/>
+                <w:szCs w:val="20"/>
+              </w:rPr>
+              <w:t xml:space="preserve">선폭 0.57 → 좌우 여유 0.2 m. 접안 거리 contact_dist_m 은 도크 깊이 확정 후</w:t>
+            </w:r>
+          </w:p>
+        </w:tc>
+      </w:tr>
+      <w:tr>
+        <w:tc>
+          <w:tcPr>
+            <w:tcW w:type="dxa" w:w="2600"/>
+            <w:tcBorders>
+              <w:top w:val="single" w:color="000000" w:sz="6"/>
+              <w:left w:val="single" w:color="000000" w:sz="6"/>
+              <w:bottom w:val="single" w:color="000000" w:sz="6"/>
+              <w:right w:val="single" w:color="000000" w:sz="6"/>
+            </w:tcBorders>
+            <w:tcMar>
+              <w:top w:type="dxa" w:w="60"/>
+              <w:left w:type="dxa" w:w="90"/>
+              <w:bottom w:type="dxa" w:w="60"/>
+              <w:right w:type="dxa" w:w="90"/>
+            </w:tcMar>
+          </w:tcPr>
+          <w:p>
+            <w:pPr>
+              <w:jc w:val="left"/>
+            </w:pPr>
+            <w:r>
+              <w:rPr>
+                <w:rFonts w:ascii="Malgun Gothic" w:cs="Malgun Gothic" w:eastAsia="Malgun Gothic" w:hAnsi="Malgun Gothic"/>
+                <w:sz w:val="20"/>
+                <w:szCs w:val="20"/>
+              </w:rPr>
+              <w:t xml:space="preserve">도킹 표식</w:t>
+            </w:r>
+          </w:p>
+        </w:tc>
+        <w:tc>
+          <w:tcPr>
+            <w:tcW w:type="dxa" w:w="2600"/>
+            <w:tcBorders>
+              <w:top w:val="single" w:color="000000" w:sz="6"/>
+              <w:left w:val="single" w:color="000000" w:sz="6"/>
+              <w:bottom w:val="single" w:color="000000" w:sz="6"/>
+              <w:right w:val="single" w:color="000000" w:sz="6"/>
+            </w:tcBorders>
+            <w:tcMar>
+              <w:top w:type="dxa" w:w="60"/>
+              <w:left w:type="dxa" w:w="90"/>
+              <w:bottom w:type="dxa" w:w="60"/>
+              <w:right w:type="dxa" w:w="90"/>
+            </w:tcMar>
+          </w:tcPr>
+          <w:p>
+            <w:pPr>
+              <w:jc w:val="left"/>
+            </w:pPr>
+            <w:r>
+              <w:rPr>
+                <w:rFonts w:ascii="Malgun Gothic" w:cs="Malgun Gothic" w:eastAsia="Malgun Gothic" w:hAnsi="Malgun Gothic"/>
+                <w:sz w:val="20"/>
+                <w:szCs w:val="20"/>
+              </w:rPr>
+              <w:t xml:space="preserve">삼각·원·사각 × 빨강·초록·파랑·주황·노랑 중 당일 지정</w:t>
+            </w:r>
+          </w:p>
+        </w:tc>
+        <w:tc>
+          <w:tcPr>
+            <w:tcW w:type="dxa" w:w="4160"/>
+            <w:tcBorders>
+              <w:top w:val="single" w:color="000000" w:sz="6"/>
+              <w:left w:val="single" w:color="000000" w:sz="6"/>
+              <w:bottom w:val="single" w:color="000000" w:sz="6"/>
+              <w:right w:val="single" w:color="000000" w:sz="6"/>
+            </w:tcBorders>
+            <w:tcMar>
+              <w:top w:type="dxa" w:w="60"/>
+              <w:left w:type="dxa" w:w="90"/>
+              <w:bottom w:type="dxa" w:w="60"/>
+              <w:right w:type="dxa" w:w="90"/>
+            </w:tcMar>
+          </w:tcPr>
+          <w:p>
+            <w:pPr>
+              <w:jc w:val="left"/>
+            </w:pPr>
+            <w:r>
+              <w:rPr>
+                <w:rFonts w:ascii="Malgun Gothic" w:cs="Malgun Gothic" w:eastAsia="Malgun Gothic" w:hAnsi="Malgun Gothic"/>
+                <w:sz w:val="20"/>
+                <w:szCs w:val="20"/>
+              </w:rPr>
+              <w:t xml:space="preserve">vision.yaml 에 6색 HSV·3형상 판정 보유</w:t>
+            </w:r>
+          </w:p>
+        </w:tc>
+      </w:tr>
+    </w:tbl>
+    <w:p>
+      <w:pPr>
         <w:pStyle w:val="Heading3"/>
         <w:spacing w:after="80" w:before="160"/>
       </w:pPr>
@@ -2572,6 +3167,20 @@
     </w:p>
     <w:p>
       <w:pPr>
+        <w:spacing w:after="60" w:line="290"/>
+        <w:ind w:left="360" w:hanging="240"/>
+      </w:pPr>
+      <w:r>
+        <w:rPr>
+          <w:rFonts w:ascii="Malgun Gothic" w:cs="Malgun Gothic" w:eastAsia="Malgun Gothic" w:hAnsi="Malgun Gothic"/>
+          <w:sz w:val="20"/>
+          <w:szCs w:val="20"/>
+        </w:rPr>
+        <w:t xml:space="preserve">•  작년 설계 고려조건 승계: ⅰ 규격 내에서 장애물 간격 통과, ⅱ 파랑으로 변하는 간격 대응, ⅲ 게이트 경계선 통과, ⅳ 도크 진입 치수, ⅴ 피칭 중 흘수·복원성, ⅵ 부표(1.0×0.5 m) 인식을 가리지 않는 카메라 높이.</w:t>
+      </w:r>
+    </w:p>
+    <w:p>
+      <w:pPr>
         <w:pStyle w:val="Heading2"/>
         <w:spacing w:after="120" w:before="240"/>
       </w:pPr>
@@ -3224,7 +3833,7 @@
                 <w:sz w:val="20"/>
                 <w:szCs w:val="20"/>
               </w:rPr>
-              <w:t xml:space="preserve">____</w:t>
+              <w:t xml:space="preserve">35 추정 (실측 ____)</w:t>
             </w:r>
           </w:p>
         </w:tc>
@@ -3254,7 +3863,7 @@
                 <w:sz w:val="20"/>
                 <w:szCs w:val="20"/>
               </w:rPr>
-              <w:t xml:space="preserve">____</w:t>
+              <w:t xml:space="preserve">35 추정 (실측 ____)</w:t>
             </w:r>
           </w:p>
         </w:tc>
@@ -3316,7 +3925,7 @@
                 <w:sz w:val="20"/>
                 <w:szCs w:val="20"/>
               </w:rPr>
-              <w:t xml:space="preserve">____ / ____ (35kg 가정 흘수 73)</w:t>
+              <w:t xml:space="preserve">추정 74 / 96 (실측 ____ / ____)</w:t>
             </w:r>
           </w:p>
         </w:tc>
@@ -3346,7 +3955,7 @@
                 <w:sz w:val="20"/>
                 <w:szCs w:val="20"/>
               </w:rPr>
-              <w:t xml:space="preserve">____ / ____ (35kg 가정 흘수 74 / 건현 66)</w:t>
+              <w:t xml:space="preserve">추정 74 / 66 (실측 ____ / ____)</w:t>
             </w:r>
           </w:p>
         </w:tc>
@@ -3426,7 +4035,7 @@
           <w:sz w:val="20"/>
           <w:szCs w:val="20"/>
         </w:rPr>
-        <w:t xml:space="preserve">선종: FRP 단동선. 선정 이유 — ____ (예: 2025 실해역 전환 후 요구된 횡안정성 vs 단동선의 저항·제작 용이성 비교, 작년 몰드 재활용 가능성, 방수박스 400×300 수납 폭).</w:t>
+        <w:t xml:space="preserve">선종: FRP 단동선(오픈 헐, 선미 트랜섬; 2번배는 뾰족한 선수). 작년(2025)은 쌍동선 + 중앙 킬, 1.05 × 0.55 × 0.24 m, 23.2 kg, 흘수 0.13 m 였다. 올해 길이를 1.66 / 1.77 m 로 늘리고 단동선으로 바꾼 이유 — ____ (예: 실해역 파랑 중 종동요 감소, 방수박스 400×300 수납, 제작 공수).</w:t>
       </w:r>
     </w:p>
     <w:p>
@@ -3543,7 +4152,7 @@
           <w:sz w:val="20"/>
           <w:szCs w:val="20"/>
         </w:rPr>
-        <w:t xml:space="preserve">GM = KB + BM − KG, BM = I_T / ∇. 직육면체 근사에서 KB ≈ T/2, I_T = L·B³/12. 블록계수 Cb 는 작년과 같이 ____ 로 가정하고 흘수 T = m / (ρ·L·B·Cb) 로 추정한다.</w:t>
+        <w:t xml:space="preserve">GM = KB + BM − KG, BM = I_T / ∇. 직육면체 근사에서 KB ≈ T/2, I_T = L·B³/12. 추정값은 담수 ρ 1000, Cb 0.5, 질량 35 kg 가정(스러스터_배치_해석과 동일) — 수선면을 직사각형으로 잡아 BM 은 과대 추정이다. 진수 후 흘수 실측으로 교체.</w:t>
       </w:r>
     </w:p>
     <w:tbl>
@@ -3724,7 +4333,7 @@
                 <w:sz w:val="20"/>
                 <w:szCs w:val="20"/>
               </w:rPr>
-              <w:t xml:space="preserve">____</w:t>
+              <w:t xml:space="preserve">35 가정 (∇ 0.035 m³)</w:t>
             </w:r>
           </w:p>
         </w:tc>
@@ -3754,7 +4363,7 @@
                 <w:sz w:val="20"/>
                 <w:szCs w:val="20"/>
               </w:rPr>
-              <w:t xml:space="preserve">____</w:t>
+              <w:t xml:space="preserve">35 가정</w:t>
             </w:r>
           </w:p>
         </w:tc>
@@ -3816,7 +4425,7 @@
                 <w:sz w:val="20"/>
                 <w:szCs w:val="20"/>
               </w:rPr>
-              <w:t xml:space="preserve">____</w:t>
+              <w:t xml:space="preserve">0.074 (추정)</w:t>
             </w:r>
           </w:p>
         </w:tc>
@@ -3846,7 +4455,7 @@
                 <w:sz w:val="20"/>
                 <w:szCs w:val="20"/>
               </w:rPr>
-              <w:t xml:space="preserve">____</w:t>
+              <w:t xml:space="preserve">0.074 (추정)</w:t>
             </w:r>
           </w:p>
         </w:tc>
@@ -3878,7 +4487,7 @@
                 <w:sz w:val="20"/>
                 <w:szCs w:val="20"/>
               </w:rPr>
-              <w:t xml:space="preserve">KB / BM / KG [m]</w:t>
+              <w:t xml:space="preserve">KB / BM [m]</w:t>
             </w:r>
           </w:p>
         </w:tc>
@@ -3908,7 +4517,7 @@
                 <w:sz w:val="20"/>
                 <w:szCs w:val="20"/>
               </w:rPr>
-              <w:t xml:space="preserve">____ / ____ / ____</w:t>
+              <w:t xml:space="preserve">0.037 / 0.73 (추정)</w:t>
             </w:r>
           </w:p>
         </w:tc>
@@ -3938,7 +4547,7 @@
                 <w:sz w:val="20"/>
                 <w:szCs w:val="20"/>
               </w:rPr>
-              <w:t xml:space="preserve">____ / ____ / ____</w:t>
+              <w:t xml:space="preserve">0.037 / 0.65 (추정)</w:t>
             </w:r>
           </w:p>
         </w:tc>
@@ -3970,7 +4579,7 @@
                 <w:sz w:val="20"/>
                 <w:szCs w:val="20"/>
               </w:rPr>
-              <w:t xml:space="preserve">GM [m]</w:t>
+              <w:t xml:space="preserve">KM = KB + BM [m]</w:t>
             </w:r>
           </w:p>
         </w:tc>
@@ -4000,7 +4609,7 @@
                 <w:sz w:val="20"/>
                 <w:szCs w:val="20"/>
               </w:rPr>
-              <w:t xml:space="preserve">____</w:t>
+              <w:t xml:space="preserve">0.77</w:t>
             </w:r>
           </w:p>
         </w:tc>
@@ -4030,7 +4639,99 @@
                 <w:sz w:val="20"/>
                 <w:szCs w:val="20"/>
               </w:rPr>
-              <w:t xml:space="preserve">____</w:t>
+              <w:t xml:space="preserve">0.68</w:t>
+            </w:r>
+          </w:p>
+        </w:tc>
+      </w:tr>
+      <w:tr>
+        <w:tc>
+          <w:tcPr>
+            <w:tcW w:type="dxa" w:w="3360"/>
+            <w:tcBorders>
+              <w:top w:val="single" w:color="000000" w:sz="6"/>
+              <w:left w:val="single" w:color="000000" w:sz="6"/>
+              <w:bottom w:val="single" w:color="000000" w:sz="6"/>
+              <w:right w:val="single" w:color="000000" w:sz="6"/>
+            </w:tcBorders>
+            <w:tcMar>
+              <w:top w:type="dxa" w:w="60"/>
+              <w:left w:type="dxa" w:w="90"/>
+              <w:bottom w:type="dxa" w:w="60"/>
+              <w:right w:type="dxa" w:w="90"/>
+            </w:tcMar>
+          </w:tcPr>
+          <w:p>
+            <w:pPr>
+              <w:jc w:val="left"/>
+            </w:pPr>
+            <w:r>
+              <w:rPr>
+                <w:rFonts w:ascii="Malgun Gothic" w:cs="Malgun Gothic" w:eastAsia="Malgun Gothic" w:hAnsi="Malgun Gothic"/>
+                <w:sz w:val="20"/>
+                <w:szCs w:val="20"/>
+              </w:rPr>
+              <w:t xml:space="preserve">KG [m] → GM = KM − KG</w:t>
+            </w:r>
+          </w:p>
+        </w:tc>
+        <w:tc>
+          <w:tcPr>
+            <w:tcW w:type="dxa" w:w="3000"/>
+            <w:tcBorders>
+              <w:top w:val="single" w:color="000000" w:sz="6"/>
+              <w:left w:val="single" w:color="000000" w:sz="6"/>
+              <w:bottom w:val="single" w:color="000000" w:sz="6"/>
+              <w:right w:val="single" w:color="000000" w:sz="6"/>
+            </w:tcBorders>
+            <w:tcMar>
+              <w:top w:type="dxa" w:w="60"/>
+              <w:left w:type="dxa" w:w="90"/>
+              <w:bottom w:type="dxa" w:w="60"/>
+              <w:right w:type="dxa" w:w="90"/>
+            </w:tcMar>
+          </w:tcPr>
+          <w:p>
+            <w:pPr>
+              <w:jc w:val="left"/>
+            </w:pPr>
+            <w:r>
+              <w:rPr>
+                <w:rFonts w:ascii="Malgun Gothic" w:cs="Malgun Gothic" w:eastAsia="Malgun Gothic" w:hAnsi="Malgun Gothic"/>
+                <w:sz w:val="20"/>
+                <w:szCs w:val="20"/>
+              </w:rPr>
+              <w:t xml:space="preserve">____ → ____</w:t>
+            </w:r>
+          </w:p>
+        </w:tc>
+        <w:tc>
+          <w:tcPr>
+            <w:tcW w:type="dxa" w:w="3000"/>
+            <w:tcBorders>
+              <w:top w:val="single" w:color="000000" w:sz="6"/>
+              <w:left w:val="single" w:color="000000" w:sz="6"/>
+              <w:bottom w:val="single" w:color="000000" w:sz="6"/>
+              <w:right w:val="single" w:color="000000" w:sz="6"/>
+            </w:tcBorders>
+            <w:tcMar>
+              <w:top w:type="dxa" w:w="60"/>
+              <w:left w:type="dxa" w:w="90"/>
+              <w:bottom w:type="dxa" w:w="60"/>
+              <w:right w:type="dxa" w:w="90"/>
+            </w:tcMar>
+          </w:tcPr>
+          <w:p>
+            <w:pPr>
+              <w:jc w:val="left"/>
+            </w:pPr>
+            <w:r>
+              <w:rPr>
+                <w:rFonts w:ascii="Malgun Gothic" w:cs="Malgun Gothic" w:eastAsia="Malgun Gothic" w:hAnsi="Malgun Gothic"/>
+                <w:sz w:val="20"/>
+                <w:szCs w:val="20"/>
+              </w:rPr>
+              <w:t xml:space="preserve">____ → ____</w:t>
             </w:r>
           </w:p>
         </w:tc>
@@ -5755,7 +6456,7 @@
           <w:sz w:val="20"/>
           <w:szCs w:val="20"/>
         </w:rPr>
-        <w:t xml:space="preserve">•  ⚠️ 작년 대비 선체 중량 변화 ____ kg → ____ kg (i-Tricat 식 정량 비교).</w:t>
+        <w:t xml:space="preserve">•  ⚠️ 작년 대비 중량: 2025 선체+부가물 23.2 kg (1.05 m) → 2026 1번배 ____ kg (1.66 m) / 2번배 ____ kg (1.77 m).</w:t>
       </w:r>
     </w:p>
     <w:p>
@@ -7974,7 +8675,7 @@
                 <w:sz w:val="20"/>
                 <w:szCs w:val="20"/>
               </w:rPr>
-              <w:t xml:space="preserve">Luxonis OAK-1 PoE FF 69°</w:t>
+              <w:t xml:space="preserve">Luxonis OAK-1 PoE FF (HFOV 69° 스펙)</w:t>
             </w:r>
           </w:p>
         </w:tc>
@@ -8004,7 +8705,7 @@
                 <w:sz w:val="20"/>
                 <w:szCs w:val="20"/>
               </w:rPr>
-              <w:t xml:space="preserve">게이트·부표·도크 색/형상 방위각</w:t>
+              <w:t xml:space="preserve">게이트·부표·도크 색/형상 방위각. hfov_deg 는 camera_info 로 실측 교체</w:t>
             </w:r>
           </w:p>
         </w:tc>
@@ -9003,7 +9704,7 @@
                 <w:sz w:val="20"/>
                 <w:szCs w:val="20"/>
               </w:rPr>
-              <w:t xml:space="preserve">hfov_deg 80.32 (D455 camera_info 실측) → ⚠️ OAK 실측값으로 교체</w:t>
+              <w:t xml:space="preserve">hfov_deg 80.32 (D455 camera_info 실측) → OAK 스펙 69°, ⚠️ camera_info fx 로 실측 교체</w:t>
             </w:r>
           </w:p>
         </w:tc>
@@ -10984,7 +11685,7 @@
           <w:sz w:val="20"/>
           <w:szCs w:val="20"/>
         </w:rPr>
-        <w:t xml:space="preserve">•  검출기 dock 이 목표 색·형상(삼각/사각/원/십자 × 색)의 방위각만 발행. 유효값 밖이면 ERROR + 발행 정지(임계는 혼동행렬 수치로 정함).</w:t>
+        <w:t xml:space="preserve">•  도크 3개 중 당일 지정 표식(삼각·원·사각 × 빨강·초록·파랑·주황·노랑)을 찾는다. 검출기 dock 이 target_color·target_shape 와 일치하는 후보의 방위각만 발행, 유효값 밖이면 ERROR + 발행 정지(임계는 혼동행렬 수치로 정함). 도크 간격 1.0 m.</w:t>
       </w:r>
     </w:p>
     <w:p>
@@ -14539,7 +15240,7 @@
                 <w:sz w:val="20"/>
                 <w:szCs w:val="20"/>
               </w:rPr>
-              <w:t xml:space="preserve">2 / 3 / 19</w:t>
+              <w:t xml:space="preserve">2</w:t>
             </w:r>
           </w:p>
         </w:tc>
@@ -14569,7 +15270,131 @@
                 <w:sz w:val="20"/>
                 <w:szCs w:val="20"/>
               </w:rPr>
-              <w:t xml:space="preserve">RC 수신기 채널 (조향 / 스로틀 / 모드) ⚠️ 채널 번호 확정</w:t>
+              <w:t xml:space="preserve">RC 스로틀 (오른쪽 스틱 상하) — 08-25 실측, 중립 1466 µs (09-30 조종기 리셋 후)</w:t>
+            </w:r>
+          </w:p>
+        </w:tc>
+      </w:tr>
+      <w:tr>
+        <w:tc>
+          <w:tcPr>
+            <w:tcW w:type="dxa" w:w="2000"/>
+            <w:tcBorders>
+              <w:top w:val="single" w:color="000000" w:sz="6"/>
+              <w:left w:val="single" w:color="000000" w:sz="6"/>
+              <w:bottom w:val="single" w:color="000000" w:sz="6"/>
+              <w:right w:val="single" w:color="000000" w:sz="6"/>
+            </w:tcBorders>
+            <w:tcMar>
+              <w:top w:type="dxa" w:w="60"/>
+              <w:left w:type="dxa" w:w="90"/>
+              <w:bottom w:type="dxa" w:w="60"/>
+              <w:right w:type="dxa" w:w="90"/>
+            </w:tcMar>
+          </w:tcPr>
+          <w:p>
+            <w:pPr>
+              <w:jc w:val="left"/>
+            </w:pPr>
+            <w:r>
+              <w:rPr>
+                <w:rFonts w:ascii="Malgun Gothic" w:cs="Malgun Gothic" w:eastAsia="Malgun Gothic" w:hAnsi="Malgun Gothic"/>
+                <w:sz w:val="20"/>
+                <w:szCs w:val="20"/>
+              </w:rPr>
+              <w:t xml:space="preserve">3</w:t>
+            </w:r>
+          </w:p>
+        </w:tc>
+        <w:tc>
+          <w:tcPr>
+            <w:tcW w:type="dxa" w:w="7360"/>
+            <w:tcBorders>
+              <w:top w:val="single" w:color="000000" w:sz="6"/>
+              <w:left w:val="single" w:color="000000" w:sz="6"/>
+              <w:bottom w:val="single" w:color="000000" w:sz="6"/>
+              <w:right w:val="single" w:color="000000" w:sz="6"/>
+            </w:tcBorders>
+            <w:tcMar>
+              <w:top w:type="dxa" w:w="60"/>
+              <w:left w:type="dxa" w:w="90"/>
+              <w:bottom w:type="dxa" w:w="60"/>
+              <w:right w:type="dxa" w:w="90"/>
+            </w:tcMar>
+          </w:tcPr>
+          <w:p>
+            <w:pPr>
+              <w:jc w:val="left"/>
+            </w:pPr>
+            <w:r>
+              <w:rPr>
+                <w:rFonts w:ascii="Malgun Gothic" w:cs="Malgun Gothic" w:eastAsia="Malgun Gothic" w:hAnsi="Malgun Gothic"/>
+                <w:sz w:val="20"/>
+                <w:szCs w:val="20"/>
+              </w:rPr>
+              <w:t xml:space="preserve">RC 조향 (왼쪽 스틱 좌우) — 08-25 실측, 중립 1426 µs</w:t>
+            </w:r>
+          </w:p>
+        </w:tc>
+      </w:tr>
+      <w:tr>
+        <w:tc>
+          <w:tcPr>
+            <w:tcW w:type="dxa" w:w="2000"/>
+            <w:tcBorders>
+              <w:top w:val="single" w:color="000000" w:sz="6"/>
+              <w:left w:val="single" w:color="000000" w:sz="6"/>
+              <w:bottom w:val="single" w:color="000000" w:sz="6"/>
+              <w:right w:val="single" w:color="000000" w:sz="6"/>
+            </w:tcBorders>
+            <w:tcMar>
+              <w:top w:type="dxa" w:w="60"/>
+              <w:left w:type="dxa" w:w="90"/>
+              <w:bottom w:type="dxa" w:w="60"/>
+              <w:right w:type="dxa" w:w="90"/>
+            </w:tcMar>
+          </w:tcPr>
+          <w:p>
+            <w:pPr>
+              <w:jc w:val="left"/>
+            </w:pPr>
+            <w:r>
+              <w:rPr>
+                <w:rFonts w:ascii="Malgun Gothic" w:cs="Malgun Gothic" w:eastAsia="Malgun Gothic" w:hAnsi="Malgun Gothic"/>
+                <w:sz w:val="20"/>
+                <w:szCs w:val="20"/>
+              </w:rPr>
+              <w:t xml:space="preserve">19</w:t>
+            </w:r>
+          </w:p>
+        </w:tc>
+        <w:tc>
+          <w:tcPr>
+            <w:tcW w:type="dxa" w:w="7360"/>
+            <w:tcBorders>
+              <w:top w:val="single" w:color="000000" w:sz="6"/>
+              <w:left w:val="single" w:color="000000" w:sz="6"/>
+              <w:bottom w:val="single" w:color="000000" w:sz="6"/>
+              <w:right w:val="single" w:color="000000" w:sz="6"/>
+            </w:tcBorders>
+            <w:tcMar>
+              <w:top w:type="dxa" w:w="60"/>
+              <w:left w:type="dxa" w:w="90"/>
+              <w:bottom w:type="dxa" w:w="60"/>
+              <w:right w:type="dxa" w:w="90"/>
+            </w:tcMar>
+          </w:tcPr>
+          <w:p>
+            <w:pPr>
+              <w:jc w:val="left"/>
+            </w:pPr>
+            <w:r>
+              <w:rPr>
+                <w:rFonts w:ascii="Malgun Gothic" w:cs="Malgun Gothic" w:eastAsia="Malgun Gothic" w:hAnsi="Malgun Gothic"/>
+                <w:sz w:val="20"/>
+                <w:szCs w:val="20"/>
+              </w:rPr>
+              <w:t xml:space="preserve">RC 모드 스위치 (WAIT / MANUAL / AUTO) — 08-18 이설, 외부 인터럽트 핀</w:t>
             </w:r>
           </w:p>
         </w:tc>
@@ -14951,6 +15776,20 @@
           <w:szCs w:val="20"/>
         </w:rPr>
         <w:t xml:space="preserve">•  수신기 페일세이프 설정 필수(신호 두절 시 모드 채널이 WAIT 로). RC 두절 처리는 펌웨어에서 바꾸지 않는다(팀 결정).</w:t>
+      </w:r>
+    </w:p>
+    <w:p>
+      <w:pPr>
+        <w:spacing w:after="60" w:line="290"/>
+        <w:ind w:left="360" w:hanging="240"/>
+      </w:pPr>
+      <w:r>
+        <w:rPr>
+          <w:rFonts w:ascii="Malgun Gothic" w:cs="Malgun Gothic" w:eastAsia="Malgun Gothic" w:hAnsi="Malgun Gothic"/>
+          <w:sz w:val="20"/>
+          <w:szCs w:val="20"/>
+        </w:rPr>
+        <w:t xml:space="preserve">•  펌웨어: 스틱 중립 1466/1426 µs 기준 데드밴드 적용, 조향 감도 STEER_SCALE_N 10/10, RC 조향·스로틀 반전 없음(09-03 실측). 좌 ESC 핀 12 / 우 ESC 핀 11 (08-25 실물 확인).</w:t>
       </w:r>
     </w:p>
     <w:tbl>
@@ -15731,7 +16570,7 @@
           <w:sz w:val="20"/>
           <w:szCs w:val="20"/>
         </w:rPr>
-        <w:t xml:space="preserve">•  마스트: D455 위, OAK 아래, 회전면 수면 +13~17 cm. GPS 안테나는 금속 접지판 위(배치도/gps_antenna_position.png).</w:t>
+        <w:t xml:space="preserve">•  마스트: 3D 프린트(PETG/ASA), 갑판 위 ≤ 22 cm, 중심선에 1번배 선미에서 1294 mm / 2번배 약 1130 mm. D455 위, OAK 아래, 회전면 수면 +13~17 cm. GPS 안테나는 접지판 위 x=535(배치도/gps_antenna_position.png).</w:t>
       </w:r>
     </w:p>
     <w:p>
@@ -16097,7 +16936,7 @@
                 <w:sz w:val="20"/>
                 <w:szCs w:val="20"/>
               </w:rPr>
-              <w:t xml:space="preserve">⚠️ ____ / 2×24 A</w:t>
+              <w:t xml:space="preserve">순항 ⚠️ ____ / 최대 2×약 21 A (스펙)</w:t>
             </w:r>
           </w:p>
         </w:tc>
@@ -16127,7 +16966,7 @@
                 <w:sz w:val="20"/>
                 <w:szCs w:val="20"/>
               </w:rPr>
-              <w:t xml:space="preserve">임무 중 전형 부하 실측</w:t>
+              <w:t xml:space="preserve">배터리 1조당 1척, 순간 수십 A → 굵은 선·EC5</w:t>
             </w:r>
           </w:p>
         </w:tc>
@@ -16219,7 +17058,7 @@
                 <w:sz w:val="20"/>
                 <w:szCs w:val="20"/>
               </w:rPr>
-              <w:t xml:space="preserve">⚠️ ____ / 4×24 A</w:t>
+              <w:t xml:space="preserve">순항 ⚠️ ____ / 최대 4×약 21 A (스펙)</w:t>
             </w:r>
           </w:p>
         </w:tc>
@@ -16463,7 +17302,7 @@
                 <w:sz w:val="20"/>
                 <w:szCs w:val="20"/>
               </w:rPr>
-              <w:t xml:space="preserve">⚠️ ____ / 5 A</w:t>
+              <w:t xml:space="preserve">약 1.5 A 스펙 합(LiDAR A3 0.6, 기동 1.5 / D455 0.7 / F9P 0.1 / IMU 0.05) / 모듈 5 A</w:t>
             </w:r>
           </w:p>
         </w:tc>
@@ -16493,7 +17332,7 @@
                 <w:sz w:val="20"/>
                 <w:szCs w:val="20"/>
               </w:rPr>
-              <w:t xml:space="preserve">SZWENGAO 모듈</w:t>
+              <w:t xml:space="preserve">⚠️ 실측</w:t>
             </w:r>
           </w:p>
         </w:tc>
